--- a/剧情.docx
+++ b/剧情.docx
@@ -5,7 +5,7 @@
     <w:p>
       <w:pPr>
         <w:rPr>
-          <w:rStyle w:val="6"/>
+          <w:rStyle w:val="8"/>
           <w:rFonts w:hint="default" w:ascii="Helvetica Neue" w:hAnsi="Helvetica Neue" w:eastAsia="宋体" w:cs="Helvetica Neue"/>
           <w:b/>
           <w:caps w:val="0"/>
@@ -19,7 +19,7 @@
       </w:pPr>
       <w:r>
         <w:rPr>
-          <w:rStyle w:val="6"/>
+          <w:rStyle w:val="8"/>
           <w:rFonts w:hint="eastAsia" w:ascii="Helvetica Neue" w:hAnsi="Helvetica Neue" w:eastAsia="宋体" w:cs="Helvetica Neue"/>
           <w:b/>
           <w:caps w:val="0"/>
@@ -36,7 +36,7 @@
     <w:p>
       <w:pPr>
         <w:rPr>
-          <w:rStyle w:val="6"/>
+          <w:rStyle w:val="8"/>
           <w:rFonts w:hint="default" w:ascii="Helvetica Neue" w:hAnsi="Helvetica Neue" w:eastAsia="宋体" w:cs="Helvetica Neue"/>
           <w:b/>
           <w:caps w:val="0"/>
@@ -52,7 +52,7 @@
     <w:p>
       <w:pPr>
         <w:rPr>
-          <w:rStyle w:val="6"/>
+          <w:rStyle w:val="8"/>
           <w:rFonts w:hint="default" w:ascii="Helvetica Neue" w:hAnsi="Helvetica Neue" w:eastAsia="宋体" w:cs="Helvetica Neue"/>
           <w:b/>
           <w:caps w:val="0"/>
@@ -66,7 +66,7 @@
       </w:pPr>
       <w:r>
         <w:rPr>
-          <w:rStyle w:val="6"/>
+          <w:rStyle w:val="8"/>
           <w:rFonts w:hint="eastAsia" w:ascii="Helvetica Neue" w:hAnsi="Helvetica Neue" w:eastAsia="宋体" w:cs="Helvetica Neue"/>
           <w:b/>
           <w:caps w:val="0"/>
@@ -218,7 +218,7 @@
           <w:rFonts w:hint="eastAsia"/>
           <w:lang w:val="en-US" w:eastAsia="zh-CN"/>
         </w:rPr>
-        <w:t>第5使徒：嗔 地狱傀儡（暴君，替换冥界骑士，阎魔眼）</w:t>
+        <w:t>第5使徒：嗔 地狱傀儡（暴君，替换冥界骑士建筑，移除多余粪怪，阎魔眼）</w:t>
       </w:r>
     </w:p>
     <w:p>
@@ -275,26 +275,33 @@
       <w:pPr>
         <w:bidi w:val="0"/>
         <w:rPr>
-          <w:rFonts w:hint="eastAsia"/>
-          <w:lang w:val="en-US" w:eastAsia="zh-CN"/>
-        </w:rPr>
-      </w:pPr>
-      <w:r>
-        <w:rPr>
-          <w:rFonts w:hint="eastAsia"/>
-          <w:lang w:val="en-US" w:eastAsia="zh-CN"/>
-        </w:rPr>
-        <w:t>解轮回绝境祭坛，可召唤牢亚</w:t>
+          <w:rFonts w:hint="default"/>
+          <w:lang w:val="en-US" w:eastAsia="zh-CN"/>
+        </w:rPr>
+      </w:pPr>
+      <w:r>
+        <w:rPr>
+          <w:rFonts w:hint="eastAsia"/>
+          <w:lang w:val="en-US" w:eastAsia="zh-CN"/>
+        </w:rPr>
+        <w:t>解锁往生之门支线，凋零造物品</w:t>
       </w:r>
     </w:p>
     <w:p>
       <w:pPr>
         <w:bidi w:val="0"/>
         <w:rPr>
-          <w:rFonts w:hint="eastAsia"/>
-          <w:lang w:val="en-US" w:eastAsia="zh-CN"/>
-        </w:rPr>
-      </w:pPr>
+          <w:rFonts w:hint="default"/>
+          <w:lang w:val="en-US" w:eastAsia="zh-CN"/>
+        </w:rPr>
+      </w:pPr>
+      <w:r>
+        <w:rPr>
+          <w:rFonts w:hint="eastAsia"/>
+          <w:lang w:val="en-US" w:eastAsia="zh-CN"/>
+        </w:rPr>
+        <w:t>解轮回绝境祭坛，可召唤牢亚。觐见逐火者英灵是严肃的事，禁止切换武器，并且消除预先加在身上的一切buff！战斗时禁止玩家进出，一旦没有玩家，将重新开始挑战！历代逐火者被黑潮吞噬，他们的灵魂留在了轮回绝境。恶魂之泪作为催化剂，可以和摆渡人交易换。</w:t>
+      </w:r>
     </w:p>
     <w:p>
       <w:pPr>
@@ -304,6 +311,17 @@
           <w:lang w:val="en-US" w:eastAsia="zh-CN"/>
         </w:rPr>
       </w:pPr>
+      <w:bookmarkStart w:id="0" w:name="_GoBack"/>
+      <w:bookmarkEnd w:id="0"/>
+    </w:p>
+    <w:p>
+      <w:pPr>
+        <w:bidi w:val="0"/>
+        <w:rPr>
+          <w:rFonts w:hint="eastAsia"/>
+          <w:lang w:val="en-US" w:eastAsia="zh-CN"/>
+        </w:rPr>
+      </w:pPr>
       <w:r>
         <w:rPr>
           <w:rFonts w:hint="eastAsia"/>
@@ -316,10 +334,17 @@
       <w:pPr>
         <w:bidi w:val="0"/>
         <w:rPr>
-          <w:rFonts w:hint="eastAsia"/>
-          <w:lang w:val="en-US" w:eastAsia="zh-CN"/>
-        </w:rPr>
-      </w:pPr>
+          <w:rFonts w:hint="default"/>
+          <w:lang w:val="en-US" w:eastAsia="zh-CN"/>
+        </w:rPr>
+      </w:pPr>
+      <w:r>
+        <w:rPr>
+          <w:rFonts w:hint="eastAsia"/>
+          <w:lang w:val="en-US" w:eastAsia="zh-CN"/>
+        </w:rPr>
+        <w:t>御剑飞行支线，在天境做xxx获得御剑术</w:t>
+      </w:r>
     </w:p>
     <w:p>
       <w:pPr>
@@ -329,6 +354,15 @@
           <w:lang w:val="en-US" w:eastAsia="zh-CN"/>
         </w:rPr>
       </w:pPr>
+    </w:p>
+    <w:p>
+      <w:pPr>
+        <w:bidi w:val="0"/>
+        <w:rPr>
+          <w:rFonts w:hint="eastAsia"/>
+          <w:lang w:val="en-US" w:eastAsia="zh-CN"/>
+        </w:rPr>
+      </w:pPr>
       <w:r>
         <w:rPr>
           <w:rFonts w:hint="eastAsia"/>
@@ -341,15 +375,31 @@
       <w:pPr>
         <w:bidi w:val="0"/>
         <w:rPr>
-          <w:rFonts w:hint="eastAsia"/>
-          <w:lang w:val="en-US" w:eastAsia="zh-CN"/>
-        </w:rPr>
-      </w:pPr>
-    </w:p>
-    <w:p>
-      <w:pPr>
-        <w:rPr>
-          <w:rStyle w:val="6"/>
+          <w:rFonts w:hint="default"/>
+          <w:lang w:val="en-US" w:eastAsia="zh-CN"/>
+        </w:rPr>
+      </w:pPr>
+      <w:r>
+        <w:rPr>
+          <w:rFonts w:hint="eastAsia"/>
+          <w:lang w:val="en-US" w:eastAsia="zh-CN"/>
+        </w:rPr>
+        <w:t>末影龙支线，龙族神话，解锁世界真相剧情</w:t>
+      </w:r>
+    </w:p>
+    <w:p>
+      <w:pPr>
+        <w:bidi w:val="0"/>
+        <w:rPr>
+          <w:rFonts w:hint="eastAsia"/>
+          <w:lang w:val="en-US" w:eastAsia="zh-CN"/>
+        </w:rPr>
+      </w:pPr>
+    </w:p>
+    <w:p>
+      <w:pPr>
+        <w:rPr>
+          <w:rStyle w:val="8"/>
           <w:rFonts w:hint="eastAsia" w:ascii="Helvetica Neue" w:hAnsi="Helvetica Neue" w:eastAsia="宋体" w:cs="Helvetica Neue"/>
           <w:b/>
           <w:caps w:val="0"/>
@@ -365,7 +415,7 @@
     <w:p>
       <w:pPr>
         <w:rPr>
-          <w:rStyle w:val="6"/>
+          <w:rStyle w:val="8"/>
           <w:rFonts w:hint="eastAsia" w:ascii="Helvetica Neue" w:hAnsi="Helvetica Neue" w:eastAsia="宋体" w:cs="Helvetica Neue"/>
           <w:b/>
           <w:caps w:val="0"/>
@@ -379,7 +429,7 @@
       </w:pPr>
       <w:r>
         <w:rPr>
-          <w:rStyle w:val="6"/>
+          <w:rStyle w:val="8"/>
           <w:rFonts w:hint="eastAsia" w:ascii="Helvetica Neue" w:hAnsi="Helvetica Neue" w:eastAsia="宋体" w:cs="Helvetica Neue"/>
           <w:b/>
           <w:caps w:val="0"/>
@@ -394,7 +444,7 @@
       </w:r>
       <w:r>
         <w:rPr>
-          <w:rStyle w:val="6"/>
+          <w:rStyle w:val="8"/>
           <w:rFonts w:hint="default" w:ascii="Helvetica Neue" w:hAnsi="Helvetica Neue" w:eastAsia="宋体" w:cs="Helvetica Neue"/>
           <w:b/>
           <w:caps w:val="0"/>
@@ -409,7 +459,7 @@
       </w:r>
       <w:r>
         <w:rPr>
-          <w:rStyle w:val="6"/>
+          <w:rStyle w:val="8"/>
           <w:rFonts w:hint="eastAsia" w:ascii="Helvetica Neue" w:hAnsi="Helvetica Neue" w:eastAsia="宋体" w:cs="Helvetica Neue"/>
           <w:b/>
           <w:caps w:val="0"/>
@@ -426,8 +476,8 @@
     <w:p>
       <w:pPr>
         <w:rPr>
-          <w:rStyle w:val="6"/>
-          <w:rFonts w:hint="default" w:ascii="Helvetica Neue" w:hAnsi="Helvetica Neue" w:eastAsia="宋体" w:cs="Helvetica Neue"/>
+          <w:rStyle w:val="8"/>
+          <w:rFonts w:hint="eastAsia" w:ascii="Helvetica Neue" w:hAnsi="Helvetica Neue" w:eastAsia="宋体" w:cs="Helvetica Neue"/>
           <w:b w:val="0"/>
           <w:bCs/>
           <w:caps w:val="0"/>
@@ -441,7 +491,7 @@
       </w:pPr>
       <w:r>
         <w:rPr>
-          <w:rStyle w:val="6"/>
+          <w:rStyle w:val="8"/>
           <w:rFonts w:hint="eastAsia" w:ascii="Helvetica Neue" w:hAnsi="Helvetica Neue" w:eastAsia="宋体" w:cs="Helvetica Neue"/>
           <w:b w:val="0"/>
           <w:bCs/>
@@ -459,39 +509,159 @@
     <w:p>
       <w:pPr>
         <w:rPr>
-          <w:rStyle w:val="6"/>
-          <w:rFonts w:hint="default" w:ascii="Helvetica Neue" w:hAnsi="Helvetica Neue" w:eastAsia="宋体" w:cs="Helvetica Neue"/>
-          <w:b w:val="0"/>
-          <w:bCs/>
+          <w:rFonts w:hint="eastAsia" w:ascii="宋体" w:hAnsi="宋体" w:eastAsia="宋体" w:cs="宋体"/>
+          <w:b w:val="0"/>
+          <w:bCs w:val="0"/>
+          <w:sz w:val="24"/>
+          <w:szCs w:val="24"/>
+          <w:lang w:val="en-US" w:eastAsia="zh-CN"/>
+        </w:rPr>
+      </w:pPr>
+      <w:r>
+        <w:rPr>
+          <w:rFonts w:hint="eastAsia"/>
+          <w:b/>
+          <w:bCs/>
+          <w:sz w:val="24"/>
+          <w:szCs w:val="32"/>
+          <w:lang w:val="en-US" w:eastAsia="zh-CN"/>
+        </w:rPr>
+        <w:t>守望者</w:t>
+      </w:r>
+      <w:r>
+        <w:rPr>
+          <w:rFonts w:hint="default"/>
+          <w:b/>
+          <w:bCs/>
+          <w:sz w:val="24"/>
+          <w:szCs w:val="32"/>
+          <w:lang w:val="en-US" w:eastAsia="zh-CN"/>
+        </w:rPr>
+        <w:t xml:space="preserve"> </w:t>
+      </w:r>
+      <w:r>
+        <w:rPr>
+          <w:rStyle w:val="8"/>
+          <w:rFonts w:hint="eastAsia" w:ascii="宋体" w:hAnsi="宋体" w:eastAsia="宋体" w:cs="宋体"/>
+          <w:b/>
+          <w:bCs/>
+          <w:i w:val="0"/>
+          <w:iCs w:val="0"/>
           <w:caps w:val="0"/>
           <w:color w:val="0F1115"/>
           <w:spacing w:val="0"/>
+          <w:kern w:val="0"/>
           <w:sz w:val="24"/>
           <w:szCs w:val="24"/>
           <w:shd w:val="clear" w:fill="FFFFFF"/>
-          <w:lang w:val="en-US" w:eastAsia="zh-CN"/>
-        </w:rPr>
-      </w:pPr>
-      <w:r>
-        <w:rPr>
-          <w:rStyle w:val="6"/>
-          <w:rFonts w:hint="eastAsia" w:ascii="Helvetica Neue" w:hAnsi="Helvetica Neue" w:eastAsia="宋体" w:cs="Helvetica Neue"/>
-          <w:b/>
-          <w:bCs w:val="0"/>
+          <w:lang w:val="en-US" w:eastAsia="zh-CN" w:bidi="ar"/>
+        </w:rPr>
+        <w:t>羲轮</w:t>
+      </w:r>
+      <w:r>
+        <w:rPr>
+          <w:rFonts w:hint="eastAsia" w:ascii="宋体" w:hAnsi="宋体" w:eastAsia="宋体" w:cs="宋体"/>
+          <w:b w:val="0"/>
+          <w:bCs w:val="0"/>
+          <w:sz w:val="24"/>
+          <w:szCs w:val="24"/>
+          <w:lang w:val="en-US" w:eastAsia="zh-CN"/>
+        </w:rPr>
+        <w:t>（</w:t>
+      </w:r>
+      <w:r>
+        <w:rPr>
+          <w:rStyle w:val="8"/>
+          <w:rFonts w:hint="eastAsia" w:ascii="宋体" w:hAnsi="宋体" w:eastAsia="宋体" w:cs="宋体"/>
+          <w:b/>
+          <w:bCs/>
+          <w:i w:val="0"/>
+          <w:iCs w:val="0"/>
           <w:caps w:val="0"/>
           <w:color w:val="0F1115"/>
           <w:spacing w:val="0"/>
+          <w:kern w:val="0"/>
           <w:sz w:val="24"/>
           <w:szCs w:val="24"/>
           <w:shd w:val="clear" w:fill="FFFFFF"/>
-          <w:lang w:val="en-US" w:eastAsia="zh-CN"/>
-        </w:rPr>
-        <w:t>奇美拉：</w:t>
-      </w:r>
-      <w:r>
-        <w:rPr>
-          <w:rStyle w:val="6"/>
-          <w:rFonts w:hint="eastAsia" w:ascii="Helvetica Neue" w:hAnsi="Helvetica Neue" w:eastAsia="宋体" w:cs="Helvetica Neue"/>
+          <w:lang w:val="en-US" w:eastAsia="zh-CN" w:bidi="ar"/>
+        </w:rPr>
+        <w:t>Chronos Sol</w:t>
+      </w:r>
+      <w:r>
+        <w:rPr>
+          <w:rFonts w:hint="eastAsia" w:ascii="宋体" w:hAnsi="宋体" w:eastAsia="宋体" w:cs="宋体"/>
+          <w:b w:val="0"/>
+          <w:bCs w:val="0"/>
+          <w:sz w:val="24"/>
+          <w:szCs w:val="24"/>
+          <w:lang w:val="en-US" w:eastAsia="zh-CN"/>
+        </w:rPr>
+        <w:t>）</w:t>
+      </w:r>
+      <w:r>
+        <w:rPr>
+          <w:rFonts w:hint="default" w:ascii="宋体" w:hAnsi="宋体" w:eastAsia="宋体" w:cs="宋体"/>
+          <w:b w:val="0"/>
+          <w:bCs w:val="0"/>
+          <w:sz w:val="24"/>
+          <w:szCs w:val="24"/>
+          <w:lang w:val="en-US" w:eastAsia="zh-CN"/>
+        </w:rPr>
+        <w:t>:</w:t>
+      </w:r>
+      <w:r>
+        <w:rPr>
+          <w:rFonts w:hint="eastAsia" w:ascii="宋体" w:hAnsi="宋体" w:eastAsia="宋体" w:cs="宋体"/>
+          <w:b w:val="0"/>
+          <w:bCs w:val="0"/>
+          <w:sz w:val="24"/>
+          <w:szCs w:val="24"/>
+          <w:lang w:val="en-US" w:eastAsia="zh-CN"/>
+        </w:rPr>
+        <w:t>岁月使徒，接待我们，希望我能助力再创世</w:t>
+      </w:r>
+    </w:p>
+    <w:p>
+      <w:pPr>
+        <w:rPr>
+          <w:rFonts w:hint="default" w:ascii="宋体" w:hAnsi="宋体" w:eastAsia="宋体" w:cs="宋体"/>
+          <w:b w:val="0"/>
+          <w:bCs w:val="0"/>
+          <w:sz w:val="24"/>
+          <w:szCs w:val="24"/>
+          <w:lang w:val="en-US" w:eastAsia="zh-CN"/>
+        </w:rPr>
+      </w:pPr>
+      <w:r>
+        <w:rPr>
+          <w:rFonts w:hint="eastAsia" w:ascii="宋体" w:hAnsi="宋体" w:eastAsia="宋体" w:cs="宋体"/>
+          <w:b w:val="0"/>
+          <w:bCs w:val="0"/>
+          <w:sz w:val="24"/>
+          <w:szCs w:val="24"/>
+          <w:lang w:val="en-US" w:eastAsia="zh-CN"/>
+        </w:rPr>
+        <w:t>安：魔女，使命是来协助我击败其他傀儡，必须见证我亲手杀死他们。</w:t>
+      </w:r>
+    </w:p>
+    <w:p>
+      <w:pPr>
+        <w:rPr>
+          <w:rFonts w:hint="default" w:ascii="宋体" w:hAnsi="宋体" w:eastAsia="宋体" w:cs="宋体"/>
+          <w:b w:val="0"/>
+          <w:bCs w:val="0"/>
+          <w:sz w:val="24"/>
+          <w:szCs w:val="24"/>
+          <w:lang w:val="en-US" w:eastAsia="zh-CN"/>
+        </w:rPr>
+      </w:pPr>
+    </w:p>
+    <w:p>
+      <w:pPr>
+        <w:rPr>
+          <w:rStyle w:val="8"/>
+          <w:rFonts w:hint="default" w:ascii="Helvetica Neue" w:hAnsi="Helvetica Neue" w:eastAsia="宋体" w:cs="Helvetica Neue"/>
           <w:b w:val="0"/>
           <w:bCs/>
           <w:caps w:val="0"/>
@@ -502,14 +672,11 @@
           <w:shd w:val="clear" w:fill="FFFFFF"/>
           <w:lang w:val="en-US" w:eastAsia="zh-CN"/>
         </w:rPr>
-        <w:t>本是大地傀儡之坐骑，当高塔封印落下之时，大地守卫在危机关头将其传至监牢，但仍受到不死诅咒的影响，失去皮肉，仅剩下一副骨架的骇人模样，囚禁在丛林监牢之中。</w:t>
-      </w:r>
-    </w:p>
-    <w:p>
-      <w:pPr>
-        <w:rPr>
-          <w:rStyle w:val="6"/>
-          <w:rFonts w:hint="default" w:ascii="Helvetica Neue" w:hAnsi="Helvetica Neue" w:eastAsia="宋体" w:cs="Helvetica Neue"/>
+      </w:pPr>
+      <w:r>
+        <w:rPr>
+          <w:rStyle w:val="8"/>
+          <w:rFonts w:hint="eastAsia" w:ascii="Helvetica Neue" w:hAnsi="Helvetica Neue" w:eastAsia="宋体" w:cs="Helvetica Neue"/>
           <w:b/>
           <w:bCs w:val="0"/>
           <w:caps w:val="0"/>
@@ -520,13 +687,14 @@
           <w:shd w:val="clear" w:fill="FFFFFF"/>
           <w:lang w:val="en-US" w:eastAsia="zh-CN"/>
         </w:rPr>
-      </w:pPr>
-      <w:r>
-        <w:rPr>
-          <w:rStyle w:val="6"/>
+        <w:t>奇美拉：</w:t>
+      </w:r>
+      <w:r>
+        <w:rPr>
+          <w:rStyle w:val="8"/>
           <w:rFonts w:hint="eastAsia" w:ascii="Helvetica Neue" w:hAnsi="Helvetica Neue" w:eastAsia="宋体" w:cs="Helvetica Neue"/>
-          <w:b/>
-          <w:bCs w:val="0"/>
+          <w:b w:val="0"/>
+          <w:bCs/>
           <w:caps w:val="0"/>
           <w:color w:val="0F1115"/>
           <w:spacing w:val="0"/>
@@ -535,14 +703,16 @@
           <w:shd w:val="clear" w:fill="FFFFFF"/>
           <w:lang w:val="en-US" w:eastAsia="zh-CN"/>
         </w:rPr>
-        <w:t>大地傀儡：</w:t>
-      </w:r>
-      <w:r>
-        <w:rPr>
-          <w:rStyle w:val="6"/>
-          <w:rFonts w:hint="eastAsia" w:ascii="Helvetica Neue" w:hAnsi="Helvetica Neue" w:eastAsia="宋体" w:cs="Helvetica Neue"/>
-          <w:b w:val="0"/>
-          <w:bCs/>
+        <w:t>本是大地傀儡之坐骑，当高塔封印落下之时，大地守卫在危机关头将其传至监牢，但仍受到不死诅咒的影响，失去皮肉，仅剩下一副骨架的骇人模样，囚禁在丛林监牢之中。</w:t>
+      </w:r>
+    </w:p>
+    <w:p>
+      <w:pPr>
+        <w:rPr>
+          <w:rStyle w:val="8"/>
+          <w:rFonts w:hint="default" w:ascii="Helvetica Neue" w:hAnsi="Helvetica Neue" w:eastAsia="宋体" w:cs="Helvetica Neue"/>
+          <w:b/>
+          <w:bCs w:val="0"/>
           <w:caps w:val="0"/>
           <w:color w:val="0F1115"/>
           <w:spacing w:val="0"/>
@@ -551,6 +721,37 @@
           <w:shd w:val="clear" w:fill="FFFFFF"/>
           <w:lang w:val="en-US" w:eastAsia="zh-CN"/>
         </w:rPr>
+      </w:pPr>
+      <w:r>
+        <w:rPr>
+          <w:rStyle w:val="8"/>
+          <w:rFonts w:hint="eastAsia" w:ascii="Helvetica Neue" w:hAnsi="Helvetica Neue" w:eastAsia="宋体" w:cs="Helvetica Neue"/>
+          <w:b/>
+          <w:bCs w:val="0"/>
+          <w:caps w:val="0"/>
+          <w:color w:val="0F1115"/>
+          <w:spacing w:val="0"/>
+          <w:sz w:val="24"/>
+          <w:szCs w:val="24"/>
+          <w:shd w:val="clear" w:fill="FFFFFF"/>
+          <w:lang w:val="en-US" w:eastAsia="zh-CN"/>
+        </w:rPr>
+        <w:t>大地傀儡：</w:t>
+      </w:r>
+      <w:r>
+        <w:rPr>
+          <w:rStyle w:val="8"/>
+          <w:rFonts w:hint="eastAsia" w:ascii="Helvetica Neue" w:hAnsi="Helvetica Neue" w:eastAsia="宋体" w:cs="Helvetica Neue"/>
+          <w:b w:val="0"/>
+          <w:bCs/>
+          <w:caps w:val="0"/>
+          <w:color w:val="0F1115"/>
+          <w:spacing w:val="0"/>
+          <w:sz w:val="24"/>
+          <w:szCs w:val="24"/>
+          <w:shd w:val="clear" w:fill="FFFFFF"/>
+          <w:lang w:val="en-US" w:eastAsia="zh-CN"/>
+        </w:rPr>
         <w:t>大地守卫受到黑潮侵蚀后的化身，受恐惧之诅咒，封印于大地高塔。</w:t>
       </w:r>
     </w:p>
@@ -624,7 +825,7 @@
       </w:r>
       <w:r>
         <w:rPr>
-          <w:rStyle w:val="6"/>
+          <w:rStyle w:val="8"/>
           <w:rFonts w:hint="eastAsia" w:ascii="Helvetica Neue" w:hAnsi="Helvetica Neue" w:eastAsia="宋体" w:cs="Helvetica Neue"/>
           <w:b w:val="0"/>
           <w:bCs/>
@@ -934,6 +1135,54 @@
     </w:p>
     <w:p>
       <w:pPr>
+        <w:rPr>
+          <w:rFonts w:hint="eastAsia"/>
+          <w:b w:val="0"/>
+          <w:bCs w:val="0"/>
+          <w:sz w:val="24"/>
+          <w:szCs w:val="24"/>
+          <w:lang w:val="en-US" w:eastAsia="zh-CN"/>
+        </w:rPr>
+      </w:pPr>
+      <w:r>
+        <w:rPr>
+          <w:rFonts w:hint="eastAsia"/>
+          <w:b w:val="0"/>
+          <w:bCs w:val="0"/>
+          <w:sz w:val="24"/>
+          <w:szCs w:val="32"/>
+          <w:lang w:val="en-US" w:eastAsia="zh-CN"/>
+        </w:rPr>
+        <w:t>-进入圣殿</w:t>
+      </w:r>
+    </w:p>
+    <w:p>
+      <w:pPr>
+        <w:rPr>
+          <w:rFonts w:hint="default"/>
+          <w:b w:val="0"/>
+          <w:bCs w:val="0"/>
+          <w:sz w:val="24"/>
+          <w:szCs w:val="24"/>
+          <w:highlight w:val="yellow"/>
+          <w:lang w:val="en-US" w:eastAsia="zh-CN"/>
+        </w:rPr>
+      </w:pPr>
+      <w:r>
+        <w:rPr>
+          <w:rFonts w:hint="eastAsia"/>
+          <w:b w:val="0"/>
+          <w:bCs w:val="0"/>
+          <w:sz w:val="24"/>
+          <w:szCs w:val="24"/>
+          <w:highlight w:val="yellow"/>
+          <w:lang w:val="en-US" w:eastAsia="zh-CN"/>
+        </w:rPr>
+        <w:t>（初次对话结束对主城各地进行标点，港口，女神像等）</w:t>
+      </w:r>
+    </w:p>
+    <w:p>
+      <w:pPr>
         <w:keepNext w:val="0"/>
         <w:keepLines w:val="0"/>
         <w:widowControl/>
@@ -948,17 +1197,6 @@
           <w:lang w:val="en-US" w:eastAsia="zh-CN"/>
         </w:rPr>
       </w:pPr>
-      <w:r>
-        <w:rPr>
-          <w:rFonts w:hint="eastAsia"/>
-          <w:b w:val="0"/>
-          <w:bCs w:val="0"/>
-          <w:sz w:val="24"/>
-          <w:szCs w:val="32"/>
-          <w:lang w:val="en-US" w:eastAsia="zh-CN"/>
-        </w:rPr>
-        <w:t>-进入圣殿</w:t>
-      </w:r>
     </w:p>
     <w:p>
       <w:pPr>
@@ -1009,30 +1247,89 @@
           <w:szCs w:val="32"/>
           <w:lang w:val="en-US" w:eastAsia="zh-CN"/>
         </w:rPr>
-        <w:t>守望者：</w:t>
-      </w:r>
-    </w:p>
-    <w:p>
-      <w:pPr>
-        <w:rPr>
-          <w:rFonts w:hint="eastAsia"/>
-          <w:b w:val="0"/>
-          <w:bCs w:val="0"/>
-          <w:sz w:val="24"/>
-          <w:szCs w:val="24"/>
-          <w:lang w:val="en-US" w:eastAsia="zh-CN"/>
-        </w:rPr>
-      </w:pPr>
-      <w:r>
-        <w:rPr>
-          <w:rFonts w:hint="eastAsia"/>
-          <w:b w:val="0"/>
-          <w:bCs w:val="0"/>
-          <w:sz w:val="24"/>
-          <w:szCs w:val="24"/>
-          <w:lang w:val="en-US" w:eastAsia="zh-CN"/>
-        </w:rPr>
-        <w:t>预言中的救世主啊，吾已在此恭候多时！唯有阁下可助圣殿寻回圣心，恢复昔日之荣光！</w:t>
+        <w:t>守望者</w:t>
+      </w:r>
+      <w:r>
+        <w:rPr>
+          <w:rFonts w:hint="default"/>
+          <w:b/>
+          <w:bCs/>
+          <w:sz w:val="24"/>
+          <w:szCs w:val="32"/>
+          <w:lang w:val="en-US" w:eastAsia="zh-CN"/>
+        </w:rPr>
+        <w:t xml:space="preserve"> </w:t>
+      </w:r>
+      <w:r>
+        <w:rPr>
+          <w:rStyle w:val="8"/>
+          <w:rFonts w:hint="eastAsia" w:ascii="宋体" w:hAnsi="宋体" w:eastAsia="宋体" w:cs="宋体"/>
+          <w:b/>
+          <w:bCs/>
+          <w:i w:val="0"/>
+          <w:iCs w:val="0"/>
+          <w:caps w:val="0"/>
+          <w:color w:val="0F1115"/>
+          <w:spacing w:val="0"/>
+          <w:kern w:val="0"/>
+          <w:sz w:val="24"/>
+          <w:szCs w:val="24"/>
+          <w:shd w:val="clear" w:fill="FFFFFF"/>
+          <w:lang w:val="en-US" w:eastAsia="zh-CN" w:bidi="ar"/>
+        </w:rPr>
+        <w:t>羲轮</w:t>
+      </w:r>
+      <w:r>
+        <w:rPr>
+          <w:rFonts w:hint="eastAsia" w:ascii="宋体" w:hAnsi="宋体" w:eastAsia="宋体" w:cs="宋体"/>
+          <w:b w:val="0"/>
+          <w:bCs w:val="0"/>
+          <w:sz w:val="24"/>
+          <w:szCs w:val="24"/>
+          <w:lang w:val="en-US" w:eastAsia="zh-CN"/>
+        </w:rPr>
+        <w:t>（</w:t>
+      </w:r>
+      <w:r>
+        <w:rPr>
+          <w:rStyle w:val="8"/>
+          <w:rFonts w:hint="eastAsia" w:ascii="宋体" w:hAnsi="宋体" w:eastAsia="宋体" w:cs="宋体"/>
+          <w:b/>
+          <w:bCs/>
+          <w:i w:val="0"/>
+          <w:iCs w:val="0"/>
+          <w:caps w:val="0"/>
+          <w:color w:val="0F1115"/>
+          <w:spacing w:val="0"/>
+          <w:kern w:val="0"/>
+          <w:sz w:val="24"/>
+          <w:szCs w:val="24"/>
+          <w:shd w:val="clear" w:fill="FFFFFF"/>
+          <w:lang w:val="en-US" w:eastAsia="zh-CN" w:bidi="ar"/>
+        </w:rPr>
+        <w:t>Chronos Sol</w:t>
+      </w:r>
+      <w:r>
+        <w:rPr>
+          <w:rFonts w:hint="eastAsia" w:ascii="宋体" w:hAnsi="宋体" w:eastAsia="宋体" w:cs="宋体"/>
+          <w:b w:val="0"/>
+          <w:bCs w:val="0"/>
+          <w:sz w:val="24"/>
+          <w:szCs w:val="24"/>
+          <w:lang w:val="en-US" w:eastAsia="zh-CN"/>
+        </w:rPr>
+        <w:t>）</w:t>
+      </w:r>
+      <w:r>
+        <w:rPr>
+          <w:rFonts w:hint="eastAsia"/>
+          <w:b/>
+          <w:bCs/>
+          <w:sz w:val="24"/>
+          <w:szCs w:val="32"/>
+          <w:lang w:val="en-US" w:eastAsia="zh-CN"/>
+        </w:rPr>
+        <w:t>：</w:t>
       </w:r>
     </w:p>
     <w:p>
@@ -1054,171 +1351,572 @@
           <w:bCs w:val="0"/>
           <w:sz w:val="24"/>
           <w:szCs w:val="24"/>
+          <w:lang w:val="en-US" w:eastAsia="zh-CN"/>
+        </w:rPr>
+        <w:t>预言中的救世主啊，吾已在此恭候多时！唯有阁下可寻回众神之眼，恢复世界昔日之荣光！</w:t>
+      </w:r>
+    </w:p>
+    <w:p>
+      <w:pPr>
+        <w:rPr>
+          <w:rFonts w:hint="eastAsia"/>
+          <w:b w:val="0"/>
+          <w:bCs w:val="0"/>
+          <w:sz w:val="24"/>
+          <w:szCs w:val="24"/>
+          <w:lang w:val="en-US" w:eastAsia="zh-CN"/>
+        </w:rPr>
+      </w:pPr>
+      <w:r>
+        <w:rPr>
+          <w:rFonts w:hint="eastAsia"/>
+          <w:b w:val="0"/>
+          <w:bCs w:val="0"/>
+          <w:sz w:val="24"/>
+          <w:szCs w:val="24"/>
+          <w:lang w:val="en-US" w:eastAsia="zh-CN"/>
+        </w:rPr>
+        <w:t>-关于</w:t>
+      </w:r>
+      <w:r>
+        <w:rPr>
+          <w:rFonts w:hint="default"/>
+          <w:b w:val="0"/>
+          <w:bCs w:val="0"/>
+          <w:sz w:val="24"/>
+          <w:szCs w:val="24"/>
+          <w:lang w:val="en-US" w:eastAsia="zh-CN"/>
+        </w:rPr>
+        <w:t>安</w:t>
+      </w:r>
+      <w:r>
+        <w:rPr>
+          <w:rFonts w:hint="eastAsia"/>
+          <w:b w:val="0"/>
+          <w:bCs w:val="0"/>
+          <w:sz w:val="24"/>
+          <w:szCs w:val="24"/>
+          <w:lang w:val="en-US" w:eastAsia="zh-CN"/>
+        </w:rPr>
+        <w:t>（和</w:t>
+      </w:r>
+      <w:r>
+        <w:rPr>
+          <w:rFonts w:hint="default"/>
+          <w:b w:val="0"/>
+          <w:bCs w:val="0"/>
+          <w:sz w:val="24"/>
+          <w:szCs w:val="24"/>
+          <w:lang w:val="en-US" w:eastAsia="zh-CN"/>
+        </w:rPr>
+        <w:t>安</w:t>
+      </w:r>
+      <w:r>
+        <w:rPr>
+          <w:rFonts w:hint="eastAsia"/>
+          <w:b w:val="0"/>
+          <w:bCs w:val="0"/>
+          <w:sz w:val="24"/>
+          <w:szCs w:val="24"/>
+          <w:lang w:val="en-US" w:eastAsia="zh-CN"/>
+        </w:rPr>
+        <w:t>对话后解锁）</w:t>
+      </w:r>
+    </w:p>
+    <w:p>
+      <w:pPr>
+        <w:ind w:firstLine="420" w:firstLineChars="0"/>
+        <w:rPr>
+          <w:rFonts w:hint="default"/>
+          <w:b w:val="0"/>
+          <w:bCs w:val="0"/>
+          <w:sz w:val="24"/>
+          <w:szCs w:val="24"/>
+          <w:lang w:val="en-US" w:eastAsia="zh-CN"/>
+        </w:rPr>
+      </w:pPr>
+      <w:r>
+        <w:rPr>
+          <w:rFonts w:hint="eastAsia"/>
+          <w:b w:val="0"/>
+          <w:bCs w:val="0"/>
+          <w:sz w:val="24"/>
+          <w:szCs w:val="24"/>
+          <w:lang w:val="en-US" w:eastAsia="zh-CN"/>
+        </w:rPr>
+        <w:t>阁下说的可是阁下的魔女同伴？她看起来和阁下一样掌握着不属于这个世界的力量，吾相信预言，吾相信阁下与魔女阁下能拯救圣殿，这里的一切都将为你们敞开！</w:t>
+      </w:r>
+    </w:p>
+    <w:p>
+      <w:pPr>
+        <w:rPr>
+          <w:rFonts w:hint="eastAsia"/>
+          <w:b w:val="0"/>
+          <w:bCs w:val="0"/>
+          <w:sz w:val="24"/>
+          <w:szCs w:val="24"/>
+          <w:lang w:val="en-US" w:eastAsia="zh-CN"/>
+        </w:rPr>
+      </w:pPr>
+      <w:r>
+        <w:rPr>
+          <w:rFonts w:hint="eastAsia"/>
+          <w:b w:val="0"/>
+          <w:bCs w:val="0"/>
+          <w:sz w:val="24"/>
+          <w:szCs w:val="24"/>
+          <w:lang w:val="en-US" w:eastAsia="zh-CN"/>
+        </w:rPr>
+        <w:t>-关于摆渡人（和摆渡人对话后解锁）</w:t>
+      </w:r>
+    </w:p>
+    <w:p>
+      <w:pPr>
+        <w:ind w:firstLine="420" w:firstLineChars="0"/>
+        <w:rPr>
+          <w:rFonts w:hint="default"/>
+          <w:b w:val="0"/>
+          <w:bCs w:val="0"/>
+          <w:sz w:val="24"/>
+          <w:szCs w:val="24"/>
+          <w:lang w:val="en-US" w:eastAsia="zh-CN"/>
+        </w:rPr>
+      </w:pPr>
+      <w:r>
+        <w:rPr>
+          <w:rFonts w:hint="eastAsia"/>
+          <w:b w:val="0"/>
+          <w:bCs w:val="0"/>
+          <w:sz w:val="24"/>
+          <w:szCs w:val="24"/>
+          <w:lang w:val="en-US" w:eastAsia="zh-CN"/>
+        </w:rPr>
+        <w:t>自黑潮入侵以来，她在港口驻守千年，是此间与世界唯一的联系。她是“我们”铸造的人偶，随着“我们”记忆的消退，她所剩的力量也不多了。</w:t>
+      </w:r>
+    </w:p>
+    <w:p>
+      <w:pPr>
+        <w:rPr>
+          <w:rFonts w:hint="eastAsia"/>
+          <w:b w:val="0"/>
+          <w:bCs w:val="0"/>
+          <w:sz w:val="24"/>
+          <w:szCs w:val="24"/>
+          <w:lang w:val="en-US" w:eastAsia="zh-CN"/>
+        </w:rPr>
+      </w:pPr>
+      <w:r>
+        <w:rPr>
+          <w:rFonts w:hint="eastAsia"/>
+          <w:b w:val="0"/>
+          <w:bCs w:val="0"/>
+          <w:sz w:val="24"/>
+          <w:szCs w:val="24"/>
+          <w:lang w:val="en-US" w:eastAsia="zh-CN"/>
+        </w:rPr>
+        <w:t>-你是何人？（仅初次见面显示）</w:t>
+      </w:r>
+    </w:p>
+    <w:p>
+      <w:pPr>
+        <w:keepNext w:val="0"/>
+        <w:keepLines w:val="0"/>
+        <w:widowControl/>
+        <w:suppressLineNumbers w:val="0"/>
+        <w:jc w:val="left"/>
+        <w:rPr>
+          <w:rFonts w:hint="eastAsia"/>
+          <w:b w:val="0"/>
+          <w:bCs w:val="0"/>
+          <w:sz w:val="24"/>
+          <w:szCs w:val="24"/>
+          <w:lang w:val="en-US" w:eastAsia="zh-CN"/>
+        </w:rPr>
+      </w:pPr>
+      <w:r>
+        <w:rPr>
+          <w:rFonts w:hint="eastAsia"/>
+          <w:b w:val="0"/>
+          <w:bCs w:val="0"/>
+          <w:sz w:val="24"/>
+          <w:szCs w:val="24"/>
+          <w:lang w:val="en-US" w:eastAsia="zh-CN"/>
+        </w:rPr>
+        <w:t>吾乃世界十大使徒之一，名为</w:t>
+      </w:r>
+      <w:r>
+        <w:rPr>
+          <w:rStyle w:val="8"/>
+          <w:rFonts w:hint="eastAsia" w:ascii="宋体" w:hAnsi="宋体" w:eastAsia="宋体" w:cs="宋体"/>
+          <w:b/>
+          <w:bCs/>
+          <w:i w:val="0"/>
+          <w:iCs w:val="0"/>
+          <w:caps w:val="0"/>
+          <w:color w:val="0F1115"/>
+          <w:spacing w:val="0"/>
+          <w:kern w:val="0"/>
+          <w:sz w:val="24"/>
+          <w:szCs w:val="24"/>
+          <w:shd w:val="clear" w:fill="FFFFFF"/>
+          <w:lang w:val="en-US" w:eastAsia="zh-CN" w:bidi="ar"/>
+        </w:rPr>
+        <w:t>羲轮</w:t>
+      </w:r>
+      <w:r>
+        <w:rPr>
+          <w:rFonts w:hint="eastAsia" w:ascii="宋体" w:hAnsi="宋体" w:eastAsia="宋体" w:cs="宋体"/>
+          <w:b w:val="0"/>
+          <w:bCs w:val="0"/>
+          <w:sz w:val="24"/>
+          <w:szCs w:val="24"/>
+          <w:lang w:val="en-US" w:eastAsia="zh-CN"/>
+        </w:rPr>
+        <w:t>（</w:t>
+      </w:r>
+      <w:r>
+        <w:rPr>
+          <w:rStyle w:val="8"/>
+          <w:rFonts w:hint="eastAsia" w:ascii="宋体" w:hAnsi="宋体" w:eastAsia="宋体" w:cs="宋体"/>
+          <w:b/>
+          <w:bCs/>
+          <w:i w:val="0"/>
+          <w:iCs w:val="0"/>
+          <w:caps w:val="0"/>
+          <w:color w:val="0F1115"/>
+          <w:spacing w:val="0"/>
+          <w:kern w:val="0"/>
+          <w:sz w:val="24"/>
+          <w:szCs w:val="24"/>
+          <w:shd w:val="clear" w:fill="FFFFFF"/>
+          <w:lang w:val="en-US" w:eastAsia="zh-CN" w:bidi="ar"/>
+        </w:rPr>
+        <w:t>Chronos Sol</w:t>
+      </w:r>
+      <w:r>
+        <w:rPr>
+          <w:rFonts w:hint="eastAsia" w:ascii="宋体" w:hAnsi="宋体" w:eastAsia="宋体" w:cs="宋体"/>
+          <w:b w:val="0"/>
+          <w:bCs w:val="0"/>
+          <w:sz w:val="24"/>
+          <w:szCs w:val="24"/>
+          <w:lang w:val="en-US" w:eastAsia="zh-CN"/>
+        </w:rPr>
+        <w:t>）</w:t>
+      </w:r>
+      <w:r>
+        <w:rPr>
+          <w:rFonts w:hint="eastAsia"/>
+          <w:b w:val="0"/>
+          <w:bCs w:val="0"/>
+          <w:sz w:val="24"/>
+          <w:szCs w:val="24"/>
+          <w:lang w:val="en-US" w:eastAsia="zh-CN"/>
+        </w:rPr>
+        <w:t>掌管岁月。</w:t>
+      </w:r>
+    </w:p>
+    <w:p>
+      <w:pPr>
+        <w:keepNext w:val="0"/>
+        <w:keepLines w:val="0"/>
+        <w:widowControl/>
+        <w:suppressLineNumbers w:val="0"/>
+        <w:ind w:firstLine="420" w:firstLineChars="0"/>
+        <w:jc w:val="left"/>
+        <w:rPr>
+          <w:rFonts w:hint="eastAsia"/>
+          <w:b w:val="0"/>
+          <w:bCs w:val="0"/>
+          <w:sz w:val="24"/>
+          <w:szCs w:val="24"/>
+          <w:lang w:val="en-US" w:eastAsia="zh-CN"/>
+        </w:rPr>
+      </w:pPr>
+      <w:r>
+        <w:rPr>
+          <w:rFonts w:hint="eastAsia"/>
+          <w:b w:val="0"/>
+          <w:bCs w:val="0"/>
+          <w:sz w:val="24"/>
+          <w:szCs w:val="24"/>
+          <w:lang w:val="en-US" w:eastAsia="zh-CN"/>
+        </w:rPr>
+        <w:t>--使徒？</w:t>
+      </w:r>
+    </w:p>
+    <w:p>
+      <w:pPr>
+        <w:keepNext w:val="0"/>
+        <w:keepLines w:val="0"/>
+        <w:widowControl/>
+        <w:suppressLineNumbers w:val="0"/>
+        <w:ind w:firstLine="420" w:firstLineChars="0"/>
+        <w:jc w:val="left"/>
+        <w:rPr>
+          <w:rFonts w:hint="default"/>
+          <w:b w:val="0"/>
+          <w:bCs w:val="0"/>
+          <w:sz w:val="24"/>
+          <w:szCs w:val="24"/>
+          <w:lang w:val="en-US" w:eastAsia="zh-CN"/>
+        </w:rPr>
+      </w:pPr>
+      <w:r>
+        <w:rPr>
+          <w:rFonts w:hint="eastAsia"/>
+          <w:b w:val="0"/>
+          <w:bCs w:val="0"/>
+          <w:sz w:val="24"/>
+          <w:szCs w:val="24"/>
+          <w:lang w:val="en-US" w:eastAsia="zh-CN"/>
+        </w:rPr>
+        <w:t>创世之初，圣殿便诞生了十位使徒，掌管世间万物，吾便是其中的一位。“我们”常共聚一堂，商议政要。若有需要“我们”出面之事，“我们”会选则“我们”之中的一位前去。</w:t>
+      </w:r>
+    </w:p>
+    <w:p>
+      <w:pPr>
+        <w:rPr>
+          <w:rFonts w:hint="eastAsia"/>
+          <w:b w:val="0"/>
+          <w:bCs w:val="0"/>
+          <w:sz w:val="24"/>
+          <w:szCs w:val="24"/>
+          <w:lang w:val="en-US" w:eastAsia="zh-CN"/>
+        </w:rPr>
+      </w:pPr>
+      <w:r>
+        <w:rPr>
+          <w:rFonts w:hint="eastAsia"/>
+          <w:b w:val="0"/>
+          <w:bCs w:val="0"/>
+          <w:sz w:val="24"/>
+          <w:szCs w:val="24"/>
+          <w:lang w:val="en-US" w:eastAsia="zh-CN"/>
+        </w:rPr>
+        <w:t>-关于这个世界</w:t>
+      </w:r>
+    </w:p>
+    <w:p>
+      <w:pPr>
+        <w:ind w:firstLine="420" w:firstLineChars="0"/>
+        <w:rPr>
+          <w:rFonts w:hint="eastAsia"/>
+          <w:b w:val="0"/>
+          <w:bCs w:val="0"/>
+          <w:sz w:val="24"/>
+          <w:szCs w:val="24"/>
+          <w:lang w:val="en-US" w:eastAsia="zh-CN"/>
+        </w:rPr>
+      </w:pPr>
+      <w:r>
+        <w:rPr>
+          <w:rFonts w:hint="eastAsia"/>
+          <w:b w:val="0"/>
+          <w:bCs w:val="0"/>
+          <w:sz w:val="24"/>
+          <w:szCs w:val="24"/>
+          <w:lang w:val="en-US" w:eastAsia="zh-CN"/>
+        </w:rPr>
+        <w:t>千年以前，“我们”的世界受到未知的天外冲击，黑潮降临世间。面对黑潮，“我们”无能为力。“我们”的记忆逐渐缺失</w:t>
+      </w:r>
+      <w:r>
+        <w:rPr>
+          <w:rFonts w:hint="default"/>
+          <w:b w:val="0"/>
+          <w:bCs w:val="0"/>
+          <w:sz w:val="24"/>
+          <w:szCs w:val="24"/>
+          <w:lang w:val="en-US" w:eastAsia="zh-CN"/>
+        </w:rPr>
+        <w:t>...</w:t>
+      </w:r>
+      <w:r>
+        <w:rPr>
+          <w:rFonts w:hint="eastAsia"/>
+          <w:b w:val="0"/>
+          <w:bCs w:val="0"/>
+          <w:sz w:val="24"/>
+          <w:szCs w:val="24"/>
+          <w:lang w:val="en-US" w:eastAsia="zh-CN"/>
+        </w:rPr>
+        <w:t>祂们一个接一个地被黑潮吞噬，祂们的灵魂被封印在世界各地之中。为了避免记忆消散，“我们”用魔力写下了死海文书，不断提醒我们，终有救世主自天外归来，凝聚“我们”的力量，实现再创世，击退黑潮！</w:t>
+      </w:r>
+    </w:p>
+    <w:p>
+      <w:pPr>
+        <w:ind w:firstLine="420" w:firstLineChars="0"/>
+        <w:rPr>
+          <w:rFonts w:hint="default"/>
+          <w:b w:val="0"/>
+          <w:bCs w:val="0"/>
+          <w:sz w:val="24"/>
+          <w:szCs w:val="24"/>
+          <w:lang w:val="en-US" w:eastAsia="zh-CN"/>
+        </w:rPr>
+      </w:pPr>
+      <w:r>
+        <w:rPr>
+          <w:rFonts w:hint="eastAsia"/>
+          <w:b w:val="0"/>
+          <w:bCs w:val="0"/>
+          <w:sz w:val="24"/>
+          <w:szCs w:val="24"/>
+          <w:lang w:val="en-US" w:eastAsia="zh-CN"/>
+        </w:rPr>
+        <w:t>--继续</w:t>
+      </w:r>
+    </w:p>
+    <w:p>
+      <w:pPr>
+        <w:ind w:firstLine="420" w:firstLineChars="0"/>
+        <w:rPr>
+          <w:rFonts w:hint="default"/>
+          <w:b w:val="0"/>
+          <w:bCs w:val="0"/>
+          <w:sz w:val="24"/>
+          <w:szCs w:val="24"/>
+          <w:lang w:val="en-US" w:eastAsia="zh-CN"/>
+        </w:rPr>
+      </w:pPr>
+      <w:r>
+        <w:rPr>
+          <w:rFonts w:hint="eastAsia"/>
+          <w:b w:val="0"/>
+          <w:bCs w:val="0"/>
+          <w:sz w:val="24"/>
+          <w:szCs w:val="24"/>
+          <w:lang w:val="en-US" w:eastAsia="zh-CN"/>
+        </w:rPr>
+        <w:t>吾受黑潮侵蚀最轻，祂们用尽最后的力气，将吾及主城封入原始之海，以减轻黑潮之影响，等待救世主降临。至于救世主是何人，为何有救世的力量，“我们”已无从得知。但在黑潮面前，“我们”只能相信这份古老的记忆，相信再创世的到来</w:t>
+      </w:r>
+      <w:r>
+        <w:rPr>
+          <w:rFonts w:hint="default"/>
+          <w:b w:val="0"/>
+          <w:bCs w:val="0"/>
+          <w:sz w:val="24"/>
+          <w:szCs w:val="24"/>
+          <w:lang w:val="en-US" w:eastAsia="zh-CN"/>
+        </w:rPr>
+        <w:t>...</w:t>
+      </w:r>
+    </w:p>
+    <w:p>
+      <w:pPr>
+        <w:rPr>
+          <w:rFonts w:hint="default"/>
+          <w:b w:val="0"/>
+          <w:bCs w:val="0"/>
+          <w:sz w:val="24"/>
+          <w:szCs w:val="24"/>
+          <w:lang w:val="en-US" w:eastAsia="zh-CN"/>
+        </w:rPr>
+      </w:pPr>
+      <w:r>
+        <w:rPr>
+          <w:rFonts w:hint="eastAsia"/>
+          <w:b w:val="0"/>
+          <w:bCs w:val="0"/>
+          <w:sz w:val="24"/>
+          <w:szCs w:val="24"/>
+          <w:lang w:val="en-US" w:eastAsia="zh-CN"/>
+        </w:rPr>
+        <w:t>-关于接下来的行动（</w:t>
+      </w:r>
+      <w:r>
+        <w:rPr>
+          <w:rFonts w:hint="eastAsia"/>
+          <w:b w:val="0"/>
+          <w:bCs w:val="0"/>
+          <w:sz w:val="24"/>
+          <w:szCs w:val="24"/>
           <w:highlight w:val="yellow"/>
           <w:lang w:val="en-US" w:eastAsia="zh-CN"/>
         </w:rPr>
-        <w:t>（初次对话后对主城各地进行标点，港口，女神像等）</w:t>
-      </w:r>
-    </w:p>
-    <w:p>
-      <w:pPr>
-        <w:rPr>
-          <w:rFonts w:hint="eastAsia"/>
-          <w:b w:val="0"/>
-          <w:bCs w:val="0"/>
-          <w:sz w:val="24"/>
-          <w:szCs w:val="24"/>
-          <w:lang w:val="en-US" w:eastAsia="zh-CN"/>
-        </w:rPr>
-      </w:pPr>
-      <w:r>
-        <w:rPr>
-          <w:rFonts w:hint="eastAsia"/>
-          <w:b w:val="0"/>
-          <w:bCs w:val="0"/>
-          <w:sz w:val="24"/>
-          <w:szCs w:val="24"/>
-          <w:lang w:val="en-US" w:eastAsia="zh-CN"/>
-        </w:rPr>
-        <w:t>-关于</w:t>
-      </w:r>
-      <w:r>
-        <w:rPr>
-          <w:rFonts w:hint="default"/>
-          <w:b w:val="0"/>
-          <w:bCs w:val="0"/>
-          <w:sz w:val="24"/>
-          <w:szCs w:val="24"/>
-          <w:lang w:val="en-US" w:eastAsia="zh-CN"/>
-        </w:rPr>
-        <w:t>安</w:t>
-      </w:r>
-      <w:r>
-        <w:rPr>
-          <w:rFonts w:hint="eastAsia"/>
-          <w:b w:val="0"/>
-          <w:bCs w:val="0"/>
-          <w:sz w:val="24"/>
-          <w:szCs w:val="24"/>
-          <w:lang w:val="en-US" w:eastAsia="zh-CN"/>
-        </w:rPr>
-        <w:t>（和</w:t>
-      </w:r>
-      <w:r>
-        <w:rPr>
-          <w:rFonts w:hint="default"/>
-          <w:b w:val="0"/>
-          <w:bCs w:val="0"/>
-          <w:sz w:val="24"/>
-          <w:szCs w:val="24"/>
-          <w:lang w:val="en-US" w:eastAsia="zh-CN"/>
-        </w:rPr>
-        <w:t>安</w:t>
-      </w:r>
-      <w:r>
-        <w:rPr>
-          <w:rFonts w:hint="eastAsia"/>
-          <w:b w:val="0"/>
-          <w:bCs w:val="0"/>
-          <w:sz w:val="24"/>
-          <w:szCs w:val="24"/>
-          <w:lang w:val="en-US" w:eastAsia="zh-CN"/>
-        </w:rPr>
-        <w:t>对话后解锁）</w:t>
+        <w:t>更新时换颜色，且npc头上带指示</w:t>
+      </w:r>
+      <w:r>
+        <w:rPr>
+          <w:rFonts w:hint="eastAsia"/>
+          <w:b w:val="0"/>
+          <w:bCs w:val="0"/>
+          <w:sz w:val="24"/>
+          <w:szCs w:val="24"/>
+          <w:lang w:val="en-US" w:eastAsia="zh-CN"/>
+        </w:rPr>
+        <w:t>）</w:t>
       </w:r>
     </w:p>
     <w:p>
       <w:pPr>
         <w:ind w:firstLine="420" w:firstLineChars="0"/>
         <w:rPr>
-          <w:rFonts w:hint="default"/>
-          <w:b w:val="0"/>
-          <w:bCs w:val="0"/>
-          <w:sz w:val="24"/>
-          <w:szCs w:val="24"/>
-          <w:lang w:val="en-US" w:eastAsia="zh-CN"/>
-        </w:rPr>
-      </w:pPr>
-      <w:r>
-        <w:rPr>
-          <w:rFonts w:hint="eastAsia"/>
-          <w:b w:val="0"/>
-          <w:bCs w:val="0"/>
-          <w:sz w:val="24"/>
-          <w:szCs w:val="24"/>
-          <w:lang w:val="en-US" w:eastAsia="zh-CN"/>
-        </w:rPr>
-        <w:t>阁下说的可是阁下的魔女同伴？她看起来和阁下一样掌握着不属于这个世界的力量，吾相信预言，吾相信阁下与魔女阁下能拯救圣殿，这里的一切为你们敞开。</w:t>
-      </w:r>
-    </w:p>
-    <w:p>
-      <w:pPr>
-        <w:rPr>
-          <w:rFonts w:hint="eastAsia"/>
-          <w:b w:val="0"/>
-          <w:bCs w:val="0"/>
-          <w:sz w:val="24"/>
-          <w:szCs w:val="24"/>
-          <w:lang w:val="en-US" w:eastAsia="zh-CN"/>
-        </w:rPr>
-      </w:pPr>
-      <w:r>
-        <w:rPr>
-          <w:rFonts w:hint="eastAsia"/>
-          <w:b w:val="0"/>
-          <w:bCs w:val="0"/>
-          <w:sz w:val="24"/>
-          <w:szCs w:val="24"/>
-          <w:lang w:val="en-US" w:eastAsia="zh-CN"/>
-        </w:rPr>
-        <w:t>-关于摆渡人（和摆渡人对话后解锁）</w:t>
+          <w:rFonts w:hint="eastAsia"/>
+          <w:b w:val="0"/>
+          <w:bCs w:val="0"/>
+          <w:sz w:val="24"/>
+          <w:szCs w:val="24"/>
+          <w:lang w:val="en-US" w:eastAsia="zh-CN"/>
+        </w:rPr>
+      </w:pPr>
+      <w:r>
+        <w:rPr>
+          <w:rFonts w:hint="eastAsia"/>
+          <w:b w:val="0"/>
+          <w:bCs w:val="0"/>
+          <w:sz w:val="24"/>
+          <w:szCs w:val="24"/>
+          <w:lang w:val="en-US" w:eastAsia="zh-CN"/>
+        </w:rPr>
+        <w:t>（</w:t>
+      </w:r>
+      <w:r>
+        <w:rPr>
+          <w:rFonts w:hint="eastAsia"/>
+          <w:b w:val="0"/>
+          <w:bCs w:val="0"/>
+          <w:sz w:val="24"/>
+          <w:szCs w:val="24"/>
+          <w:highlight w:val="yellow"/>
+          <w:lang w:val="en-US" w:eastAsia="zh-CN"/>
+        </w:rPr>
+        <w:t>刚开局时</w:t>
+      </w:r>
+      <w:r>
+        <w:rPr>
+          <w:rFonts w:hint="eastAsia"/>
+          <w:b w:val="0"/>
+          <w:bCs w:val="0"/>
+          <w:sz w:val="24"/>
+          <w:szCs w:val="24"/>
+          <w:lang w:val="en-US" w:eastAsia="zh-CN"/>
+        </w:rPr>
+        <w:t>）：</w:t>
       </w:r>
     </w:p>
     <w:p>
       <w:pPr>
         <w:ind w:firstLine="420" w:firstLineChars="0"/>
         <w:rPr>
-          <w:rFonts w:hint="default"/>
-          <w:b w:val="0"/>
-          <w:bCs w:val="0"/>
-          <w:sz w:val="24"/>
-          <w:szCs w:val="24"/>
-          <w:lang w:val="en-US" w:eastAsia="zh-CN"/>
-        </w:rPr>
-      </w:pPr>
-      <w:r>
-        <w:rPr>
-          <w:rFonts w:hint="eastAsia"/>
-          <w:b w:val="0"/>
-          <w:bCs w:val="0"/>
-          <w:sz w:val="24"/>
-          <w:szCs w:val="24"/>
-          <w:lang w:val="en-US" w:eastAsia="zh-CN"/>
-        </w:rPr>
-        <w:t>她在港口驻守千年，担任摆渡圣殿和现世的重任，同时也持有历代逐火者散落的饰品。</w:t>
-      </w:r>
-    </w:p>
-    <w:p>
-      <w:pPr>
-        <w:rPr>
-          <w:rFonts w:hint="eastAsia"/>
-          <w:b w:val="0"/>
-          <w:bCs w:val="0"/>
-          <w:sz w:val="24"/>
-          <w:szCs w:val="24"/>
-          <w:lang w:val="en-US" w:eastAsia="zh-CN"/>
-        </w:rPr>
-      </w:pPr>
-      <w:r>
-        <w:rPr>
-          <w:rFonts w:hint="eastAsia"/>
-          <w:b w:val="0"/>
-          <w:bCs w:val="0"/>
-          <w:sz w:val="24"/>
-          <w:szCs w:val="24"/>
-          <w:lang w:val="en-US" w:eastAsia="zh-CN"/>
-        </w:rPr>
-        <w:t>-你是何人？（仅初次见面显示）</w:t>
+          <w:rFonts w:hint="eastAsia"/>
+          <w:b w:val="0"/>
+          <w:bCs w:val="0"/>
+          <w:sz w:val="24"/>
+          <w:szCs w:val="24"/>
+          <w:lang w:val="en-US" w:eastAsia="zh-CN"/>
+        </w:rPr>
+      </w:pPr>
+      <w:r>
+        <w:rPr>
+          <w:rFonts w:hint="eastAsia"/>
+          <w:b w:val="0"/>
+          <w:bCs w:val="0"/>
+          <w:sz w:val="24"/>
+          <w:szCs w:val="24"/>
+          <w:lang w:val="en-US" w:eastAsia="zh-CN"/>
+        </w:rPr>
+        <w:t>阁下需寻回祂们的灵魂——神之眼，将众使徒的灵魂归位到祭坛之上，届时，吾再献上自己的灵魂，便可实现死海文书所预言中的再创世！</w:t>
       </w:r>
     </w:p>
     <w:p>
@@ -1242,219 +1940,31 @@
           <w:szCs w:val="24"/>
           <w:lang w:val="en-US" w:eastAsia="zh-CN"/>
         </w:rPr>
-        <w:t>吾乃此圣殿之守望者，掌管岁月之史书，负责维系此间秩序，维护祭坛平衡，保障世界运行。吾在此地等候已久，想必阁下便是预言中的逐火者！</w:t>
-      </w:r>
-    </w:p>
-    <w:p>
-      <w:pPr>
-        <w:rPr>
-          <w:rFonts w:hint="eastAsia"/>
-          <w:b w:val="0"/>
-          <w:bCs w:val="0"/>
-          <w:sz w:val="24"/>
-          <w:szCs w:val="24"/>
-          <w:lang w:val="en-US" w:eastAsia="zh-CN"/>
-        </w:rPr>
-      </w:pPr>
-      <w:r>
-        <w:rPr>
-          <w:rFonts w:hint="eastAsia"/>
-          <w:b w:val="0"/>
-          <w:bCs w:val="0"/>
-          <w:sz w:val="24"/>
-          <w:szCs w:val="24"/>
-          <w:lang w:val="en-US" w:eastAsia="zh-CN"/>
-        </w:rPr>
-        <w:t>-关于这个世界</w:t>
+        <w:t>-继续</w:t>
       </w:r>
     </w:p>
     <w:p>
       <w:pPr>
         <w:ind w:firstLine="420" w:firstLineChars="0"/>
         <w:rPr>
-          <w:rFonts w:hint="default"/>
-          <w:b w:val="0"/>
-          <w:bCs w:val="0"/>
-          <w:sz w:val="24"/>
-          <w:szCs w:val="24"/>
-          <w:lang w:val="en-US" w:eastAsia="zh-CN"/>
-        </w:rPr>
-      </w:pPr>
-      <w:r>
-        <w:rPr>
-          <w:rFonts w:hint="eastAsia"/>
-          <w:b w:val="0"/>
-          <w:bCs w:val="0"/>
-          <w:sz w:val="24"/>
-          <w:szCs w:val="24"/>
-          <w:lang w:val="en-US" w:eastAsia="zh-CN"/>
-        </w:rPr>
-        <w:t>千年以前，世界受到未知的天外冲击，维系世界稳定的神之眼因此散落，仅留下空荡的祭坛。神之眼是秩序的根基，因此也称之为“火种”，它们被神秘的高塔镇压在各处。</w:t>
-      </w:r>
-    </w:p>
-    <w:p>
-      <w:pPr>
-        <w:ind w:firstLine="420" w:firstLineChars="0"/>
-        <w:rPr>
-          <w:rFonts w:hint="eastAsia"/>
-          <w:b w:val="0"/>
-          <w:bCs w:val="0"/>
-          <w:sz w:val="24"/>
-          <w:szCs w:val="24"/>
-          <w:lang w:val="en-US" w:eastAsia="zh-CN"/>
-        </w:rPr>
-      </w:pPr>
-      <w:r>
-        <w:rPr>
-          <w:rFonts w:hint="eastAsia"/>
-          <w:b w:val="0"/>
-          <w:bCs w:val="0"/>
-          <w:sz w:val="24"/>
-          <w:szCs w:val="24"/>
-          <w:lang w:val="en-US" w:eastAsia="zh-CN"/>
-        </w:rPr>
-        <w:t>--继续</w:t>
-      </w:r>
-    </w:p>
-    <w:p>
-      <w:pPr>
-        <w:ind w:firstLine="420" w:firstLineChars="0"/>
-        <w:rPr>
-          <w:rFonts w:hint="default"/>
-          <w:b w:val="0"/>
-          <w:bCs w:val="0"/>
-          <w:sz w:val="24"/>
-          <w:szCs w:val="24"/>
-          <w:lang w:val="en-US" w:eastAsia="zh-CN"/>
-        </w:rPr>
-      </w:pPr>
-      <w:r>
-        <w:rPr>
-          <w:rFonts w:hint="eastAsia"/>
-          <w:b w:val="0"/>
-          <w:bCs w:val="0"/>
-          <w:sz w:val="24"/>
-          <w:szCs w:val="24"/>
-          <w:lang w:val="en-US" w:eastAsia="zh-CN"/>
-        </w:rPr>
-        <w:t>吾失去神之眼的力量，无法抵御黑潮侵蚀。吾用尽最后的力量，将圣殿藏入原始之海之中，得以喘息。古老预言所示，将有一位救世主降临世间，为圣殿寻回火种！</w:t>
-      </w:r>
-    </w:p>
-    <w:p>
-      <w:pPr>
-        <w:rPr>
-          <w:rFonts w:hint="default"/>
-          <w:b w:val="0"/>
-          <w:bCs w:val="0"/>
-          <w:sz w:val="24"/>
-          <w:szCs w:val="24"/>
-          <w:lang w:val="en-US" w:eastAsia="zh-CN"/>
-        </w:rPr>
-      </w:pPr>
-      <w:r>
-        <w:rPr>
-          <w:rFonts w:hint="eastAsia"/>
-          <w:b w:val="0"/>
-          <w:bCs w:val="0"/>
-          <w:sz w:val="24"/>
-          <w:szCs w:val="24"/>
-          <w:lang w:val="en-US" w:eastAsia="zh-CN"/>
-        </w:rPr>
-        <w:t>-关于接下来的行动（</w:t>
-      </w:r>
-      <w:r>
-        <w:rPr>
-          <w:rFonts w:hint="eastAsia"/>
-          <w:b w:val="0"/>
-          <w:bCs w:val="0"/>
-          <w:sz w:val="24"/>
-          <w:szCs w:val="24"/>
-          <w:highlight w:val="yellow"/>
-          <w:lang w:val="en-US" w:eastAsia="zh-CN"/>
-        </w:rPr>
-        <w:t>更新时换颜色，且npc头上带指示</w:t>
-      </w:r>
-      <w:r>
-        <w:rPr>
-          <w:rFonts w:hint="eastAsia"/>
-          <w:b w:val="0"/>
-          <w:bCs w:val="0"/>
-          <w:sz w:val="24"/>
-          <w:szCs w:val="24"/>
-          <w:lang w:val="en-US" w:eastAsia="zh-CN"/>
-        </w:rPr>
-        <w:t>）</w:t>
-      </w:r>
-    </w:p>
-    <w:p>
-      <w:pPr>
-        <w:ind w:firstLine="420" w:firstLineChars="0"/>
-        <w:rPr>
-          <w:rFonts w:hint="eastAsia"/>
-          <w:b w:val="0"/>
-          <w:bCs w:val="0"/>
-          <w:sz w:val="24"/>
-          <w:szCs w:val="24"/>
-          <w:lang w:val="en-US" w:eastAsia="zh-CN"/>
-        </w:rPr>
-      </w:pPr>
-      <w:r>
-        <w:rPr>
-          <w:rFonts w:hint="eastAsia"/>
-          <w:b w:val="0"/>
-          <w:bCs w:val="0"/>
-          <w:sz w:val="24"/>
-          <w:szCs w:val="24"/>
-          <w:lang w:val="en-US" w:eastAsia="zh-CN"/>
-        </w:rPr>
-        <w:t>（</w:t>
-      </w:r>
-      <w:r>
-        <w:rPr>
-          <w:rFonts w:hint="eastAsia"/>
-          <w:b w:val="0"/>
-          <w:bCs w:val="0"/>
-          <w:sz w:val="24"/>
-          <w:szCs w:val="24"/>
-          <w:highlight w:val="yellow"/>
-          <w:lang w:val="en-US" w:eastAsia="zh-CN"/>
-        </w:rPr>
-        <w:t>刚开局时</w:t>
-      </w:r>
-      <w:r>
-        <w:rPr>
-          <w:rFonts w:hint="eastAsia"/>
-          <w:b w:val="0"/>
-          <w:bCs w:val="0"/>
-          <w:sz w:val="24"/>
-          <w:szCs w:val="24"/>
-          <w:lang w:val="en-US" w:eastAsia="zh-CN"/>
-        </w:rPr>
-        <w:t>）：</w:t>
-      </w:r>
-    </w:p>
-    <w:p>
-      <w:pPr>
-        <w:ind w:firstLine="420" w:firstLineChars="0"/>
-        <w:rPr>
-          <w:rFonts w:hint="default"/>
-          <w:b w:val="0"/>
-          <w:bCs w:val="0"/>
-          <w:sz w:val="24"/>
-          <w:szCs w:val="24"/>
-          <w:lang w:val="en-US" w:eastAsia="zh-CN"/>
-        </w:rPr>
-      </w:pPr>
-      <w:r>
-        <w:rPr>
-          <w:rFonts w:hint="eastAsia"/>
-          <w:b w:val="0"/>
-          <w:bCs w:val="0"/>
-          <w:sz w:val="24"/>
-          <w:szCs w:val="24"/>
-          <w:lang w:val="en-US" w:eastAsia="zh-CN"/>
-        </w:rPr>
-        <w:t>原始之海屏蔽了外界气息，吾无法感知神之眼的位置。这块</w:t>
+          <w:rFonts w:hint="eastAsia"/>
+          <w:b w:val="0"/>
+          <w:bCs w:val="0"/>
+          <w:sz w:val="24"/>
+          <w:szCs w:val="24"/>
+          <w:lang w:val="en-US" w:eastAsia="zh-CN"/>
+        </w:rPr>
+      </w:pPr>
+      <w:r>
+        <w:rPr>
+          <w:rFonts w:hint="eastAsia"/>
+          <w:b w:val="0"/>
+          <w:bCs w:val="0"/>
+          <w:sz w:val="24"/>
+          <w:szCs w:val="24"/>
+          <w:lang w:val="en-US" w:eastAsia="zh-CN"/>
+        </w:rPr>
+        <w:t>原始之海屏蔽了外界的气息，吾无从得知祂们的位置。但借此</w:t>
       </w:r>
       <w:r>
         <w:rPr>
@@ -1482,55 +1992,7 @@
           <w:szCs w:val="24"/>
           <w:lang w:val="en-US" w:eastAsia="zh-CN"/>
         </w:rPr>
-        <w:t>给予阁下，阁下到了主世界，共鸣石将指引你方向。但值得注意的是，共鸣石只能使用一次！待阁下寻回神之眼后，我才能再次为它充能。</w:t>
-      </w:r>
-    </w:p>
-    <w:p>
-      <w:pPr>
-        <w:ind w:firstLine="420" w:firstLineChars="0"/>
-        <w:rPr>
-          <w:rFonts w:hint="default"/>
-          <w:b w:val="0"/>
-          <w:bCs w:val="0"/>
-          <w:sz w:val="24"/>
-          <w:szCs w:val="24"/>
-          <w:lang w:val="en-US" w:eastAsia="zh-CN"/>
-        </w:rPr>
-      </w:pPr>
-      <w:r>
-        <w:rPr>
-          <w:rFonts w:hint="eastAsia"/>
-          <w:b w:val="0"/>
-          <w:bCs w:val="0"/>
-          <w:sz w:val="24"/>
-          <w:szCs w:val="24"/>
-          <w:lang w:val="en-US" w:eastAsia="zh-CN"/>
-        </w:rPr>
-        <w:t>-继续</w:t>
-      </w:r>
-    </w:p>
-    <w:p>
-      <w:pPr>
-        <w:ind w:firstLine="420" w:firstLineChars="0"/>
-        <w:rPr>
-          <w:rFonts w:hint="eastAsia"/>
-          <w:b w:val="0"/>
-          <w:bCs w:val="0"/>
-          <w:sz w:val="24"/>
-          <w:szCs w:val="24"/>
-          <w:lang w:val="en-US" w:eastAsia="zh-CN"/>
-        </w:rPr>
-      </w:pPr>
-      <w:r>
-        <w:rPr>
-          <w:rFonts w:hint="eastAsia"/>
-          <w:b w:val="0"/>
-          <w:bCs w:val="0"/>
-          <w:sz w:val="24"/>
-          <w:szCs w:val="24"/>
-          <w:lang w:val="en-US" w:eastAsia="zh-CN"/>
-        </w:rPr>
-        <w:t>阁下可以先去</w:t>
+        <w:t>可再外界寻得神之眼散落的位置。此</w:t>
       </w:r>
       <w:r>
         <w:rPr>
@@ -1547,18 +2009,18 @@
             </w14:solidFill>
           </w14:textFill>
         </w:rPr>
-        <w:t>武库</w:t>
-      </w:r>
-      <w:r>
-        <w:rPr>
-          <w:rFonts w:hint="eastAsia"/>
-          <w:b w:val="0"/>
-          <w:bCs w:val="0"/>
-          <w:sz w:val="24"/>
-          <w:szCs w:val="24"/>
-          <w:lang w:val="en-US" w:eastAsia="zh-CN"/>
-        </w:rPr>
-        <w:t>选一样趁手的武器。准备好了就去港口寻找摆渡人吧，她将带你前往主世界！</w:t>
+        <w:t>共鸣石</w:t>
+      </w:r>
+      <w:r>
+        <w:rPr>
+          <w:rFonts w:hint="eastAsia"/>
+          <w:b w:val="0"/>
+          <w:bCs w:val="0"/>
+          <w:sz w:val="24"/>
+          <w:szCs w:val="24"/>
+          <w:lang w:val="en-US" w:eastAsia="zh-CN"/>
+        </w:rPr>
+        <w:t>给予阁下，阁下到了主世界，共鸣石将指引你方向。切记，共鸣石仅能使用一次！待阁下寻回神之眼后，吾方可利用神之眼铸造新的共鸣石。</w:t>
       </w:r>
     </w:p>
     <w:p>
@@ -1570,21 +2032,19 @@
           <w:bCs w:val="0"/>
           <w:sz w:val="24"/>
           <w:szCs w:val="24"/>
-          <w:highlight w:val="yellow"/>
-          <w:lang w:val="en-US" w:eastAsia="zh-CN"/>
-        </w:rPr>
-      </w:pPr>
-      <w:r>
-        <w:rPr>
-          <w:rFonts w:hint="eastAsia"/>
-          <w:b w:val="0"/>
-          <w:bCs w:val="0"/>
-          <w:sz w:val="24"/>
-          <w:szCs w:val="24"/>
-          <w:highlight w:val="yellow"/>
-          <w:lang w:val="en-US" w:eastAsia="zh-CN"/>
-        </w:rPr>
-        <w:t>提示前往港口</w:t>
+          <w:lang w:val="en-US" w:eastAsia="zh-CN"/>
+        </w:rPr>
+      </w:pPr>
+      <w:r>
+        <w:rPr>
+          <w:rFonts w:hint="eastAsia"/>
+          <w:b w:val="0"/>
+          <w:bCs w:val="0"/>
+          <w:sz w:val="24"/>
+          <w:szCs w:val="24"/>
+          <w:lang w:val="en-US" w:eastAsia="zh-CN"/>
+        </w:rPr>
+        <w:t>（物品：共鸣石，使用后可以为当前任务的傀儡进行地图标记，并且在左下角提示已标记地点，按m查看地图）</w:t>
       </w:r>
     </w:p>
     <w:p>
@@ -1599,1605 +2059,44 @@
           <w:lang w:val="en-US" w:eastAsia="zh-CN"/>
         </w:rPr>
       </w:pPr>
-    </w:p>
-    <w:p>
-      <w:pPr>
-        <w:rPr>
-          <w:rFonts w:hint="default"/>
-          <w:b/>
-          <w:bCs/>
-          <w:sz w:val="24"/>
-          <w:szCs w:val="24"/>
-          <w:lang w:val="en-US" w:eastAsia="zh-CN"/>
-        </w:rPr>
-      </w:pPr>
-      <w:r>
-        <w:rPr>
-          <w:rFonts w:hint="default"/>
-          <w:b/>
-          <w:bCs/>
-          <w:sz w:val="24"/>
-          <w:szCs w:val="24"/>
-          <w:lang w:val="en-US" w:eastAsia="zh-CN"/>
-        </w:rPr>
-        <w:t>安</w:t>
-      </w:r>
-      <w:r>
-        <w:rPr>
-          <w:rFonts w:hint="eastAsia"/>
-          <w:b/>
-          <w:bCs/>
-          <w:sz w:val="24"/>
-          <w:szCs w:val="24"/>
-          <w:lang w:val="en-US" w:eastAsia="zh-CN"/>
-        </w:rPr>
-        <w:t>·伊瑞丝·卡列尼娜 Aine Iris Khaslana</w:t>
-      </w:r>
-    </w:p>
-    <w:p>
-      <w:pPr>
-        <w:rPr>
-          <w:rFonts w:hint="eastAsia"/>
-          <w:sz w:val="24"/>
-          <w:szCs w:val="24"/>
-          <w:lang w:val="en-US" w:eastAsia="zh-CN"/>
-        </w:rPr>
-      </w:pPr>
-      <w:r>
-        <w:rPr>
-          <w:rFonts w:hint="eastAsia"/>
-          <w:sz w:val="24"/>
-          <w:szCs w:val="24"/>
-          <w:lang w:val="en-US" w:eastAsia="zh-CN"/>
-        </w:rPr>
-        <w:t>初次见面，在主城图书馆，</w:t>
-      </w:r>
-      <w:r>
-        <w:rPr>
-          <w:rFonts w:hint="default"/>
-          <w:sz w:val="24"/>
-          <w:szCs w:val="24"/>
-          <w:lang w:val="en-US" w:eastAsia="zh-CN"/>
-        </w:rPr>
-        <w:t>安</w:t>
-      </w:r>
-      <w:r>
-        <w:rPr>
-          <w:rFonts w:hint="eastAsia"/>
-          <w:sz w:val="24"/>
-          <w:szCs w:val="24"/>
-          <w:lang w:val="en-US" w:eastAsia="zh-CN"/>
-        </w:rPr>
-        <w:t>正翻阅着书籍：</w:t>
-      </w:r>
-    </w:p>
-    <w:p>
-      <w:pPr>
-        <w:rPr>
-          <w:rFonts w:hint="eastAsia"/>
-          <w:sz w:val="22"/>
-          <w:szCs w:val="28"/>
-          <w:rtl w:val="0"/>
-          <w:lang w:val="en-US" w:eastAsia="zh-CN"/>
-        </w:rPr>
-      </w:pPr>
-      <w:r>
-        <w:rPr>
-          <w:rFonts w:hint="eastAsia"/>
-          <w:sz w:val="24"/>
-          <w:szCs w:val="24"/>
-          <w:lang w:val="en-US" w:eastAsia="zh-CN"/>
-        </w:rPr>
-        <w:t>%</w:t>
-      </w:r>
-      <w:r>
-        <w:rPr>
-          <w:rFonts w:hint="default"/>
-          <w:sz w:val="24"/>
-          <w:szCs w:val="24"/>
-          <w:lang w:val="en-US" w:eastAsia="zh-CN"/>
-        </w:rPr>
-        <w:t>s</w:t>
-      </w:r>
-      <w:r>
-        <w:rPr>
-          <w:rFonts w:hint="eastAsia"/>
-          <w:sz w:val="24"/>
-          <w:szCs w:val="24"/>
-          <w:lang w:val="en-US" w:eastAsia="zh-CN"/>
-        </w:rPr>
-        <w:t>，你终于来了！我正在阅读这个世界记载的资料。但</w:t>
-      </w:r>
-      <w:r>
-        <w:rPr>
-          <w:sz w:val="22"/>
-          <w:szCs w:val="28"/>
-          <w:rtl w:val="0"/>
-        </w:rPr>
-        <w:t>「永世的纯白</w:t>
-      </w:r>
-      <w:r>
-        <w:rPr>
-          <w:sz w:val="24"/>
-          <w:szCs w:val="32"/>
-          <w:rtl w:val="0"/>
-        </w:rPr>
-        <w:t>之花」</w:t>
-      </w:r>
-      <w:r>
-        <w:rPr>
-          <w:rFonts w:hint="eastAsia"/>
-          <w:sz w:val="24"/>
-          <w:szCs w:val="32"/>
-          <w:rtl w:val="0"/>
-          <w:lang w:val="en-US" w:eastAsia="zh-CN"/>
-        </w:rPr>
-        <w:t>告诉我，这里的资料似乎被篡改过</w:t>
-      </w:r>
-      <w:r>
-        <w:rPr>
-          <w:rFonts w:hint="default"/>
-          <w:sz w:val="24"/>
-          <w:szCs w:val="32"/>
-          <w:rtl w:val="0"/>
-          <w:lang w:val="en-US" w:eastAsia="zh-CN"/>
-        </w:rPr>
-        <w:t>...</w:t>
-      </w:r>
-      <w:r>
-        <w:rPr>
-          <w:rFonts w:hint="eastAsia"/>
-          <w:sz w:val="24"/>
-          <w:szCs w:val="32"/>
-          <w:rtl w:val="0"/>
-          <w:lang w:val="en-US" w:eastAsia="zh-CN"/>
-        </w:rPr>
-        <w:t>嘘，你可别告诉那家伙</w:t>
-      </w:r>
-      <w:r>
-        <w:rPr>
-          <w:rFonts w:hint="eastAsia"/>
-          <w:sz w:val="22"/>
-          <w:szCs w:val="28"/>
-          <w:rtl w:val="0"/>
-          <w:lang w:val="en-US" w:eastAsia="zh-CN"/>
-        </w:rPr>
-        <w:t>！</w:t>
-      </w:r>
-    </w:p>
-    <w:p>
-      <w:pPr>
-        <w:rPr>
-          <w:rFonts w:hint="eastAsia"/>
-          <w:sz w:val="24"/>
-          <w:szCs w:val="32"/>
-          <w:rtl w:val="0"/>
-          <w:lang w:val="en-US" w:eastAsia="zh-CN"/>
-        </w:rPr>
-      </w:pPr>
-      <w:r>
-        <w:rPr>
-          <w:rFonts w:hint="eastAsia"/>
-          <w:sz w:val="24"/>
-          <w:szCs w:val="32"/>
-          <w:rtl w:val="0"/>
-          <w:lang w:val="en-US" w:eastAsia="zh-CN"/>
-        </w:rPr>
-        <w:t>-关于守望者（和守望者对话过才有）</w:t>
+      <w:r>
+        <w:rPr>
+          <w:rFonts w:hint="eastAsia"/>
+          <w:b w:val="0"/>
+          <w:bCs w:val="0"/>
+          <w:sz w:val="24"/>
+          <w:szCs w:val="24"/>
+          <w:lang w:val="en-US" w:eastAsia="zh-CN"/>
+        </w:rPr>
+        <w:t>-继续</w:t>
       </w:r>
     </w:p>
     <w:p>
       <w:pPr>
         <w:ind w:firstLine="420" w:firstLineChars="0"/>
         <w:rPr>
-          <w:rFonts w:hint="default"/>
-          <w:sz w:val="24"/>
-          <w:szCs w:val="32"/>
-          <w:rtl w:val="0"/>
-          <w:lang w:val="en-US" w:eastAsia="zh-CN"/>
-        </w:rPr>
-      </w:pPr>
-      <w:r>
-        <w:rPr>
-          <w:rFonts w:hint="eastAsia"/>
-          <w:sz w:val="24"/>
-          <w:szCs w:val="32"/>
-          <w:rtl w:val="0"/>
-          <w:lang w:val="en-US" w:eastAsia="zh-CN"/>
-        </w:rPr>
-        <w:t>你已经和她打过招呼啦？她就是这里的主人了，看来要解决问题，我们只能暂时按她说的做了。</w:t>
-      </w:r>
-    </w:p>
-    <w:p>
-      <w:pPr>
-        <w:rPr>
-          <w:rFonts w:hint="eastAsia"/>
-          <w:sz w:val="24"/>
-          <w:szCs w:val="32"/>
-          <w:rtl w:val="0"/>
-          <w:lang w:val="en-US" w:eastAsia="zh-CN"/>
-        </w:rPr>
-      </w:pPr>
-      <w:r>
-        <w:rPr>
-          <w:rFonts w:hint="eastAsia"/>
-          <w:sz w:val="24"/>
-          <w:szCs w:val="32"/>
-          <w:rtl w:val="0"/>
-          <w:lang w:val="en-US" w:eastAsia="zh-CN"/>
-        </w:rPr>
-        <w:t>-关于这个世界</w:t>
-      </w:r>
-    </w:p>
-    <w:p>
-      <w:pPr>
-        <w:ind w:firstLine="420" w:firstLineChars="0"/>
-        <w:rPr>
-          <w:rFonts w:hint="default"/>
-          <w:sz w:val="24"/>
-          <w:szCs w:val="32"/>
-          <w:rtl w:val="0"/>
-          <w:lang w:val="en-US" w:eastAsia="zh-CN"/>
-        </w:rPr>
-      </w:pPr>
-      <w:r>
-        <w:rPr>
-          <w:rFonts w:hint="eastAsia"/>
-          <w:sz w:val="24"/>
-          <w:szCs w:val="32"/>
-          <w:rtl w:val="0"/>
-          <w:lang w:val="en-US" w:eastAsia="zh-CN"/>
-        </w:rPr>
-        <w:t>你已经听过守望者讲的故事了吧？但是真是假，还是得踏上旅程才知道。加油，我会一直在你身边！</w:t>
-      </w:r>
-    </w:p>
-    <w:p>
-      <w:pPr>
-        <w:rPr>
-          <w:rFonts w:hint="eastAsia"/>
-          <w:sz w:val="24"/>
-          <w:szCs w:val="32"/>
-          <w:rtl w:val="0"/>
-          <w:lang w:val="en-US" w:eastAsia="zh-CN"/>
-        </w:rPr>
-      </w:pPr>
-      <w:r>
-        <w:rPr>
-          <w:rFonts w:hint="eastAsia"/>
-          <w:sz w:val="24"/>
-          <w:szCs w:val="32"/>
-          <w:rtl w:val="0"/>
-          <w:lang w:val="en-US" w:eastAsia="zh-CN"/>
-        </w:rPr>
-        <w:t>-关于时装（领取后移除此选项）</w:t>
-      </w:r>
-    </w:p>
-    <w:p>
-      <w:pPr>
-        <w:ind w:firstLine="420" w:firstLineChars="0"/>
-        <w:rPr>
-          <w:rFonts w:hint="eastAsia"/>
-          <w:sz w:val="24"/>
-          <w:szCs w:val="32"/>
-          <w:rtl w:val="0"/>
-          <w:lang w:val="en-US" w:eastAsia="zh-CN"/>
-        </w:rPr>
-      </w:pPr>
-      <w:r>
-        <w:rPr>
-          <w:rFonts w:hint="eastAsia"/>
-          <w:sz w:val="24"/>
-          <w:szCs w:val="32"/>
-          <w:rtl w:val="0"/>
-          <w:lang w:val="en-US" w:eastAsia="zh-CN"/>
-        </w:rPr>
-        <w:t>来到这个世界，也应该换一套符合这个世界的衣服才行，给，快换上吧！</w:t>
-      </w:r>
-    </w:p>
-    <w:p>
-      <w:pPr>
-        <w:ind w:firstLine="420" w:firstLineChars="0"/>
-        <w:rPr>
-          <w:rFonts w:hint="default"/>
-          <w:sz w:val="24"/>
-          <w:szCs w:val="32"/>
-          <w:highlight w:val="yellow"/>
-          <w:rtl w:val="0"/>
-          <w:lang w:val="en-US" w:eastAsia="zh-CN"/>
-        </w:rPr>
-      </w:pPr>
-      <w:r>
-        <w:rPr>
-          <w:rFonts w:hint="eastAsia"/>
-          <w:sz w:val="24"/>
-          <w:szCs w:val="32"/>
-          <w:rtl w:val="0"/>
-          <w:lang w:val="en-US" w:eastAsia="zh-CN"/>
-        </w:rPr>
-        <w:t>-领取</w:t>
-      </w:r>
-      <w:r>
-        <w:rPr>
-          <w:rFonts w:hint="eastAsia"/>
-          <w:sz w:val="24"/>
-          <w:szCs w:val="32"/>
-          <w:highlight w:val="yellow"/>
-          <w:rtl w:val="0"/>
-          <w:lang w:val="en-US" w:eastAsia="zh-CN"/>
-        </w:rPr>
-        <w:t>（获得时装工坊方块，ftb解锁时装工坊说明书）</w:t>
-      </w:r>
-    </w:p>
-    <w:p>
-      <w:pPr>
-        <w:rPr>
-          <w:rFonts w:hint="eastAsia"/>
-          <w:sz w:val="24"/>
-          <w:szCs w:val="32"/>
-          <w:rtl w:val="0"/>
-          <w:lang w:val="en-US" w:eastAsia="zh-CN"/>
-        </w:rPr>
-      </w:pPr>
-      <w:r>
-        <w:rPr>
-          <w:rFonts w:hint="eastAsia"/>
-          <w:sz w:val="24"/>
-          <w:szCs w:val="32"/>
-          <w:rtl w:val="0"/>
-          <w:lang w:val="en-US" w:eastAsia="zh-CN"/>
-        </w:rPr>
-        <w:t>-关于忆质</w:t>
-      </w:r>
-    </w:p>
-    <w:p>
-      <w:pPr>
-        <w:ind w:firstLine="420" w:firstLineChars="0"/>
-        <w:rPr>
-          <w:rFonts w:hint="default"/>
-          <w:sz w:val="24"/>
-          <w:szCs w:val="32"/>
-          <w:rtl w:val="0"/>
-          <w:lang w:val="en-US" w:eastAsia="zh-CN"/>
-        </w:rPr>
-      </w:pPr>
-      <w:r>
-        <w:rPr>
-          <w:rFonts w:hint="eastAsia"/>
-          <w:sz w:val="24"/>
-          <w:szCs w:val="32"/>
-          <w:rtl w:val="0"/>
-          <w:lang w:val="en-US" w:eastAsia="zh-CN"/>
-        </w:rPr>
-        <w:t>书上说，忆质是这个世界特有的一种物质，它记载了所有者生前的记忆。如果你拿到了忆质，请给我看看吧。</w:t>
-      </w:r>
-    </w:p>
-    <w:p>
-      <w:pPr>
-        <w:rPr>
-          <w:rFonts w:hint="default"/>
-          <w:sz w:val="24"/>
-          <w:szCs w:val="32"/>
-          <w:rtl w:val="0"/>
-          <w:lang w:val="en-US" w:eastAsia="zh-CN"/>
-        </w:rPr>
-      </w:pPr>
-      <w:r>
-        <w:rPr>
-          <w:rFonts w:hint="eastAsia"/>
-          <w:sz w:val="24"/>
-          <w:szCs w:val="32"/>
-          <w:rtl w:val="0"/>
-          <w:lang w:val="en-US" w:eastAsia="zh-CN"/>
-        </w:rPr>
-        <w:t>-法术淬灵（获得xxx后解锁，铁魔法升级，打开ui）</w:t>
-      </w:r>
-    </w:p>
-    <w:p>
-      <w:pPr>
-        <w:rPr>
-          <w:rFonts w:hint="eastAsia"/>
-          <w:sz w:val="24"/>
-          <w:szCs w:val="32"/>
-          <w:rtl w:val="0"/>
-          <w:lang w:val="en-US" w:eastAsia="zh-CN"/>
-        </w:rPr>
-      </w:pPr>
-      <w:r>
-        <w:rPr>
-          <w:rFonts w:hint="eastAsia"/>
-          <w:sz w:val="24"/>
-          <w:szCs w:val="32"/>
-          <w:rtl w:val="0"/>
-          <w:lang w:val="en-US" w:eastAsia="zh-CN"/>
-        </w:rPr>
-        <w:t>-进入轮回绝境（获得xxx后解锁，直接传送）</w:t>
-      </w:r>
-    </w:p>
-    <w:p>
-      <w:pPr>
-        <w:rPr>
-          <w:rFonts w:hint="default"/>
-          <w:b/>
-          <w:bCs/>
-          <w:sz w:val="24"/>
-          <w:szCs w:val="32"/>
-          <w:rtl w:val="0"/>
-          <w:lang w:val="en-US" w:eastAsia="zh-CN"/>
-        </w:rPr>
-      </w:pPr>
-      <w:r>
-        <w:rPr>
-          <w:rFonts w:hint="eastAsia"/>
-          <w:b/>
-          <w:bCs/>
-          <w:sz w:val="24"/>
-          <w:szCs w:val="32"/>
-          <w:rtl w:val="0"/>
-          <w:lang w:val="en-US" w:eastAsia="zh-CN"/>
-        </w:rPr>
-        <w:t>Old Emric (老艾默)：</w:t>
-      </w:r>
-    </w:p>
-    <w:p>
-      <w:pPr>
-        <w:rPr>
-          <w:rFonts w:hint="eastAsia"/>
-          <w:b w:val="0"/>
-          <w:bCs w:val="0"/>
-          <w:sz w:val="24"/>
-          <w:szCs w:val="32"/>
-          <w:rtl w:val="0"/>
-          <w:lang w:val="en-US" w:eastAsia="zh-CN"/>
-        </w:rPr>
-      </w:pPr>
-      <w:r>
-        <w:rPr>
-          <w:rFonts w:hint="eastAsia"/>
-          <w:b w:val="0"/>
-          <w:bCs w:val="0"/>
-          <w:sz w:val="24"/>
-          <w:szCs w:val="32"/>
-          <w:rtl w:val="0"/>
-          <w:lang w:val="en-US" w:eastAsia="zh-CN"/>
-        </w:rPr>
-        <w:t>火焰的温度、钢铁的韧性——这两样东西能解决世上大多数问题。</w:t>
-      </w:r>
-    </w:p>
-    <w:p>
-      <w:pPr>
-        <w:rPr>
-          <w:rFonts w:hint="eastAsia"/>
-          <w:b w:val="0"/>
-          <w:bCs w:val="0"/>
-          <w:sz w:val="24"/>
-          <w:szCs w:val="32"/>
-          <w:rtl w:val="0"/>
-          <w:lang w:val="en-US" w:eastAsia="zh-CN"/>
-        </w:rPr>
-      </w:pPr>
-      <w:r>
-        <w:rPr>
-          <w:rFonts w:hint="eastAsia"/>
-          <w:b w:val="0"/>
-          <w:bCs w:val="0"/>
-          <w:sz w:val="24"/>
-          <w:szCs w:val="32"/>
-          <w:rtl w:val="0"/>
-          <w:lang w:val="en-US" w:eastAsia="zh-CN"/>
-        </w:rPr>
-        <w:t>-你是何人？</w:t>
-      </w:r>
-    </w:p>
-    <w:p>
-      <w:pPr>
-        <w:ind w:firstLine="420" w:firstLineChars="0"/>
-        <w:rPr>
-          <w:rFonts w:hint="default"/>
-          <w:b w:val="0"/>
-          <w:bCs w:val="0"/>
-          <w:sz w:val="24"/>
-          <w:szCs w:val="32"/>
-          <w:rtl w:val="0"/>
-          <w:lang w:val="en-US" w:eastAsia="zh-CN"/>
-        </w:rPr>
-      </w:pPr>
-      <w:r>
-        <w:rPr>
-          <w:rFonts w:hint="eastAsia"/>
-          <w:b w:val="0"/>
-          <w:bCs w:val="0"/>
-          <w:sz w:val="24"/>
-          <w:szCs w:val="32"/>
-          <w:rtl w:val="0"/>
-          <w:lang w:val="en-US" w:eastAsia="zh-CN"/>
-        </w:rPr>
-        <w:t>吾乃艾默</w:t>
-      </w:r>
-      <w:r>
-        <w:rPr>
-          <w:rFonts w:hint="default"/>
-          <w:b w:val="0"/>
-          <w:bCs w:val="0"/>
-          <w:sz w:val="24"/>
-          <w:szCs w:val="32"/>
-          <w:rtl w:val="0"/>
-          <w:lang w:val="en-US" w:eastAsia="zh-CN"/>
-        </w:rPr>
-        <w:t>Emric</w:t>
-      </w:r>
-      <w:r>
-        <w:rPr>
-          <w:rFonts w:hint="eastAsia"/>
-          <w:b w:val="0"/>
-          <w:bCs w:val="0"/>
-          <w:sz w:val="24"/>
-          <w:szCs w:val="32"/>
-          <w:rtl w:val="0"/>
-          <w:lang w:val="en-US" w:eastAsia="zh-CN"/>
-        </w:rPr>
-        <w:t>，为圣殿铸神兵，黑潮来袭之前，本以为老夫所铸神兵天下无敌。现在想来，可笑，可笑。</w:t>
-      </w:r>
-    </w:p>
-    <w:p>
-      <w:pPr>
-        <w:rPr>
-          <w:rFonts w:hint="eastAsia"/>
-          <w:b w:val="0"/>
-          <w:bCs w:val="0"/>
-          <w:sz w:val="24"/>
-          <w:szCs w:val="32"/>
-          <w:rtl w:val="0"/>
-          <w:lang w:val="en-US" w:eastAsia="zh-CN"/>
-        </w:rPr>
-      </w:pPr>
-      <w:r>
-        <w:rPr>
-          <w:rFonts w:hint="eastAsia"/>
-          <w:b w:val="0"/>
-          <w:bCs w:val="0"/>
-          <w:sz w:val="24"/>
-          <w:szCs w:val="32"/>
-          <w:rtl w:val="0"/>
-          <w:lang w:val="en-US" w:eastAsia="zh-CN"/>
-        </w:rPr>
-        <w:t>-关于守望者</w:t>
-      </w:r>
-    </w:p>
-    <w:p>
-      <w:pPr>
-        <w:ind w:firstLine="420" w:firstLineChars="0"/>
-        <w:rPr>
-          <w:rFonts w:hint="default"/>
-          <w:b w:val="0"/>
-          <w:bCs w:val="0"/>
-          <w:sz w:val="24"/>
-          <w:szCs w:val="32"/>
-          <w:rtl w:val="0"/>
-          <w:lang w:val="en-US" w:eastAsia="zh-CN"/>
-        </w:rPr>
-      </w:pPr>
-      <w:r>
-        <w:rPr>
-          <w:rFonts w:hint="eastAsia"/>
-          <w:b w:val="0"/>
-          <w:bCs w:val="0"/>
-          <w:sz w:val="24"/>
-          <w:szCs w:val="32"/>
-          <w:rtl w:val="0"/>
-          <w:lang w:val="en-US" w:eastAsia="zh-CN"/>
-        </w:rPr>
-        <w:t>守望者大人实在令人捉摸不透，但她所布下的局，未曾败过，服从便是。</w:t>
-      </w:r>
-    </w:p>
-    <w:p>
-      <w:pPr>
-        <w:rPr>
-          <w:rFonts w:hint="eastAsia"/>
-          <w:b w:val="0"/>
-          <w:bCs w:val="0"/>
-          <w:sz w:val="24"/>
-          <w:szCs w:val="32"/>
-          <w:rtl w:val="0"/>
-          <w:lang w:val="en-US" w:eastAsia="zh-CN"/>
-        </w:rPr>
-      </w:pPr>
-      <w:r>
-        <w:rPr>
-          <w:rFonts w:hint="eastAsia"/>
-          <w:b w:val="0"/>
-          <w:bCs w:val="0"/>
-          <w:sz w:val="24"/>
-          <w:szCs w:val="32"/>
-          <w:rtl w:val="0"/>
-          <w:lang w:val="en-US" w:eastAsia="zh-CN"/>
-        </w:rPr>
-        <w:t>-关于摆渡人</w:t>
-      </w:r>
-    </w:p>
-    <w:p>
-      <w:pPr>
-        <w:ind w:firstLine="420" w:firstLineChars="0"/>
-        <w:rPr>
-          <w:rFonts w:hint="default"/>
-          <w:b w:val="0"/>
-          <w:bCs w:val="0"/>
-          <w:sz w:val="24"/>
-          <w:szCs w:val="32"/>
-          <w:rtl w:val="0"/>
-          <w:lang w:val="en-US" w:eastAsia="zh-CN"/>
-        </w:rPr>
-      </w:pPr>
-      <w:r>
-        <w:rPr>
-          <w:rFonts w:hint="eastAsia"/>
-          <w:b w:val="0"/>
-          <w:bCs w:val="0"/>
-          <w:sz w:val="24"/>
-          <w:szCs w:val="32"/>
-          <w:rtl w:val="0"/>
-          <w:lang w:val="en-US" w:eastAsia="zh-CN"/>
-        </w:rPr>
-        <w:t>那小姑娘倒比老夫自在，老夫再也没法回到故土了。</w:t>
-      </w:r>
-    </w:p>
-    <w:p>
-      <w:pPr>
-        <w:rPr>
-          <w:rFonts w:hint="eastAsia"/>
-          <w:b w:val="0"/>
-          <w:bCs w:val="0"/>
-          <w:sz w:val="24"/>
-          <w:szCs w:val="32"/>
-          <w:rtl w:val="0"/>
-          <w:lang w:val="en-US" w:eastAsia="zh-CN"/>
-        </w:rPr>
-      </w:pPr>
-      <w:r>
-        <w:rPr>
-          <w:rFonts w:hint="eastAsia"/>
-          <w:b w:val="0"/>
-          <w:bCs w:val="0"/>
-          <w:sz w:val="24"/>
-          <w:szCs w:val="32"/>
-          <w:rtl w:val="0"/>
-          <w:lang w:val="en-US" w:eastAsia="zh-CN"/>
-        </w:rPr>
-        <w:t>-见面礼</w:t>
-      </w:r>
-    </w:p>
-    <w:p>
-      <w:pPr>
-        <w:ind w:firstLine="420" w:firstLineChars="0"/>
-        <w:rPr>
-          <w:rFonts w:hint="eastAsia"/>
-          <w:b w:val="0"/>
-          <w:bCs w:val="0"/>
-          <w:sz w:val="24"/>
-          <w:szCs w:val="32"/>
-          <w:rtl w:val="0"/>
-          <w:lang w:val="en-US" w:eastAsia="zh-CN"/>
-        </w:rPr>
-      </w:pPr>
-      <w:r>
-        <w:rPr>
-          <w:rFonts w:hint="eastAsia"/>
-          <w:b w:val="0"/>
-          <w:bCs w:val="0"/>
-          <w:sz w:val="24"/>
-          <w:szCs w:val="32"/>
-          <w:rtl w:val="0"/>
-          <w:lang w:val="en-US" w:eastAsia="zh-CN"/>
-        </w:rPr>
-        <w:t>这是一些边角碎料所铸成的，你暂且拿去防身吧。</w:t>
-      </w:r>
-    </w:p>
-    <w:p>
-      <w:pPr>
-        <w:ind w:firstLine="420" w:firstLineChars="0"/>
-        <w:rPr>
-          <w:rFonts w:hint="eastAsia"/>
-          <w:b w:val="0"/>
-          <w:bCs w:val="0"/>
-          <w:sz w:val="24"/>
-          <w:szCs w:val="32"/>
-          <w:rtl w:val="0"/>
-          <w:lang w:val="en-US" w:eastAsia="zh-CN"/>
-        </w:rPr>
-      </w:pPr>
-      <w:r>
-        <w:rPr>
-          <w:rFonts w:hint="eastAsia"/>
-          <w:b w:val="0"/>
-          <w:bCs w:val="0"/>
-          <w:sz w:val="24"/>
-          <w:szCs w:val="32"/>
-          <w:rtl w:val="0"/>
-          <w:lang w:val="en-US" w:eastAsia="zh-CN"/>
-        </w:rPr>
-        <w:t>-铁匕首</w:t>
-      </w:r>
-    </w:p>
-    <w:p>
-      <w:pPr>
-        <w:ind w:firstLine="420" w:firstLineChars="0"/>
-        <w:rPr>
-          <w:rFonts w:hint="eastAsia"/>
-          <w:b w:val="0"/>
-          <w:bCs w:val="0"/>
-          <w:sz w:val="24"/>
-          <w:szCs w:val="32"/>
-          <w:rtl w:val="0"/>
-          <w:lang w:val="en-US" w:eastAsia="zh-CN"/>
-        </w:rPr>
-      </w:pPr>
-      <w:r>
-        <w:rPr>
-          <w:rFonts w:hint="eastAsia"/>
-          <w:b w:val="0"/>
-          <w:bCs w:val="0"/>
-          <w:sz w:val="24"/>
-          <w:szCs w:val="32"/>
-          <w:rtl w:val="0"/>
-          <w:lang w:val="en-US" w:eastAsia="zh-CN"/>
-        </w:rPr>
-        <w:t>-铁剑</w:t>
-      </w:r>
-    </w:p>
-    <w:p>
-      <w:pPr>
-        <w:ind w:firstLine="420" w:firstLineChars="0"/>
-        <w:rPr>
-          <w:rFonts w:hint="eastAsia"/>
-          <w:b w:val="0"/>
-          <w:bCs w:val="0"/>
-          <w:sz w:val="24"/>
-          <w:szCs w:val="32"/>
-          <w:rtl w:val="0"/>
-          <w:lang w:val="en-US" w:eastAsia="zh-CN"/>
-        </w:rPr>
-      </w:pPr>
-      <w:r>
-        <w:rPr>
-          <w:rFonts w:hint="eastAsia"/>
-          <w:b w:val="0"/>
-          <w:bCs w:val="0"/>
-          <w:sz w:val="24"/>
-          <w:szCs w:val="32"/>
-          <w:rtl w:val="0"/>
-          <w:lang w:val="en-US" w:eastAsia="zh-CN"/>
-        </w:rPr>
-        <w:t>-金长剑</w:t>
-      </w:r>
-    </w:p>
-    <w:p>
-      <w:pPr>
-        <w:ind w:firstLine="420" w:firstLineChars="0"/>
-        <w:rPr>
-          <w:rFonts w:hint="default"/>
-          <w:b w:val="0"/>
-          <w:bCs w:val="0"/>
-          <w:sz w:val="24"/>
-          <w:szCs w:val="32"/>
-          <w:rtl w:val="0"/>
-          <w:lang w:val="en-US" w:eastAsia="zh-CN"/>
-        </w:rPr>
-      </w:pPr>
-      <w:r>
-        <w:rPr>
-          <w:rFonts w:hint="eastAsia"/>
-          <w:b w:val="0"/>
-          <w:bCs w:val="0"/>
-          <w:sz w:val="24"/>
-          <w:szCs w:val="32"/>
-          <w:rtl w:val="0"/>
-          <w:lang w:val="en-US" w:eastAsia="zh-CN"/>
-        </w:rPr>
-        <w:t>-金太刀</w:t>
-      </w:r>
-    </w:p>
-    <w:p>
-      <w:pPr>
-        <w:ind w:firstLine="420" w:firstLineChars="0"/>
-        <w:rPr>
-          <w:rFonts w:hint="default"/>
-          <w:b w:val="0"/>
-          <w:bCs w:val="0"/>
-          <w:sz w:val="24"/>
-          <w:szCs w:val="32"/>
-          <w:rtl w:val="0"/>
-          <w:lang w:val="en-US" w:eastAsia="zh-CN"/>
-        </w:rPr>
-      </w:pPr>
-      <w:r>
-        <w:rPr>
-          <w:rFonts w:hint="eastAsia"/>
-          <w:b w:val="0"/>
-          <w:bCs w:val="0"/>
-          <w:sz w:val="24"/>
-          <w:szCs w:val="32"/>
-          <w:rtl w:val="0"/>
-          <w:lang w:val="en-US" w:eastAsia="zh-CN"/>
-        </w:rPr>
-        <w:t>-金长矛</w:t>
-      </w:r>
-    </w:p>
-    <w:p>
-      <w:pPr>
-        <w:ind w:firstLine="420" w:firstLineChars="0"/>
-        <w:rPr>
-          <w:rFonts w:hint="default"/>
-          <w:b w:val="0"/>
-          <w:bCs w:val="0"/>
-          <w:sz w:val="24"/>
-          <w:szCs w:val="32"/>
-          <w:rtl w:val="0"/>
-          <w:lang w:val="en-US" w:eastAsia="zh-CN"/>
-        </w:rPr>
-      </w:pPr>
-      <w:r>
-        <w:rPr>
-          <w:rFonts w:hint="eastAsia"/>
-          <w:b w:val="0"/>
-          <w:bCs w:val="0"/>
-          <w:sz w:val="24"/>
-          <w:szCs w:val="32"/>
-          <w:rtl w:val="0"/>
-          <w:lang w:val="en-US" w:eastAsia="zh-CN"/>
-        </w:rPr>
-        <w:t>-金大剑</w:t>
-      </w:r>
-    </w:p>
-    <w:p>
-      <w:pPr>
-        <w:rPr>
-          <w:rFonts w:hint="default"/>
-          <w:b/>
-          <w:bCs/>
-          <w:sz w:val="24"/>
-          <w:szCs w:val="32"/>
-          <w:rtl w:val="0"/>
-          <w:lang w:val="en-US" w:eastAsia="zh-CN"/>
-        </w:rPr>
-      </w:pPr>
-      <w:r>
-        <w:rPr>
-          <w:rFonts w:hint="eastAsia"/>
-          <w:b/>
-          <w:bCs/>
-          <w:sz w:val="24"/>
-          <w:szCs w:val="32"/>
-          <w:rtl w:val="0"/>
-          <w:lang w:val="en-US" w:eastAsia="zh-CN"/>
-        </w:rPr>
-        <w:t>摆渡人：</w:t>
-      </w:r>
-      <w:r>
-        <w:rPr>
-          <w:rFonts w:hint="default"/>
-          <w:b/>
-          <w:bCs/>
-          <w:sz w:val="24"/>
-          <w:szCs w:val="32"/>
-          <w:rtl w:val="0"/>
-          <w:lang w:val="en-US" w:eastAsia="zh-CN"/>
-        </w:rPr>
-        <w:t>(</w:t>
-      </w:r>
-      <w:r>
-        <w:rPr>
-          <w:rFonts w:hint="eastAsia"/>
-          <w:b/>
-          <w:bCs/>
-          <w:sz w:val="24"/>
-          <w:szCs w:val="32"/>
-          <w:rtl w:val="0"/>
-          <w:lang w:val="en-US" w:eastAsia="zh-CN"/>
-        </w:rPr>
-        <w:t>不怎么需要改</w:t>
-      </w:r>
-      <w:r>
-        <w:rPr>
-          <w:rFonts w:hint="default"/>
-          <w:b/>
-          <w:bCs/>
-          <w:sz w:val="24"/>
-          <w:szCs w:val="32"/>
-          <w:rtl w:val="0"/>
-          <w:lang w:val="en-US" w:eastAsia="zh-CN"/>
-        </w:rPr>
-        <w:t>)</w:t>
-      </w:r>
-    </w:p>
-    <w:p>
-      <w:pPr>
-        <w:rPr>
-          <w:rFonts w:hint="eastAsia"/>
-          <w:b w:val="0"/>
-          <w:bCs w:val="0"/>
-          <w:sz w:val="24"/>
-          <w:szCs w:val="32"/>
-          <w:rtl w:val="0"/>
-          <w:lang w:val="en-US" w:eastAsia="zh-CN"/>
-        </w:rPr>
-      </w:pPr>
-      <w:r>
-        <w:rPr>
-          <w:rFonts w:hint="eastAsia"/>
-          <w:b w:val="0"/>
-          <w:bCs w:val="0"/>
-          <w:sz w:val="24"/>
-          <w:szCs w:val="32"/>
-          <w:rtl w:val="0"/>
-          <w:lang w:val="en-US" w:eastAsia="zh-CN"/>
-        </w:rPr>
-        <w:t>你好，逐火者！（初次见面）</w:t>
-      </w:r>
-    </w:p>
-    <w:p>
-      <w:pPr>
-        <w:rPr>
-          <w:rFonts w:hint="eastAsia"/>
-          <w:b w:val="0"/>
-          <w:bCs w:val="0"/>
-          <w:sz w:val="24"/>
-          <w:szCs w:val="32"/>
-          <w:rtl w:val="0"/>
-          <w:lang w:val="en-US" w:eastAsia="zh-CN"/>
-        </w:rPr>
-      </w:pPr>
-      <w:r>
-        <w:rPr>
-          <w:rFonts w:hint="eastAsia"/>
-          <w:b w:val="0"/>
-          <w:bCs w:val="0"/>
-          <w:sz w:val="24"/>
-          <w:szCs w:val="32"/>
-          <w:rtl w:val="0"/>
-          <w:lang w:val="en-US" w:eastAsia="zh-CN"/>
-        </w:rPr>
-        <w:t>-你是何人？</w:t>
-      </w:r>
-    </w:p>
-    <w:p>
-      <w:pPr>
-        <w:rPr>
-          <w:rFonts w:hint="eastAsia"/>
-          <w:b w:val="0"/>
-          <w:bCs w:val="0"/>
-          <w:sz w:val="24"/>
-          <w:szCs w:val="32"/>
-          <w:rtl w:val="0"/>
-          <w:lang w:val="en-US" w:eastAsia="zh-CN"/>
-        </w:rPr>
-      </w:pPr>
-      <w:r>
-        <w:rPr>
-          <w:rFonts w:hint="eastAsia"/>
-          <w:b w:val="0"/>
-          <w:bCs w:val="0"/>
-          <w:sz w:val="24"/>
-          <w:szCs w:val="32"/>
-          <w:rtl w:val="0"/>
-          <w:lang w:val="en-US" w:eastAsia="zh-CN"/>
-        </w:rPr>
-        <w:t>-关于守望者</w:t>
-      </w:r>
-    </w:p>
-    <w:p>
-      <w:pPr>
-        <w:ind w:firstLine="420" w:firstLineChars="0"/>
-        <w:rPr>
-          <w:rFonts w:hint="default"/>
-          <w:b w:val="0"/>
-          <w:bCs w:val="0"/>
-          <w:sz w:val="24"/>
-          <w:szCs w:val="32"/>
-          <w:rtl w:val="0"/>
-          <w:lang w:val="en-US" w:eastAsia="zh-CN"/>
-        </w:rPr>
-      </w:pPr>
-      <w:r>
-        <w:rPr>
-          <w:rFonts w:hint="eastAsia"/>
-          <w:b w:val="0"/>
-          <w:bCs w:val="0"/>
-          <w:sz w:val="24"/>
-          <w:szCs w:val="32"/>
-          <w:rtl w:val="0"/>
-          <w:lang w:val="en-US" w:eastAsia="zh-CN"/>
-        </w:rPr>
-        <w:t>守望者大人日夜为拯救圣殿而操劳，实在令人敬佩。</w:t>
-      </w:r>
-    </w:p>
-    <w:p>
-      <w:pPr>
-        <w:rPr>
-          <w:rFonts w:hint="eastAsia"/>
-          <w:b w:val="0"/>
-          <w:bCs w:val="0"/>
-          <w:sz w:val="24"/>
-          <w:szCs w:val="32"/>
-          <w:rtl w:val="0"/>
-          <w:lang w:val="en-US" w:eastAsia="zh-CN"/>
-        </w:rPr>
-      </w:pPr>
-      <w:r>
-        <w:rPr>
-          <w:rFonts w:hint="eastAsia"/>
-          <w:b w:val="0"/>
-          <w:bCs w:val="0"/>
-          <w:sz w:val="24"/>
-          <w:szCs w:val="32"/>
-          <w:rtl w:val="0"/>
-          <w:lang w:val="en-US" w:eastAsia="zh-CN"/>
-        </w:rPr>
-        <w:t>-见面礼</w:t>
-      </w:r>
-    </w:p>
-    <w:p>
-      <w:pPr>
-        <w:ind w:firstLine="420" w:firstLineChars="0"/>
-        <w:rPr>
-          <w:rFonts w:hint="default"/>
-          <w:b w:val="0"/>
-          <w:bCs w:val="0"/>
-          <w:color w:val="auto"/>
-          <w:sz w:val="24"/>
-          <w:szCs w:val="32"/>
-          <w:highlight w:val="yellow"/>
-          <w:rtl w:val="0"/>
-          <w:lang w:val="en-US" w:eastAsia="zh-CN"/>
-        </w:rPr>
-      </w:pPr>
-      <w:r>
-        <w:rPr>
-          <w:rFonts w:hint="eastAsia"/>
-          <w:b w:val="0"/>
-          <w:bCs w:val="0"/>
-          <w:sz w:val="24"/>
-          <w:szCs w:val="32"/>
-          <w:rtl w:val="0"/>
-          <w:lang w:val="en-US" w:eastAsia="zh-CN"/>
-        </w:rPr>
-        <w:t>这枚龙蛋赠与阁下，龙可是在主世界旅行时必不可少的伙伴！</w:t>
-      </w:r>
-      <w:r>
-        <w:rPr>
-          <w:rFonts w:hint="eastAsia"/>
-          <w:b w:val="0"/>
-          <w:bCs w:val="0"/>
-          <w:color w:val="auto"/>
-          <w:sz w:val="24"/>
-          <w:szCs w:val="32"/>
-          <w:highlight w:val="yellow"/>
-          <w:rtl w:val="0"/>
-          <w:lang w:val="en-US" w:eastAsia="zh-CN"/>
-        </w:rPr>
-        <w:t>（获得随机龙蛋，精灵球，龙之书）</w:t>
-      </w:r>
-    </w:p>
-    <w:p>
-      <w:pPr>
-        <w:rPr>
-          <w:rFonts w:hint="default"/>
-          <w:b/>
-          <w:bCs/>
-          <w:sz w:val="24"/>
-          <w:szCs w:val="32"/>
-          <w:rtl w:val="0"/>
-          <w:lang w:val="en-US" w:eastAsia="zh-CN"/>
-        </w:rPr>
-      </w:pPr>
-    </w:p>
-    <w:p>
-      <w:pPr>
-        <w:rPr>
-          <w:rFonts w:hint="default"/>
-          <w:b/>
-          <w:bCs/>
-          <w:sz w:val="24"/>
-          <w:szCs w:val="32"/>
-          <w:highlight w:val="yellow"/>
-          <w:rtl w:val="0"/>
-          <w:lang w:val="en-US" w:eastAsia="zh-CN"/>
-        </w:rPr>
-      </w:pPr>
-      <w:r>
-        <w:rPr>
-          <w:rFonts w:hint="eastAsia"/>
-          <w:b/>
-          <w:bCs/>
-          <w:sz w:val="24"/>
-          <w:szCs w:val="32"/>
-          <w:highlight w:val="yellow"/>
-          <w:rtl w:val="0"/>
-          <w:lang w:val="en-US" w:eastAsia="zh-CN"/>
-        </w:rPr>
-        <w:t>使用共鸣石头，先搜大地塔，再以大地塔为中心搜奇美拉，记得放同一个群系，比如都丢沙漠或者雨林里。</w:t>
-      </w:r>
-    </w:p>
-    <w:p>
-      <w:pPr>
-        <w:rPr>
-          <w:rFonts w:hint="eastAsia"/>
-          <w:b/>
-          <w:bCs/>
-          <w:sz w:val="24"/>
-          <w:szCs w:val="24"/>
-          <w:lang w:val="en-US" w:eastAsia="zh-CN"/>
-        </w:rPr>
-      </w:pPr>
-      <w:r>
-        <w:rPr>
-          <w:rFonts w:hint="eastAsia"/>
-          <w:b/>
-          <w:bCs/>
-          <w:sz w:val="24"/>
-          <w:szCs w:val="24"/>
-          <w:lang w:val="en-US" w:eastAsia="zh-CN"/>
-        </w:rPr>
-        <w:t>骸骨奇美拉：</w:t>
-      </w:r>
-    </w:p>
-    <w:p>
-      <w:pPr>
-        <w:rPr>
-          <w:rFonts w:hint="default"/>
-          <w:b w:val="0"/>
-          <w:bCs w:val="0"/>
-          <w:sz w:val="24"/>
-          <w:szCs w:val="24"/>
-          <w:lang w:val="en-US" w:eastAsia="zh-CN"/>
-        </w:rPr>
-      </w:pPr>
-      <w:r>
-        <w:rPr>
-          <w:rFonts w:hint="eastAsia"/>
-          <w:b w:val="0"/>
-          <w:bCs w:val="0"/>
-          <w:sz w:val="24"/>
-          <w:szCs w:val="24"/>
-          <w:lang w:val="en-US" w:eastAsia="zh-CN"/>
-        </w:rPr>
-        <w:t>人类？竟能发现此地，可是共鸣石指引你来此？</w:t>
-      </w:r>
-    </w:p>
-    <w:p>
-      <w:pPr>
-        <w:rPr>
-          <w:rFonts w:hint="eastAsia"/>
-          <w:sz w:val="24"/>
-          <w:szCs w:val="24"/>
-          <w:lang w:val="en-US" w:eastAsia="zh-CN"/>
-        </w:rPr>
-      </w:pPr>
-      <w:r>
-        <w:rPr>
-          <w:rFonts w:hint="eastAsia"/>
-          <w:sz w:val="24"/>
-          <w:szCs w:val="24"/>
-          <w:lang w:val="en-US" w:eastAsia="zh-CN"/>
-        </w:rPr>
-        <w:t>-你为何囚禁于此？</w:t>
-      </w:r>
-    </w:p>
-    <w:p>
-      <w:pPr>
-        <w:ind w:firstLine="420" w:firstLineChars="0"/>
-        <w:rPr>
-          <w:rFonts w:hint="default"/>
-          <w:sz w:val="24"/>
-          <w:szCs w:val="24"/>
-          <w:lang w:val="en-US" w:eastAsia="zh-CN"/>
-        </w:rPr>
-      </w:pPr>
-      <w:r>
-        <w:rPr>
-          <w:rFonts w:hint="eastAsia"/>
-          <w:sz w:val="24"/>
-          <w:szCs w:val="24"/>
-          <w:lang w:val="en-US" w:eastAsia="zh-CN"/>
-        </w:rPr>
-        <w:t>吾乃大地守卫之坐骑，高塔封印降临时，大地守卫将吾传送至此，共鸣石得以寻吾之所在。</w:t>
-      </w:r>
-    </w:p>
-    <w:p>
-      <w:pPr>
-        <w:rPr>
-          <w:rFonts w:hint="eastAsia"/>
-          <w:sz w:val="24"/>
-          <w:szCs w:val="24"/>
-          <w:lang w:val="en-US" w:eastAsia="zh-CN"/>
-        </w:rPr>
-      </w:pPr>
-      <w:r>
-        <w:rPr>
-          <w:rFonts w:hint="eastAsia"/>
-          <w:sz w:val="24"/>
-          <w:szCs w:val="24"/>
-          <w:lang w:val="en-US" w:eastAsia="zh-CN"/>
-        </w:rPr>
-        <w:t>-询问神之眼</w:t>
-      </w:r>
-    </w:p>
-    <w:p>
-      <w:pPr>
-        <w:ind w:firstLine="420" w:firstLineChars="0"/>
-        <w:rPr>
-          <w:rFonts w:hint="default"/>
-          <w:sz w:val="24"/>
-          <w:szCs w:val="24"/>
-          <w:lang w:val="en-US" w:eastAsia="zh-CN"/>
-        </w:rPr>
-      </w:pPr>
-      <w:r>
-        <w:rPr>
-          <w:rFonts w:hint="eastAsia"/>
-          <w:sz w:val="24"/>
-          <w:szCs w:val="24"/>
-          <w:lang w:val="en-US" w:eastAsia="zh-CN"/>
-        </w:rPr>
-        <w:t>大地石碑，坐落于（x</w:t>
-      </w:r>
-      <w:r>
-        <w:rPr>
-          <w:rFonts w:hint="default"/>
-          <w:sz w:val="24"/>
-          <w:szCs w:val="24"/>
-          <w:lang w:val="en-US" w:eastAsia="zh-CN"/>
-        </w:rPr>
-        <w:t>, y</w:t>
-      </w:r>
-      <w:r>
-        <w:rPr>
-          <w:rFonts w:hint="eastAsia"/>
-          <w:sz w:val="24"/>
-          <w:szCs w:val="24"/>
-          <w:lang w:val="en-US" w:eastAsia="zh-CN"/>
-        </w:rPr>
-        <w:t>）。高塔受诅咒而冤魂缠绕，此乃吾之尸骨，可助你驱散大地塔之冤魂。</w:t>
-      </w:r>
-    </w:p>
-    <w:p>
-      <w:pPr>
-        <w:ind w:firstLine="420" w:firstLineChars="0"/>
-        <w:rPr>
-          <w:rFonts w:hint="default"/>
-          <w:sz w:val="24"/>
-          <w:szCs w:val="24"/>
-          <w:lang w:val="en-US" w:eastAsia="zh-CN"/>
-        </w:rPr>
-      </w:pPr>
-      <w:r>
-        <w:rPr>
-          <w:rFonts w:hint="eastAsia"/>
-          <w:sz w:val="24"/>
-          <w:szCs w:val="24"/>
-          <w:lang w:val="en-US" w:eastAsia="zh-CN"/>
-        </w:rPr>
-        <w:t>-收下（获得饰品，佩戴后大地高塔不再刷新恼鬼，否则僵尸有50%概率变恼鬼）</w:t>
-      </w:r>
-    </w:p>
-    <w:p>
-      <w:pPr>
-        <w:rPr>
-          <w:rFonts w:hint="eastAsia"/>
-          <w:sz w:val="24"/>
-          <w:szCs w:val="24"/>
-          <w:lang w:val="en-US" w:eastAsia="zh-CN"/>
-        </w:rPr>
-      </w:pPr>
-      <w:r>
-        <w:rPr>
-          <w:rFonts w:hint="eastAsia"/>
-          <w:sz w:val="24"/>
-          <w:szCs w:val="24"/>
-          <w:lang w:val="en-US" w:eastAsia="zh-CN"/>
-        </w:rPr>
-        <w:t>-释放灵魂</w:t>
-      </w:r>
-    </w:p>
-    <w:p>
-      <w:pPr>
-        <w:ind w:firstLine="420" w:firstLineChars="0"/>
-        <w:rPr>
-          <w:rFonts w:hint="eastAsia"/>
-          <w:sz w:val="24"/>
-          <w:szCs w:val="24"/>
-          <w:lang w:val="en-US" w:eastAsia="zh-CN"/>
-        </w:rPr>
-      </w:pPr>
-      <w:r>
-        <w:rPr>
-          <w:rFonts w:hint="eastAsia"/>
-          <w:sz w:val="24"/>
-          <w:szCs w:val="24"/>
-          <w:lang w:val="en-US" w:eastAsia="zh-CN"/>
-        </w:rPr>
-        <w:t>吾携有不死诅咒，你若助我解脱，吾之尸骨可铸利器。准备好了吗？</w:t>
-      </w:r>
-    </w:p>
-    <w:p>
-      <w:pPr>
-        <w:ind w:firstLine="420" w:firstLineChars="0"/>
-        <w:rPr>
-          <w:rFonts w:hint="eastAsia"/>
-          <w:sz w:val="24"/>
-          <w:szCs w:val="24"/>
-          <w:lang w:val="en-US" w:eastAsia="zh-CN"/>
-        </w:rPr>
-      </w:pPr>
-      <w:r>
-        <w:rPr>
-          <w:rFonts w:hint="eastAsia"/>
-          <w:sz w:val="24"/>
-          <w:szCs w:val="24"/>
-          <w:lang w:val="en-US" w:eastAsia="zh-CN"/>
-        </w:rPr>
-        <w:t>-准备好了</w:t>
-      </w:r>
-    </w:p>
-    <w:p>
-      <w:pPr>
-        <w:ind w:firstLine="420" w:firstLineChars="0"/>
-        <w:rPr>
-          <w:rFonts w:hint="default"/>
-          <w:sz w:val="24"/>
-          <w:szCs w:val="24"/>
-          <w:lang w:val="en-US" w:eastAsia="zh-CN"/>
-        </w:rPr>
-      </w:pPr>
-      <w:r>
-        <w:rPr>
-          <w:rFonts w:hint="eastAsia"/>
-          <w:sz w:val="24"/>
-          <w:szCs w:val="24"/>
-          <w:lang w:val="en-US" w:eastAsia="zh-CN"/>
-        </w:rPr>
-        <w:t>-再等等</w:t>
-      </w:r>
-    </w:p>
-    <w:p>
-      <w:pPr>
-        <w:rPr>
-          <w:rFonts w:hint="default"/>
-          <w:b/>
-          <w:bCs/>
-          <w:sz w:val="24"/>
-          <w:szCs w:val="24"/>
-          <w:lang w:val="en-US" w:eastAsia="zh-CN"/>
-        </w:rPr>
-      </w:pPr>
-      <w:r>
-        <w:rPr>
-          <w:rFonts w:hint="eastAsia"/>
-          <w:b/>
-          <w:bCs/>
-          <w:sz w:val="24"/>
-          <w:szCs w:val="24"/>
-          <w:lang w:val="en-US" w:eastAsia="zh-CN"/>
-        </w:rPr>
-        <w:t>大地傀儡</w:t>
-      </w:r>
-    </w:p>
-    <w:p>
-      <w:pPr>
-        <w:rPr>
-          <w:rFonts w:hint="default"/>
-          <w:b w:val="0"/>
-          <w:bCs w:val="0"/>
-          <w:sz w:val="24"/>
-          <w:szCs w:val="24"/>
-          <w:lang w:val="en-US" w:eastAsia="zh-CN"/>
-        </w:rPr>
-      </w:pPr>
-      <w:r>
-        <w:rPr>
-          <w:rFonts w:hint="eastAsia"/>
-          <w:b w:val="0"/>
-          <w:bCs w:val="0"/>
-          <w:sz w:val="24"/>
-          <w:szCs w:val="24"/>
-          <w:lang w:val="en-US" w:eastAsia="zh-CN"/>
-        </w:rPr>
-        <w:t>初次生成时：何人在此扰我清净？</w:t>
-      </w:r>
-    </w:p>
-    <w:p>
-      <w:pPr>
-        <w:rPr>
-          <w:rFonts w:hint="default"/>
-          <w:b w:val="0"/>
-          <w:bCs w:val="0"/>
-          <w:sz w:val="24"/>
-          <w:szCs w:val="24"/>
-          <w:lang w:val="en-US" w:eastAsia="zh-CN"/>
-        </w:rPr>
-      </w:pPr>
-      <w:r>
-        <w:rPr>
-          <w:rFonts w:hint="eastAsia"/>
-          <w:b w:val="0"/>
-          <w:bCs w:val="0"/>
-          <w:sz w:val="24"/>
-          <w:szCs w:val="24"/>
-          <w:lang w:val="en-US" w:eastAsia="zh-CN"/>
-        </w:rPr>
-        <w:t>半血时：为了大地的荣光！</w:t>
-      </w:r>
-    </w:p>
-    <w:p>
-      <w:pPr>
-        <w:rPr>
-          <w:rFonts w:hint="default"/>
-          <w:b w:val="0"/>
-          <w:bCs w:val="0"/>
-          <w:sz w:val="24"/>
-          <w:szCs w:val="24"/>
-          <w:lang w:val="en-US" w:eastAsia="zh-CN"/>
-        </w:rPr>
-      </w:pPr>
-      <w:r>
-        <w:rPr>
-          <w:rFonts w:hint="eastAsia"/>
-          <w:b w:val="0"/>
-          <w:bCs w:val="0"/>
-          <w:sz w:val="24"/>
-          <w:szCs w:val="24"/>
-          <w:lang w:val="en-US" w:eastAsia="zh-CN"/>
-        </w:rPr>
-        <w:t>死亡时：Chimera，你看到了吗</w:t>
-      </w:r>
-      <w:r>
-        <w:rPr>
-          <w:rFonts w:hint="default"/>
-          <w:b w:val="0"/>
-          <w:bCs w:val="0"/>
-          <w:sz w:val="24"/>
-          <w:szCs w:val="24"/>
-          <w:lang w:val="en-US" w:eastAsia="zh-CN"/>
-        </w:rPr>
-        <w:t>...</w:t>
-      </w:r>
-    </w:p>
-    <w:p>
-      <w:pPr>
-        <w:rPr>
-          <w:rFonts w:hint="default"/>
-          <w:b w:val="0"/>
-          <w:bCs w:val="0"/>
-          <w:sz w:val="24"/>
-          <w:szCs w:val="24"/>
-          <w:highlight w:val="yellow"/>
-          <w:lang w:val="en-US" w:eastAsia="zh-CN"/>
-        </w:rPr>
-      </w:pPr>
-      <w:r>
-        <w:rPr>
-          <w:rFonts w:hint="eastAsia"/>
-          <w:b w:val="0"/>
-          <w:bCs w:val="0"/>
-          <w:sz w:val="24"/>
-          <w:szCs w:val="24"/>
-          <w:highlight w:val="yellow"/>
-          <w:lang w:val="en-US" w:eastAsia="zh-CN"/>
-        </w:rPr>
-        <w:t>掉落沙漠眼，百兵图</w:t>
-      </w:r>
-    </w:p>
-    <w:p>
-      <w:pPr>
-        <w:rPr>
-          <w:rFonts w:hint="eastAsia"/>
-          <w:b w:val="0"/>
-          <w:bCs w:val="0"/>
-          <w:sz w:val="24"/>
-          <w:szCs w:val="24"/>
-          <w:highlight w:val="yellow"/>
-          <w:lang w:val="en-US" w:eastAsia="zh-CN"/>
-        </w:rPr>
-      </w:pPr>
-      <w:r>
-        <w:rPr>
-          <w:rFonts w:hint="eastAsia"/>
-          <w:b w:val="0"/>
-          <w:bCs w:val="0"/>
-          <w:sz w:val="24"/>
-          <w:szCs w:val="24"/>
-          <w:highlight w:val="yellow"/>
-          <w:lang w:val="en-US" w:eastAsia="zh-CN"/>
-        </w:rPr>
-        <w:t>提示回去找守望者</w:t>
-      </w:r>
-    </w:p>
-    <w:p>
-      <w:pPr>
-        <w:rPr>
-          <w:rFonts w:hint="default"/>
-          <w:b w:val="0"/>
-          <w:bCs w:val="0"/>
-          <w:sz w:val="24"/>
-          <w:szCs w:val="24"/>
-          <w:highlight w:val="yellow"/>
-          <w:lang w:val="en-US" w:eastAsia="zh-CN"/>
-        </w:rPr>
-      </w:pPr>
-      <w:r>
-        <w:rPr>
-          <w:rFonts w:hint="eastAsia"/>
-          <w:b w:val="0"/>
-          <w:bCs w:val="0"/>
-          <w:sz w:val="24"/>
-          <w:szCs w:val="24"/>
-          <w:highlight w:val="yellow"/>
-          <w:lang w:val="en-US" w:eastAsia="zh-CN"/>
-        </w:rPr>
-        <w:t>老艾默、守望者头上标注感叹号</w:t>
-      </w:r>
-    </w:p>
-    <w:p>
-      <w:pPr>
-        <w:rPr>
-          <w:rFonts w:hint="default"/>
-          <w:b w:val="0"/>
-          <w:bCs w:val="0"/>
-          <w:sz w:val="24"/>
-          <w:szCs w:val="24"/>
-          <w:highlight w:val="yellow"/>
-          <w:lang w:val="en-US" w:eastAsia="zh-CN"/>
-        </w:rPr>
-      </w:pPr>
-    </w:p>
-    <w:p>
-      <w:pPr>
-        <w:rPr>
-          <w:rFonts w:hint="eastAsia"/>
-          <w:b/>
-          <w:bCs/>
-          <w:sz w:val="24"/>
-          <w:szCs w:val="24"/>
-          <w:lang w:val="en-US" w:eastAsia="zh-CN"/>
-        </w:rPr>
-      </w:pPr>
-      <w:r>
-        <w:rPr>
-          <w:rFonts w:hint="eastAsia"/>
-          <w:b/>
-          <w:bCs/>
-          <w:sz w:val="24"/>
-          <w:szCs w:val="24"/>
-          <w:lang w:val="en-US" w:eastAsia="zh-CN"/>
-        </w:rPr>
-        <w:t>守望者：</w:t>
-      </w:r>
-    </w:p>
-    <w:p>
-      <w:pPr>
-        <w:rPr>
-          <w:rFonts w:hint="eastAsia"/>
-          <w:b w:val="0"/>
-          <w:bCs w:val="0"/>
-          <w:sz w:val="24"/>
-          <w:szCs w:val="24"/>
-          <w:lang w:val="en-US" w:eastAsia="zh-CN"/>
-        </w:rPr>
-      </w:pPr>
-      <w:r>
-        <w:rPr>
-          <w:rFonts w:hint="eastAsia"/>
-          <w:b w:val="0"/>
-          <w:bCs w:val="0"/>
-          <w:sz w:val="24"/>
-          <w:szCs w:val="24"/>
-          <w:lang w:val="en-US" w:eastAsia="zh-CN"/>
-        </w:rPr>
-        <w:t>预言中的救世主啊，吾已在此恭候多时！唯有阁下可助圣殿寻回圣心，恢复昔日之荣光！</w:t>
-      </w:r>
-    </w:p>
-    <w:p>
-      <w:pPr>
-        <w:rPr>
-          <w:rFonts w:hint="default"/>
+          <w:rFonts w:hint="eastAsia"/>
+          <w:b w:val="0"/>
+          <w:bCs w:val="0"/>
+          <w:sz w:val="24"/>
+          <w:szCs w:val="24"/>
+          <w:lang w:val="en-US" w:eastAsia="zh-CN"/>
+        </w:rPr>
+      </w:pPr>
+      <w:r>
+        <w:rPr>
+          <w:rFonts w:hint="eastAsia"/>
+          <w:b w:val="0"/>
+          <w:bCs w:val="0"/>
+          <w:sz w:val="24"/>
+          <w:szCs w:val="24"/>
+          <w:lang w:val="en-US" w:eastAsia="zh-CN"/>
+        </w:rPr>
+        <w:t>阁下可以先去</w:t>
+      </w:r>
+      <w:r>
+        <w:rPr>
+          <w:rFonts w:hint="eastAsia"/>
           <w:b w:val="0"/>
           <w:bCs w:val="0"/>
           <w:color w:val="F2BA02" w:themeColor="accent3"/>
@@ -3210,21 +2109,1756 @@
             </w14:solidFill>
           </w14:textFill>
         </w:rPr>
-      </w:pPr>
-      <w:r>
-        <w:rPr>
-          <w:rFonts w:hint="eastAsia"/>
-          <w:b w:val="0"/>
-          <w:bCs w:val="0"/>
-          <w:sz w:val="24"/>
-          <w:szCs w:val="24"/>
-          <w:lang w:val="en-US" w:eastAsia="zh-CN"/>
-        </w:rPr>
-        <w:t>-</w:t>
-      </w:r>
-      <w:r>
-        <w:rPr>
-          <w:rFonts w:hint="eastAsia"/>
+        <w:t>武库</w:t>
+      </w:r>
+      <w:r>
+        <w:rPr>
+          <w:rFonts w:hint="eastAsia"/>
+          <w:b w:val="0"/>
+          <w:bCs w:val="0"/>
+          <w:sz w:val="24"/>
+          <w:szCs w:val="24"/>
+          <w:lang w:val="en-US" w:eastAsia="zh-CN"/>
+        </w:rPr>
+        <w:t>找老艾墨取一样趁手的武器。准备好了就去港口寻找摆渡人吧，她将带你前往主世界！</w:t>
+      </w:r>
+    </w:p>
+    <w:p>
+      <w:pPr>
+        <w:ind w:firstLine="420" w:firstLineChars="0"/>
+        <w:rPr>
+          <w:rFonts w:hint="default"/>
+          <w:b w:val="0"/>
+          <w:bCs w:val="0"/>
+          <w:sz w:val="24"/>
+          <w:szCs w:val="24"/>
+          <w:highlight w:val="yellow"/>
+          <w:lang w:val="en-US" w:eastAsia="zh-CN"/>
+        </w:rPr>
+      </w:pPr>
+      <w:r>
+        <w:rPr>
+          <w:rFonts w:hint="eastAsia"/>
+          <w:b w:val="0"/>
+          <w:bCs w:val="0"/>
+          <w:sz w:val="24"/>
+          <w:szCs w:val="24"/>
+          <w:highlight w:val="yellow"/>
+          <w:lang w:val="en-US" w:eastAsia="zh-CN"/>
+        </w:rPr>
+        <w:t>提示前往港口</w:t>
+      </w:r>
+    </w:p>
+    <w:p>
+      <w:pPr>
+        <w:ind w:firstLine="420" w:firstLineChars="0"/>
+        <w:rPr>
+          <w:rFonts w:hint="default"/>
+          <w:b w:val="0"/>
+          <w:bCs w:val="0"/>
+          <w:sz w:val="24"/>
+          <w:szCs w:val="24"/>
+          <w:lang w:val="en-US" w:eastAsia="zh-CN"/>
+        </w:rPr>
+      </w:pPr>
+    </w:p>
+    <w:p>
+      <w:pPr>
+        <w:rPr>
+          <w:rFonts w:hint="default"/>
+          <w:b/>
+          <w:bCs/>
+          <w:sz w:val="24"/>
+          <w:szCs w:val="24"/>
+          <w:lang w:val="en-US" w:eastAsia="zh-CN"/>
+        </w:rPr>
+      </w:pPr>
+      <w:r>
+        <w:rPr>
+          <w:rFonts w:hint="default"/>
+          <w:b/>
+          <w:bCs/>
+          <w:sz w:val="24"/>
+          <w:szCs w:val="24"/>
+          <w:lang w:val="en-US" w:eastAsia="zh-CN"/>
+        </w:rPr>
+        <w:t>安</w:t>
+      </w:r>
+      <w:r>
+        <w:rPr>
+          <w:rFonts w:hint="eastAsia"/>
+          <w:b/>
+          <w:bCs/>
+          <w:sz w:val="24"/>
+          <w:szCs w:val="24"/>
+          <w:lang w:val="en-US" w:eastAsia="zh-CN"/>
+        </w:rPr>
+        <w:t>Aine</w:t>
+      </w:r>
+    </w:p>
+    <w:p>
+      <w:pPr>
+        <w:rPr>
+          <w:rFonts w:hint="eastAsia"/>
+          <w:sz w:val="24"/>
+          <w:szCs w:val="24"/>
+          <w:lang w:val="en-US" w:eastAsia="zh-CN"/>
+        </w:rPr>
+      </w:pPr>
+      <w:r>
+        <w:rPr>
+          <w:rFonts w:hint="eastAsia"/>
+          <w:sz w:val="24"/>
+          <w:szCs w:val="24"/>
+          <w:lang w:val="en-US" w:eastAsia="zh-CN"/>
+        </w:rPr>
+        <w:t>初次见面，在主城图书馆，</w:t>
+      </w:r>
+      <w:r>
+        <w:rPr>
+          <w:rFonts w:hint="default"/>
+          <w:sz w:val="24"/>
+          <w:szCs w:val="24"/>
+          <w:lang w:val="en-US" w:eastAsia="zh-CN"/>
+        </w:rPr>
+        <w:t>安</w:t>
+      </w:r>
+      <w:r>
+        <w:rPr>
+          <w:rFonts w:hint="eastAsia"/>
+          <w:sz w:val="24"/>
+          <w:szCs w:val="24"/>
+          <w:lang w:val="en-US" w:eastAsia="zh-CN"/>
+        </w:rPr>
+        <w:t>正翻阅着书籍：</w:t>
+      </w:r>
+    </w:p>
+    <w:p>
+      <w:pPr>
+        <w:rPr>
+          <w:rFonts w:hint="eastAsia"/>
+          <w:sz w:val="22"/>
+          <w:szCs w:val="28"/>
+          <w:rtl w:val="0"/>
+          <w:lang w:val="en-US" w:eastAsia="zh-CN"/>
+        </w:rPr>
+      </w:pPr>
+      <w:r>
+        <w:rPr>
+          <w:rFonts w:hint="eastAsia"/>
+          <w:sz w:val="24"/>
+          <w:szCs w:val="24"/>
+          <w:lang w:val="en-US" w:eastAsia="zh-CN"/>
+        </w:rPr>
+        <w:t>%</w:t>
+      </w:r>
+      <w:r>
+        <w:rPr>
+          <w:rFonts w:hint="default"/>
+          <w:sz w:val="24"/>
+          <w:szCs w:val="24"/>
+          <w:lang w:val="en-US" w:eastAsia="zh-CN"/>
+        </w:rPr>
+        <w:t>s</w:t>
+      </w:r>
+      <w:r>
+        <w:rPr>
+          <w:rFonts w:hint="eastAsia"/>
+          <w:sz w:val="24"/>
+          <w:szCs w:val="24"/>
+          <w:lang w:val="en-US" w:eastAsia="zh-CN"/>
+        </w:rPr>
+        <w:t>，你终于来了！我正在阅读这个世界记载的资料。但</w:t>
+      </w:r>
+      <w:r>
+        <w:rPr>
+          <w:sz w:val="22"/>
+          <w:szCs w:val="28"/>
+          <w:rtl w:val="0"/>
+        </w:rPr>
+        <w:t>「永世的纯白</w:t>
+      </w:r>
+      <w:r>
+        <w:rPr>
+          <w:sz w:val="24"/>
+          <w:szCs w:val="32"/>
+          <w:rtl w:val="0"/>
+        </w:rPr>
+        <w:t>之花」</w:t>
+      </w:r>
+      <w:r>
+        <w:rPr>
+          <w:rFonts w:hint="eastAsia"/>
+          <w:sz w:val="24"/>
+          <w:szCs w:val="32"/>
+          <w:rtl w:val="0"/>
+          <w:lang w:val="en-US" w:eastAsia="zh-CN"/>
+        </w:rPr>
+        <w:t>告诉我，这里的资料似乎被篡改过</w:t>
+      </w:r>
+      <w:r>
+        <w:rPr>
+          <w:rFonts w:hint="default"/>
+          <w:sz w:val="24"/>
+          <w:szCs w:val="32"/>
+          <w:rtl w:val="0"/>
+          <w:lang w:val="en-US" w:eastAsia="zh-CN"/>
+        </w:rPr>
+        <w:t>...</w:t>
+      </w:r>
+      <w:r>
+        <w:rPr>
+          <w:rFonts w:hint="eastAsia"/>
+          <w:sz w:val="24"/>
+          <w:szCs w:val="32"/>
+          <w:rtl w:val="0"/>
+          <w:lang w:val="en-US" w:eastAsia="zh-CN"/>
+        </w:rPr>
+        <w:t>嘘，你可别告诉那家伙</w:t>
+      </w:r>
+      <w:r>
+        <w:rPr>
+          <w:rFonts w:hint="eastAsia"/>
+          <w:sz w:val="22"/>
+          <w:szCs w:val="28"/>
+          <w:rtl w:val="0"/>
+          <w:lang w:val="en-US" w:eastAsia="zh-CN"/>
+        </w:rPr>
+        <w:t>！</w:t>
+      </w:r>
+    </w:p>
+    <w:p>
+      <w:pPr>
+        <w:rPr>
+          <w:rFonts w:hint="eastAsia"/>
+          <w:sz w:val="24"/>
+          <w:szCs w:val="32"/>
+          <w:rtl w:val="0"/>
+          <w:lang w:val="en-US" w:eastAsia="zh-CN"/>
+        </w:rPr>
+      </w:pPr>
+      <w:r>
+        <w:rPr>
+          <w:rFonts w:hint="eastAsia"/>
+          <w:sz w:val="24"/>
+          <w:szCs w:val="32"/>
+          <w:rtl w:val="0"/>
+          <w:lang w:val="en-US" w:eastAsia="zh-CN"/>
+        </w:rPr>
+        <w:t>-关于守望者（和守望者对话过才有）</w:t>
+      </w:r>
+    </w:p>
+    <w:p>
+      <w:pPr>
+        <w:ind w:firstLine="420" w:firstLineChars="0"/>
+        <w:rPr>
+          <w:rFonts w:hint="default"/>
+          <w:sz w:val="24"/>
+          <w:szCs w:val="32"/>
+          <w:rtl w:val="0"/>
+          <w:lang w:val="en-US" w:eastAsia="zh-CN"/>
+        </w:rPr>
+      </w:pPr>
+      <w:r>
+        <w:rPr>
+          <w:rFonts w:hint="eastAsia"/>
+          <w:sz w:val="24"/>
+          <w:szCs w:val="32"/>
+          <w:rtl w:val="0"/>
+          <w:lang w:val="en-US" w:eastAsia="zh-CN"/>
+        </w:rPr>
+        <w:t>你已经和她打过招呼啦？她就是这里的主人了，看来要解决问题，我们只能暂时按她说的做了。</w:t>
+      </w:r>
+    </w:p>
+    <w:p>
+      <w:pPr>
+        <w:rPr>
+          <w:rFonts w:hint="eastAsia"/>
+          <w:sz w:val="24"/>
+          <w:szCs w:val="32"/>
+          <w:rtl w:val="0"/>
+          <w:lang w:val="en-US" w:eastAsia="zh-CN"/>
+        </w:rPr>
+      </w:pPr>
+      <w:r>
+        <w:rPr>
+          <w:rFonts w:hint="eastAsia"/>
+          <w:sz w:val="24"/>
+          <w:szCs w:val="32"/>
+          <w:rtl w:val="0"/>
+          <w:lang w:val="en-US" w:eastAsia="zh-CN"/>
+        </w:rPr>
+        <w:t>-关于这个世界</w:t>
+      </w:r>
+    </w:p>
+    <w:p>
+      <w:pPr>
+        <w:ind w:firstLine="420" w:firstLineChars="0"/>
+        <w:rPr>
+          <w:rFonts w:hint="default"/>
+          <w:sz w:val="24"/>
+          <w:szCs w:val="32"/>
+          <w:rtl w:val="0"/>
+          <w:lang w:val="en-US" w:eastAsia="zh-CN"/>
+        </w:rPr>
+      </w:pPr>
+      <w:r>
+        <w:rPr>
+          <w:rFonts w:hint="eastAsia"/>
+          <w:sz w:val="24"/>
+          <w:szCs w:val="32"/>
+          <w:rtl w:val="0"/>
+          <w:lang w:val="en-US" w:eastAsia="zh-CN"/>
+        </w:rPr>
+        <w:t>你已经听过守望者讲的故事了吧？但是真是假，还是得踏上旅程才知道。加油，我会一直在你身边！</w:t>
+      </w:r>
+    </w:p>
+    <w:p>
+      <w:pPr>
+        <w:rPr>
+          <w:rFonts w:hint="eastAsia"/>
+          <w:sz w:val="24"/>
+          <w:szCs w:val="32"/>
+          <w:rtl w:val="0"/>
+          <w:lang w:val="en-US" w:eastAsia="zh-CN"/>
+        </w:rPr>
+      </w:pPr>
+      <w:r>
+        <w:rPr>
+          <w:rFonts w:hint="eastAsia"/>
+          <w:sz w:val="24"/>
+          <w:szCs w:val="32"/>
+          <w:rtl w:val="0"/>
+          <w:lang w:val="en-US" w:eastAsia="zh-CN"/>
+        </w:rPr>
+        <w:t>-关于时装（领取后移除此选项）</w:t>
+      </w:r>
+    </w:p>
+    <w:p>
+      <w:pPr>
+        <w:ind w:firstLine="420" w:firstLineChars="0"/>
+        <w:rPr>
+          <w:rFonts w:hint="eastAsia"/>
+          <w:sz w:val="24"/>
+          <w:szCs w:val="32"/>
+          <w:rtl w:val="0"/>
+          <w:lang w:val="en-US" w:eastAsia="zh-CN"/>
+        </w:rPr>
+      </w:pPr>
+      <w:r>
+        <w:rPr>
+          <w:rFonts w:hint="eastAsia"/>
+          <w:sz w:val="24"/>
+          <w:szCs w:val="32"/>
+          <w:rtl w:val="0"/>
+          <w:lang w:val="en-US" w:eastAsia="zh-CN"/>
+        </w:rPr>
+        <w:t>来到这个世界，也应该换一套符合这个世界的衣服才行，给，快换上吧！</w:t>
+      </w:r>
+    </w:p>
+    <w:p>
+      <w:pPr>
+        <w:ind w:firstLine="420" w:firstLineChars="0"/>
+        <w:rPr>
+          <w:rFonts w:hint="default"/>
+          <w:sz w:val="24"/>
+          <w:szCs w:val="32"/>
+          <w:highlight w:val="yellow"/>
+          <w:rtl w:val="0"/>
+          <w:lang w:val="en-US" w:eastAsia="zh-CN"/>
+        </w:rPr>
+      </w:pPr>
+      <w:r>
+        <w:rPr>
+          <w:rFonts w:hint="eastAsia"/>
+          <w:sz w:val="24"/>
+          <w:szCs w:val="32"/>
+          <w:rtl w:val="0"/>
+          <w:lang w:val="en-US" w:eastAsia="zh-CN"/>
+        </w:rPr>
+        <w:t>-领取</w:t>
+      </w:r>
+      <w:r>
+        <w:rPr>
+          <w:rFonts w:hint="eastAsia"/>
+          <w:sz w:val="24"/>
+          <w:szCs w:val="32"/>
+          <w:highlight w:val="yellow"/>
+          <w:rtl w:val="0"/>
+          <w:lang w:val="en-US" w:eastAsia="zh-CN"/>
+        </w:rPr>
+        <w:t>（获得时装工坊方块，ftb解锁时装工坊说明书）</w:t>
+      </w:r>
+    </w:p>
+    <w:p>
+      <w:pPr>
+        <w:rPr>
+          <w:rFonts w:hint="eastAsia"/>
+          <w:sz w:val="24"/>
+          <w:szCs w:val="32"/>
+          <w:rtl w:val="0"/>
+          <w:lang w:val="en-US" w:eastAsia="zh-CN"/>
+        </w:rPr>
+      </w:pPr>
+      <w:r>
+        <w:rPr>
+          <w:rFonts w:hint="eastAsia"/>
+          <w:sz w:val="24"/>
+          <w:szCs w:val="32"/>
+          <w:rtl w:val="0"/>
+          <w:lang w:val="en-US" w:eastAsia="zh-CN"/>
+        </w:rPr>
+        <w:t>-关于忆质</w:t>
+      </w:r>
+    </w:p>
+    <w:p>
+      <w:pPr>
+        <w:ind w:firstLine="420" w:firstLineChars="0"/>
+        <w:rPr>
+          <w:rFonts w:hint="default"/>
+          <w:sz w:val="24"/>
+          <w:szCs w:val="32"/>
+          <w:rtl w:val="0"/>
+          <w:lang w:val="en-US" w:eastAsia="zh-CN"/>
+        </w:rPr>
+      </w:pPr>
+      <w:r>
+        <w:rPr>
+          <w:rFonts w:hint="eastAsia"/>
+          <w:sz w:val="24"/>
+          <w:szCs w:val="32"/>
+          <w:rtl w:val="0"/>
+          <w:lang w:val="en-US" w:eastAsia="zh-CN"/>
+        </w:rPr>
+        <w:t>书上说，忆质是这个世界特有的一种物质，它记载了所有者生前的记忆。如果你拿到了忆质，请给我看看吧。</w:t>
+      </w:r>
+    </w:p>
+    <w:p>
+      <w:pPr>
+        <w:rPr>
+          <w:rFonts w:hint="default"/>
+          <w:sz w:val="24"/>
+          <w:szCs w:val="32"/>
+          <w:rtl w:val="0"/>
+          <w:lang w:val="en-US" w:eastAsia="zh-CN"/>
+        </w:rPr>
+      </w:pPr>
+      <w:r>
+        <w:rPr>
+          <w:rFonts w:hint="eastAsia"/>
+          <w:sz w:val="24"/>
+          <w:szCs w:val="32"/>
+          <w:rtl w:val="0"/>
+          <w:lang w:val="en-US" w:eastAsia="zh-CN"/>
+        </w:rPr>
+        <w:t>-法术淬灵（获得xxx后解锁，铁魔法升级，打开ui）</w:t>
+      </w:r>
+    </w:p>
+    <w:p>
+      <w:pPr>
+        <w:rPr>
+          <w:rFonts w:hint="eastAsia"/>
+          <w:sz w:val="24"/>
+          <w:szCs w:val="32"/>
+          <w:rtl w:val="0"/>
+          <w:lang w:val="en-US" w:eastAsia="zh-CN"/>
+        </w:rPr>
+      </w:pPr>
+      <w:r>
+        <w:rPr>
+          <w:rFonts w:hint="eastAsia"/>
+          <w:sz w:val="24"/>
+          <w:szCs w:val="32"/>
+          <w:rtl w:val="0"/>
+          <w:lang w:val="en-US" w:eastAsia="zh-CN"/>
+        </w:rPr>
+        <w:t>-进入轮回绝境（获得xxx后解锁，直接传送）</w:t>
+      </w:r>
+    </w:p>
+    <w:p>
+      <w:pPr>
+        <w:rPr>
+          <w:rFonts w:hint="eastAsia"/>
+          <w:b/>
+          <w:bCs/>
+          <w:sz w:val="24"/>
+          <w:szCs w:val="32"/>
+          <w:rtl w:val="0"/>
+          <w:lang w:val="en-US" w:eastAsia="zh-CN"/>
+        </w:rPr>
+      </w:pPr>
+      <w:r>
+        <w:rPr>
+          <w:rFonts w:hint="eastAsia"/>
+          <w:b/>
+          <w:bCs/>
+          <w:sz w:val="24"/>
+          <w:szCs w:val="32"/>
+          <w:rtl w:val="0"/>
+          <w:lang w:val="en-US" w:eastAsia="zh-CN"/>
+        </w:rPr>
+        <w:t>Old Emric (老艾默)：</w:t>
+      </w:r>
+    </w:p>
+    <w:p>
+      <w:pPr>
+        <w:rPr>
+          <w:rFonts w:hint="default"/>
+          <w:b/>
+          <w:bCs/>
+          <w:sz w:val="24"/>
+          <w:szCs w:val="32"/>
+          <w:rtl w:val="0"/>
+          <w:lang w:val="en-US" w:eastAsia="zh-CN"/>
+        </w:rPr>
+      </w:pPr>
+      <w:r>
+        <w:rPr>
+          <w:rFonts w:hint="default"/>
+          <w:b/>
+          <w:bCs/>
+          <w:sz w:val="24"/>
+          <w:szCs w:val="32"/>
+          <w:rtl w:val="0"/>
+          <w:lang w:val="en-US" w:eastAsia="zh-CN"/>
+        </w:rPr>
+        <w:t>奥恩是弗雷尔卓德的一位半神，主掌着锻造和工艺。他在名为炉乡的火山下的溶洞中凿出了一座雄伟的工坊，独自一人在里头干活。他摆弄着熔岩沸腾的坩埚，提炼矿石，打造出无与伦比的精良物件。当其他神灵——尤其是沃利贝尔，在大地上行走并且介入了凡间的事务时，奥恩就会出面，将这些鲁莽的家伙劝回各自的位置上。要么是用手里可靠的锤子，要么就是群山的烈火。</w:t>
+      </w:r>
+    </w:p>
+    <w:p>
+      <w:pPr>
+        <w:rPr>
+          <w:rFonts w:hint="eastAsia"/>
+          <w:b w:val="0"/>
+          <w:bCs w:val="0"/>
+          <w:sz w:val="24"/>
+          <w:szCs w:val="32"/>
+          <w:rtl w:val="0"/>
+          <w:lang w:val="en-US" w:eastAsia="zh-CN"/>
+        </w:rPr>
+      </w:pPr>
+      <w:r>
+        <w:rPr>
+          <w:rFonts w:hint="eastAsia"/>
+          <w:b w:val="0"/>
+          <w:bCs w:val="0"/>
+          <w:sz w:val="24"/>
+          <w:szCs w:val="32"/>
+          <w:rtl w:val="0"/>
+          <w:lang w:val="en-US" w:eastAsia="zh-CN"/>
+        </w:rPr>
+        <w:t>火焰的温度、钢铁的韧性——这两样东西能解决世上大多数问题。</w:t>
+      </w:r>
+    </w:p>
+    <w:p>
+      <w:pPr>
+        <w:rPr>
+          <w:rFonts w:hint="eastAsia"/>
+          <w:b w:val="0"/>
+          <w:bCs w:val="0"/>
+          <w:sz w:val="24"/>
+          <w:szCs w:val="32"/>
+          <w:rtl w:val="0"/>
+          <w:lang w:val="en-US" w:eastAsia="zh-CN"/>
+        </w:rPr>
+      </w:pPr>
+      <w:r>
+        <w:rPr>
+          <w:rFonts w:hint="eastAsia"/>
+          <w:b w:val="0"/>
+          <w:bCs w:val="0"/>
+          <w:sz w:val="24"/>
+          <w:szCs w:val="32"/>
+          <w:rtl w:val="0"/>
+          <w:lang w:val="en-US" w:eastAsia="zh-CN"/>
+        </w:rPr>
+        <w:t>-你是何人？</w:t>
+      </w:r>
+    </w:p>
+    <w:p>
+      <w:pPr>
+        <w:ind w:firstLine="420" w:firstLineChars="0"/>
+        <w:rPr>
+          <w:rFonts w:hint="default"/>
+          <w:b w:val="0"/>
+          <w:bCs w:val="0"/>
+          <w:sz w:val="24"/>
+          <w:szCs w:val="32"/>
+          <w:rtl w:val="0"/>
+          <w:lang w:val="en-US" w:eastAsia="zh-CN"/>
+        </w:rPr>
+      </w:pPr>
+      <w:r>
+        <w:rPr>
+          <w:rFonts w:hint="eastAsia"/>
+          <w:b w:val="0"/>
+          <w:bCs w:val="0"/>
+          <w:sz w:val="24"/>
+          <w:szCs w:val="32"/>
+          <w:rtl w:val="0"/>
+          <w:lang w:val="en-US" w:eastAsia="zh-CN"/>
+        </w:rPr>
+        <w:t>吾乃艾默</w:t>
+      </w:r>
+      <w:r>
+        <w:rPr>
+          <w:rFonts w:hint="default"/>
+          <w:b w:val="0"/>
+          <w:bCs w:val="0"/>
+          <w:sz w:val="24"/>
+          <w:szCs w:val="32"/>
+          <w:rtl w:val="0"/>
+          <w:lang w:val="en-US" w:eastAsia="zh-CN"/>
+        </w:rPr>
+        <w:t>Emric</w:t>
+      </w:r>
+      <w:r>
+        <w:rPr>
+          <w:rFonts w:hint="eastAsia"/>
+          <w:b w:val="0"/>
+          <w:bCs w:val="0"/>
+          <w:sz w:val="24"/>
+          <w:szCs w:val="32"/>
+          <w:rtl w:val="0"/>
+          <w:lang w:val="en-US" w:eastAsia="zh-CN"/>
+        </w:rPr>
+        <w:t>，为圣殿铸神兵，黑潮来袭之前，本以为老夫所铸神兵天下无敌。现在想来，可笑，可笑。</w:t>
+      </w:r>
+    </w:p>
+    <w:p>
+      <w:pPr>
+        <w:rPr>
+          <w:rFonts w:hint="eastAsia"/>
+          <w:b w:val="0"/>
+          <w:bCs w:val="0"/>
+          <w:sz w:val="24"/>
+          <w:szCs w:val="32"/>
+          <w:rtl w:val="0"/>
+          <w:lang w:val="en-US" w:eastAsia="zh-CN"/>
+        </w:rPr>
+      </w:pPr>
+      <w:r>
+        <w:rPr>
+          <w:rFonts w:hint="eastAsia"/>
+          <w:b w:val="0"/>
+          <w:bCs w:val="0"/>
+          <w:sz w:val="24"/>
+          <w:szCs w:val="32"/>
+          <w:rtl w:val="0"/>
+          <w:lang w:val="en-US" w:eastAsia="zh-CN"/>
+        </w:rPr>
+        <w:t>-关于守望者</w:t>
+      </w:r>
+    </w:p>
+    <w:p>
+      <w:pPr>
+        <w:ind w:firstLine="420" w:firstLineChars="0"/>
+        <w:rPr>
+          <w:rFonts w:hint="default"/>
+          <w:b w:val="0"/>
+          <w:bCs w:val="0"/>
+          <w:sz w:val="24"/>
+          <w:szCs w:val="32"/>
+          <w:rtl w:val="0"/>
+          <w:lang w:val="en-US" w:eastAsia="zh-CN"/>
+        </w:rPr>
+      </w:pPr>
+      <w:r>
+        <w:rPr>
+          <w:rFonts w:hint="eastAsia"/>
+          <w:b w:val="0"/>
+          <w:bCs w:val="0"/>
+          <w:sz w:val="24"/>
+          <w:szCs w:val="32"/>
+          <w:rtl w:val="0"/>
+          <w:lang w:val="en-US" w:eastAsia="zh-CN"/>
+        </w:rPr>
+        <w:t>守望者大人实在令人捉摸不透，但她所布下的局，未曾败过，服从便是。</w:t>
+      </w:r>
+    </w:p>
+    <w:p>
+      <w:pPr>
+        <w:rPr>
+          <w:rFonts w:hint="eastAsia"/>
+          <w:b w:val="0"/>
+          <w:bCs w:val="0"/>
+          <w:sz w:val="24"/>
+          <w:szCs w:val="32"/>
+          <w:rtl w:val="0"/>
+          <w:lang w:val="en-US" w:eastAsia="zh-CN"/>
+        </w:rPr>
+      </w:pPr>
+      <w:r>
+        <w:rPr>
+          <w:rFonts w:hint="eastAsia"/>
+          <w:b w:val="0"/>
+          <w:bCs w:val="0"/>
+          <w:sz w:val="24"/>
+          <w:szCs w:val="32"/>
+          <w:rtl w:val="0"/>
+          <w:lang w:val="en-US" w:eastAsia="zh-CN"/>
+        </w:rPr>
+        <w:t>-关于摆渡人</w:t>
+      </w:r>
+    </w:p>
+    <w:p>
+      <w:pPr>
+        <w:ind w:firstLine="420" w:firstLineChars="0"/>
+        <w:rPr>
+          <w:rFonts w:hint="default"/>
+          <w:b w:val="0"/>
+          <w:bCs w:val="0"/>
+          <w:sz w:val="24"/>
+          <w:szCs w:val="32"/>
+          <w:rtl w:val="0"/>
+          <w:lang w:val="en-US" w:eastAsia="zh-CN"/>
+        </w:rPr>
+      </w:pPr>
+      <w:r>
+        <w:rPr>
+          <w:rFonts w:hint="eastAsia"/>
+          <w:b w:val="0"/>
+          <w:bCs w:val="0"/>
+          <w:sz w:val="24"/>
+          <w:szCs w:val="32"/>
+          <w:rtl w:val="0"/>
+          <w:lang w:val="en-US" w:eastAsia="zh-CN"/>
+        </w:rPr>
+        <w:t>那小姑娘倒比老夫自在，老夫再也没法回到故土了。</w:t>
+      </w:r>
+    </w:p>
+    <w:p>
+      <w:pPr>
+        <w:rPr>
+          <w:rFonts w:hint="eastAsia"/>
+          <w:b w:val="0"/>
+          <w:bCs w:val="0"/>
+          <w:sz w:val="24"/>
+          <w:szCs w:val="32"/>
+          <w:rtl w:val="0"/>
+          <w:lang w:val="en-US" w:eastAsia="zh-CN"/>
+        </w:rPr>
+      </w:pPr>
+      <w:r>
+        <w:rPr>
+          <w:rFonts w:hint="eastAsia"/>
+          <w:b w:val="0"/>
+          <w:bCs w:val="0"/>
+          <w:sz w:val="24"/>
+          <w:szCs w:val="32"/>
+          <w:rtl w:val="0"/>
+          <w:lang w:val="en-US" w:eastAsia="zh-CN"/>
+        </w:rPr>
+        <w:t>-见面礼</w:t>
+      </w:r>
+    </w:p>
+    <w:p>
+      <w:pPr>
+        <w:ind w:firstLine="420" w:firstLineChars="0"/>
+        <w:rPr>
+          <w:rFonts w:hint="eastAsia"/>
+          <w:b w:val="0"/>
+          <w:bCs w:val="0"/>
+          <w:sz w:val="24"/>
+          <w:szCs w:val="32"/>
+          <w:rtl w:val="0"/>
+          <w:lang w:val="en-US" w:eastAsia="zh-CN"/>
+        </w:rPr>
+      </w:pPr>
+      <w:r>
+        <w:rPr>
+          <w:rFonts w:hint="eastAsia"/>
+          <w:b w:val="0"/>
+          <w:bCs w:val="0"/>
+          <w:sz w:val="24"/>
+          <w:szCs w:val="32"/>
+          <w:rtl w:val="0"/>
+          <w:lang w:val="en-US" w:eastAsia="zh-CN"/>
+        </w:rPr>
+        <w:t>这是一些边角碎料所铸成的，你暂且拿去防身吧。</w:t>
+      </w:r>
+    </w:p>
+    <w:p>
+      <w:pPr>
+        <w:ind w:firstLine="420" w:firstLineChars="0"/>
+        <w:rPr>
+          <w:rFonts w:hint="eastAsia"/>
+          <w:b w:val="0"/>
+          <w:bCs w:val="0"/>
+          <w:sz w:val="24"/>
+          <w:szCs w:val="32"/>
+          <w:rtl w:val="0"/>
+          <w:lang w:val="en-US" w:eastAsia="zh-CN"/>
+        </w:rPr>
+      </w:pPr>
+      <w:r>
+        <w:rPr>
+          <w:rFonts w:hint="eastAsia"/>
+          <w:b w:val="0"/>
+          <w:bCs w:val="0"/>
+          <w:sz w:val="24"/>
+          <w:szCs w:val="32"/>
+          <w:rtl w:val="0"/>
+          <w:lang w:val="en-US" w:eastAsia="zh-CN"/>
+        </w:rPr>
+        <w:t>-铁匕首</w:t>
+      </w:r>
+    </w:p>
+    <w:p>
+      <w:pPr>
+        <w:ind w:firstLine="420" w:firstLineChars="0"/>
+        <w:rPr>
+          <w:rFonts w:hint="eastAsia"/>
+          <w:b w:val="0"/>
+          <w:bCs w:val="0"/>
+          <w:sz w:val="24"/>
+          <w:szCs w:val="32"/>
+          <w:rtl w:val="0"/>
+          <w:lang w:val="en-US" w:eastAsia="zh-CN"/>
+        </w:rPr>
+      </w:pPr>
+      <w:r>
+        <w:rPr>
+          <w:rFonts w:hint="eastAsia"/>
+          <w:b w:val="0"/>
+          <w:bCs w:val="0"/>
+          <w:sz w:val="24"/>
+          <w:szCs w:val="32"/>
+          <w:rtl w:val="0"/>
+          <w:lang w:val="en-US" w:eastAsia="zh-CN"/>
+        </w:rPr>
+        <w:t>-铁剑</w:t>
+      </w:r>
+    </w:p>
+    <w:p>
+      <w:pPr>
+        <w:ind w:firstLine="420" w:firstLineChars="0"/>
+        <w:rPr>
+          <w:rFonts w:hint="eastAsia"/>
+          <w:b w:val="0"/>
+          <w:bCs w:val="0"/>
+          <w:sz w:val="24"/>
+          <w:szCs w:val="32"/>
+          <w:rtl w:val="0"/>
+          <w:lang w:val="en-US" w:eastAsia="zh-CN"/>
+        </w:rPr>
+      </w:pPr>
+      <w:r>
+        <w:rPr>
+          <w:rFonts w:hint="eastAsia"/>
+          <w:b w:val="0"/>
+          <w:bCs w:val="0"/>
+          <w:sz w:val="24"/>
+          <w:szCs w:val="32"/>
+          <w:rtl w:val="0"/>
+          <w:lang w:val="en-US" w:eastAsia="zh-CN"/>
+        </w:rPr>
+        <w:t>-金长剑</w:t>
+      </w:r>
+    </w:p>
+    <w:p>
+      <w:pPr>
+        <w:ind w:firstLine="420" w:firstLineChars="0"/>
+        <w:rPr>
+          <w:rFonts w:hint="default"/>
+          <w:b w:val="0"/>
+          <w:bCs w:val="0"/>
+          <w:sz w:val="24"/>
+          <w:szCs w:val="32"/>
+          <w:rtl w:val="0"/>
+          <w:lang w:val="en-US" w:eastAsia="zh-CN"/>
+        </w:rPr>
+      </w:pPr>
+      <w:r>
+        <w:rPr>
+          <w:rFonts w:hint="eastAsia"/>
+          <w:b w:val="0"/>
+          <w:bCs w:val="0"/>
+          <w:sz w:val="24"/>
+          <w:szCs w:val="32"/>
+          <w:rtl w:val="0"/>
+          <w:lang w:val="en-US" w:eastAsia="zh-CN"/>
+        </w:rPr>
+        <w:t>-金太刀</w:t>
+      </w:r>
+    </w:p>
+    <w:p>
+      <w:pPr>
+        <w:ind w:firstLine="420" w:firstLineChars="0"/>
+        <w:rPr>
+          <w:rFonts w:hint="default"/>
+          <w:b w:val="0"/>
+          <w:bCs w:val="0"/>
+          <w:sz w:val="24"/>
+          <w:szCs w:val="32"/>
+          <w:rtl w:val="0"/>
+          <w:lang w:val="en-US" w:eastAsia="zh-CN"/>
+        </w:rPr>
+      </w:pPr>
+      <w:r>
+        <w:rPr>
+          <w:rFonts w:hint="eastAsia"/>
+          <w:b w:val="0"/>
+          <w:bCs w:val="0"/>
+          <w:sz w:val="24"/>
+          <w:szCs w:val="32"/>
+          <w:rtl w:val="0"/>
+          <w:lang w:val="en-US" w:eastAsia="zh-CN"/>
+        </w:rPr>
+        <w:t>-金长矛</w:t>
+      </w:r>
+    </w:p>
+    <w:p>
+      <w:pPr>
+        <w:ind w:firstLine="420" w:firstLineChars="0"/>
+        <w:rPr>
+          <w:rFonts w:hint="default"/>
+          <w:b w:val="0"/>
+          <w:bCs w:val="0"/>
+          <w:sz w:val="24"/>
+          <w:szCs w:val="32"/>
+          <w:rtl w:val="0"/>
+          <w:lang w:val="en-US" w:eastAsia="zh-CN"/>
+        </w:rPr>
+      </w:pPr>
+      <w:r>
+        <w:rPr>
+          <w:rFonts w:hint="eastAsia"/>
+          <w:b w:val="0"/>
+          <w:bCs w:val="0"/>
+          <w:sz w:val="24"/>
+          <w:szCs w:val="32"/>
+          <w:rtl w:val="0"/>
+          <w:lang w:val="en-US" w:eastAsia="zh-CN"/>
+        </w:rPr>
+        <w:t>-金大剑</w:t>
+      </w:r>
+    </w:p>
+    <w:p>
+      <w:pPr>
+        <w:rPr>
+          <w:rFonts w:hint="default"/>
+          <w:b/>
+          <w:bCs/>
+          <w:sz w:val="24"/>
+          <w:szCs w:val="32"/>
+          <w:rtl w:val="0"/>
+          <w:lang w:val="en-US" w:eastAsia="zh-CN"/>
+        </w:rPr>
+      </w:pPr>
+      <w:r>
+        <w:rPr>
+          <w:rFonts w:hint="eastAsia"/>
+          <w:b/>
+          <w:bCs/>
+          <w:sz w:val="24"/>
+          <w:szCs w:val="32"/>
+          <w:rtl w:val="0"/>
+          <w:lang w:val="en-US" w:eastAsia="zh-CN"/>
+        </w:rPr>
+        <w:t>摆渡人：</w:t>
+      </w:r>
+      <w:r>
+        <w:rPr>
+          <w:rFonts w:hint="default"/>
+          <w:b/>
+          <w:bCs/>
+          <w:sz w:val="24"/>
+          <w:szCs w:val="32"/>
+          <w:rtl w:val="0"/>
+          <w:lang w:val="en-US" w:eastAsia="zh-CN"/>
+        </w:rPr>
+        <w:t>(</w:t>
+      </w:r>
+      <w:r>
+        <w:rPr>
+          <w:rFonts w:hint="eastAsia"/>
+          <w:b/>
+          <w:bCs/>
+          <w:sz w:val="24"/>
+          <w:szCs w:val="32"/>
+          <w:rtl w:val="0"/>
+          <w:lang w:val="en-US" w:eastAsia="zh-CN"/>
+        </w:rPr>
+        <w:t>不怎么需要改</w:t>
+      </w:r>
+      <w:r>
+        <w:rPr>
+          <w:rFonts w:hint="default"/>
+          <w:b/>
+          <w:bCs/>
+          <w:sz w:val="24"/>
+          <w:szCs w:val="32"/>
+          <w:rtl w:val="0"/>
+          <w:lang w:val="en-US" w:eastAsia="zh-CN"/>
+        </w:rPr>
+        <w:t>)</w:t>
+      </w:r>
+    </w:p>
+    <w:p>
+      <w:pPr>
+        <w:rPr>
+          <w:rFonts w:hint="eastAsia"/>
+          <w:b w:val="0"/>
+          <w:bCs w:val="0"/>
+          <w:sz w:val="24"/>
+          <w:szCs w:val="32"/>
+          <w:rtl w:val="0"/>
+          <w:lang w:val="en-US" w:eastAsia="zh-CN"/>
+        </w:rPr>
+      </w:pPr>
+      <w:r>
+        <w:rPr>
+          <w:rFonts w:hint="eastAsia"/>
+          <w:b w:val="0"/>
+          <w:bCs w:val="0"/>
+          <w:sz w:val="24"/>
+          <w:szCs w:val="32"/>
+          <w:rtl w:val="0"/>
+          <w:lang w:val="en-US" w:eastAsia="zh-CN"/>
+        </w:rPr>
+        <w:t>你好，逐火者！（初次见面）</w:t>
+      </w:r>
+    </w:p>
+    <w:p>
+      <w:pPr>
+        <w:rPr>
+          <w:rFonts w:hint="eastAsia"/>
+          <w:b w:val="0"/>
+          <w:bCs w:val="0"/>
+          <w:sz w:val="24"/>
+          <w:szCs w:val="32"/>
+          <w:rtl w:val="0"/>
+          <w:lang w:val="en-US" w:eastAsia="zh-CN"/>
+        </w:rPr>
+      </w:pPr>
+      <w:r>
+        <w:rPr>
+          <w:rFonts w:hint="eastAsia"/>
+          <w:b w:val="0"/>
+          <w:bCs w:val="0"/>
+          <w:sz w:val="24"/>
+          <w:szCs w:val="32"/>
+          <w:rtl w:val="0"/>
+          <w:lang w:val="en-US" w:eastAsia="zh-CN"/>
+        </w:rPr>
+        <w:t>-你是何人？</w:t>
+      </w:r>
+    </w:p>
+    <w:p>
+      <w:pPr>
+        <w:ind w:firstLine="420" w:firstLineChars="0"/>
+        <w:rPr>
+          <w:rFonts w:hint="default"/>
+          <w:b w:val="0"/>
+          <w:bCs w:val="0"/>
+          <w:sz w:val="24"/>
+          <w:szCs w:val="32"/>
+          <w:rtl w:val="0"/>
+          <w:lang w:val="en-US" w:eastAsia="zh-CN"/>
+        </w:rPr>
+      </w:pPr>
+      <w:r>
+        <w:rPr>
+          <w:rFonts w:hint="eastAsia"/>
+          <w:b w:val="0"/>
+          <w:bCs w:val="0"/>
+          <w:sz w:val="24"/>
+          <w:szCs w:val="32"/>
+          <w:rtl w:val="0"/>
+          <w:lang w:val="en-US" w:eastAsia="zh-CN"/>
+        </w:rPr>
+        <w:t>吾乃圣殿摆渡人，可送阁下离开结界前往主世界。吾也会接纳主世界的亡魂，我也留下了不少他们散落的饰品遗物。但需使用</w:t>
+      </w:r>
+      <w:r>
+        <w:rPr>
+          <w:rFonts w:hint="default"/>
+          <w:b w:val="0"/>
+          <w:bCs w:val="0"/>
+          <w:sz w:val="24"/>
+          <w:szCs w:val="32"/>
+          <w:rtl w:val="0"/>
+          <w:lang w:val="en-US" w:eastAsia="zh-CN"/>
+        </w:rPr>
+        <w:t>[</w:t>
+      </w:r>
+      <w:r>
+        <w:rPr>
+          <w:rFonts w:hint="eastAsia"/>
+          <w:b w:val="0"/>
+          <w:bCs w:val="0"/>
+          <w:sz w:val="24"/>
+          <w:szCs w:val="32"/>
+          <w:rtl w:val="0"/>
+          <w:lang w:val="en-US" w:eastAsia="zh-CN"/>
+        </w:rPr>
+        <w:t>饰品精华</w:t>
+      </w:r>
+      <w:r>
+        <w:rPr>
+          <w:rFonts w:hint="default"/>
+          <w:b w:val="0"/>
+          <w:bCs w:val="0"/>
+          <w:sz w:val="24"/>
+          <w:szCs w:val="32"/>
+          <w:rtl w:val="0"/>
+          <w:lang w:val="en-US" w:eastAsia="zh-CN"/>
+        </w:rPr>
+        <w:t>]</w:t>
+      </w:r>
+      <w:r>
+        <w:rPr>
+          <w:rFonts w:hint="eastAsia"/>
+          <w:b w:val="0"/>
+          <w:bCs w:val="0"/>
+          <w:sz w:val="24"/>
+          <w:szCs w:val="32"/>
+          <w:rtl w:val="0"/>
+          <w:lang w:val="en-US" w:eastAsia="zh-CN"/>
+        </w:rPr>
+        <w:t>才能提炼。阁下若是有饰品精华，可予我看看。</w:t>
+      </w:r>
+    </w:p>
+    <w:p>
+      <w:pPr>
+        <w:rPr>
+          <w:rFonts w:hint="eastAsia"/>
+          <w:b w:val="0"/>
+          <w:bCs w:val="0"/>
+          <w:sz w:val="24"/>
+          <w:szCs w:val="32"/>
+          <w:rtl w:val="0"/>
+          <w:lang w:val="en-US" w:eastAsia="zh-CN"/>
+        </w:rPr>
+      </w:pPr>
+      <w:r>
+        <w:rPr>
+          <w:rFonts w:hint="eastAsia"/>
+          <w:b w:val="0"/>
+          <w:bCs w:val="0"/>
+          <w:sz w:val="24"/>
+          <w:szCs w:val="32"/>
+          <w:rtl w:val="0"/>
+          <w:lang w:val="en-US" w:eastAsia="zh-CN"/>
+        </w:rPr>
+        <w:t>-关于守望者</w:t>
+      </w:r>
+    </w:p>
+    <w:p>
+      <w:pPr>
+        <w:ind w:firstLine="420" w:firstLineChars="0"/>
+        <w:rPr>
+          <w:rFonts w:hint="default"/>
+          <w:b w:val="0"/>
+          <w:bCs w:val="0"/>
+          <w:sz w:val="24"/>
+          <w:szCs w:val="32"/>
+          <w:rtl w:val="0"/>
+          <w:lang w:val="en-US" w:eastAsia="zh-CN"/>
+        </w:rPr>
+      </w:pPr>
+      <w:r>
+        <w:rPr>
+          <w:rFonts w:hint="eastAsia"/>
+          <w:b w:val="0"/>
+          <w:bCs w:val="0"/>
+          <w:sz w:val="24"/>
+          <w:szCs w:val="32"/>
+          <w:rtl w:val="0"/>
+          <w:lang w:val="en-US" w:eastAsia="zh-CN"/>
+        </w:rPr>
+        <w:t>守望者大人日夜为拯救圣殿而操劳，实在令人敬佩。</w:t>
+      </w:r>
+    </w:p>
+    <w:p>
+      <w:pPr>
+        <w:rPr>
+          <w:rFonts w:hint="eastAsia"/>
+          <w:b w:val="0"/>
+          <w:bCs w:val="0"/>
+          <w:sz w:val="24"/>
+          <w:szCs w:val="32"/>
+          <w:rtl w:val="0"/>
+          <w:lang w:val="en-US" w:eastAsia="zh-CN"/>
+        </w:rPr>
+      </w:pPr>
+      <w:r>
+        <w:rPr>
+          <w:rFonts w:hint="eastAsia"/>
+          <w:b w:val="0"/>
+          <w:bCs w:val="0"/>
+          <w:sz w:val="24"/>
+          <w:szCs w:val="32"/>
+          <w:rtl w:val="0"/>
+          <w:lang w:val="en-US" w:eastAsia="zh-CN"/>
+        </w:rPr>
+        <w:t>-见面礼</w:t>
+      </w:r>
+    </w:p>
+    <w:p>
+      <w:pPr>
+        <w:ind w:firstLine="420" w:firstLineChars="0"/>
+        <w:rPr>
+          <w:rFonts w:hint="default"/>
+          <w:b w:val="0"/>
+          <w:bCs w:val="0"/>
+          <w:color w:val="auto"/>
+          <w:sz w:val="24"/>
+          <w:szCs w:val="32"/>
+          <w:highlight w:val="yellow"/>
+          <w:rtl w:val="0"/>
+          <w:lang w:val="en-US" w:eastAsia="zh-CN"/>
+        </w:rPr>
+      </w:pPr>
+      <w:r>
+        <w:rPr>
+          <w:rFonts w:hint="eastAsia"/>
+          <w:b w:val="0"/>
+          <w:bCs w:val="0"/>
+          <w:sz w:val="24"/>
+          <w:szCs w:val="32"/>
+          <w:rtl w:val="0"/>
+          <w:lang w:val="en-US" w:eastAsia="zh-CN"/>
+        </w:rPr>
+        <w:t>这枚龙蛋赠与阁下，龙可是在主世界旅行时必不可少的伙伴！</w:t>
+      </w:r>
+      <w:r>
+        <w:rPr>
+          <w:rFonts w:hint="eastAsia"/>
+          <w:b w:val="0"/>
+          <w:bCs w:val="0"/>
+          <w:color w:val="auto"/>
+          <w:sz w:val="24"/>
+          <w:szCs w:val="32"/>
+          <w:highlight w:val="yellow"/>
+          <w:rtl w:val="0"/>
+          <w:lang w:val="en-US" w:eastAsia="zh-CN"/>
+        </w:rPr>
+        <w:t>（获得随机龙蛋，精灵球，龙之书）</w:t>
+      </w:r>
+    </w:p>
+    <w:p>
+      <w:pPr>
+        <w:rPr>
+          <w:rFonts w:hint="default"/>
+          <w:b/>
+          <w:bCs/>
+          <w:sz w:val="24"/>
+          <w:szCs w:val="32"/>
+          <w:rtl w:val="0"/>
+          <w:lang w:val="en-US" w:eastAsia="zh-CN"/>
+        </w:rPr>
+      </w:pPr>
+    </w:p>
+    <w:p>
+      <w:pPr>
+        <w:rPr>
+          <w:rFonts w:hint="default"/>
+          <w:b/>
+          <w:bCs/>
+          <w:sz w:val="24"/>
+          <w:szCs w:val="32"/>
+          <w:highlight w:val="yellow"/>
+          <w:rtl w:val="0"/>
+          <w:lang w:val="en-US" w:eastAsia="zh-CN"/>
+        </w:rPr>
+      </w:pPr>
+      <w:r>
+        <w:rPr>
+          <w:rFonts w:hint="eastAsia"/>
+          <w:b/>
+          <w:bCs/>
+          <w:sz w:val="24"/>
+          <w:szCs w:val="32"/>
+          <w:highlight w:val="yellow"/>
+          <w:rtl w:val="0"/>
+          <w:lang w:val="en-US" w:eastAsia="zh-CN"/>
+        </w:rPr>
+        <w:t>使用共鸣石头，先搜大地塔，再以大地塔为中心搜奇美拉，记得放同一个群系，比如都丢沙漠或者雨林里。</w:t>
+      </w:r>
+    </w:p>
+    <w:p>
+      <w:pPr>
+        <w:rPr>
+          <w:rFonts w:hint="eastAsia"/>
+          <w:b/>
+          <w:bCs/>
+          <w:sz w:val="24"/>
+          <w:szCs w:val="24"/>
+          <w:lang w:val="en-US" w:eastAsia="zh-CN"/>
+        </w:rPr>
+      </w:pPr>
+      <w:r>
+        <w:rPr>
+          <w:rFonts w:hint="eastAsia"/>
+          <w:b/>
+          <w:bCs/>
+          <w:sz w:val="24"/>
+          <w:szCs w:val="24"/>
+          <w:lang w:val="en-US" w:eastAsia="zh-CN"/>
+        </w:rPr>
+        <w:t>骸骨奇美拉：</w:t>
+      </w:r>
+    </w:p>
+    <w:p>
+      <w:pPr>
+        <w:rPr>
+          <w:rFonts w:hint="default"/>
+          <w:b w:val="0"/>
+          <w:bCs w:val="0"/>
+          <w:sz w:val="24"/>
+          <w:szCs w:val="24"/>
+          <w:lang w:val="en-US" w:eastAsia="zh-CN"/>
+        </w:rPr>
+      </w:pPr>
+      <w:r>
+        <w:rPr>
+          <w:rFonts w:hint="eastAsia"/>
+          <w:b w:val="0"/>
+          <w:bCs w:val="0"/>
+          <w:sz w:val="24"/>
+          <w:szCs w:val="24"/>
+          <w:lang w:val="en-US" w:eastAsia="zh-CN"/>
+        </w:rPr>
+        <w:t>人类？竟能发现此地，可是共鸣石指引你来此？</w:t>
+      </w:r>
+    </w:p>
+    <w:p>
+      <w:pPr>
+        <w:rPr>
+          <w:rFonts w:hint="eastAsia"/>
+          <w:sz w:val="24"/>
+          <w:szCs w:val="24"/>
+          <w:lang w:val="en-US" w:eastAsia="zh-CN"/>
+        </w:rPr>
+      </w:pPr>
+      <w:r>
+        <w:rPr>
+          <w:rFonts w:hint="eastAsia"/>
+          <w:sz w:val="24"/>
+          <w:szCs w:val="24"/>
+          <w:lang w:val="en-US" w:eastAsia="zh-CN"/>
+        </w:rPr>
+        <w:t>-你为何囚禁于此？</w:t>
+      </w:r>
+    </w:p>
+    <w:p>
+      <w:pPr>
+        <w:ind w:firstLine="420" w:firstLineChars="0"/>
+        <w:rPr>
+          <w:rFonts w:hint="default"/>
+          <w:sz w:val="24"/>
+          <w:szCs w:val="24"/>
+          <w:lang w:val="en-US" w:eastAsia="zh-CN"/>
+        </w:rPr>
+      </w:pPr>
+      <w:r>
+        <w:rPr>
+          <w:rFonts w:hint="eastAsia"/>
+          <w:sz w:val="24"/>
+          <w:szCs w:val="24"/>
+          <w:lang w:val="en-US" w:eastAsia="zh-CN"/>
+        </w:rPr>
+        <w:t>吾乃大地守卫之坐骑，高塔封印降临时，大地守卫将吾传送至此，共鸣石得以寻吾之所在。</w:t>
+      </w:r>
+    </w:p>
+    <w:p>
+      <w:pPr>
+        <w:rPr>
+          <w:rFonts w:hint="eastAsia"/>
+          <w:sz w:val="24"/>
+          <w:szCs w:val="24"/>
+          <w:lang w:val="en-US" w:eastAsia="zh-CN"/>
+        </w:rPr>
+      </w:pPr>
+      <w:r>
+        <w:rPr>
+          <w:rFonts w:hint="eastAsia"/>
+          <w:sz w:val="24"/>
+          <w:szCs w:val="24"/>
+          <w:lang w:val="en-US" w:eastAsia="zh-CN"/>
+        </w:rPr>
+        <w:t>-询问神之眼</w:t>
+      </w:r>
+    </w:p>
+    <w:p>
+      <w:pPr>
+        <w:ind w:firstLine="420" w:firstLineChars="0"/>
+        <w:rPr>
+          <w:rFonts w:hint="default"/>
+          <w:sz w:val="24"/>
+          <w:szCs w:val="24"/>
+          <w:lang w:val="en-US" w:eastAsia="zh-CN"/>
+        </w:rPr>
+      </w:pPr>
+      <w:r>
+        <w:rPr>
+          <w:rFonts w:hint="eastAsia"/>
+          <w:sz w:val="24"/>
+          <w:szCs w:val="24"/>
+          <w:lang w:val="en-US" w:eastAsia="zh-CN"/>
+        </w:rPr>
+        <w:t>大地石碑，坐落于（x</w:t>
+      </w:r>
+      <w:r>
+        <w:rPr>
+          <w:rFonts w:hint="default"/>
+          <w:sz w:val="24"/>
+          <w:szCs w:val="24"/>
+          <w:lang w:val="en-US" w:eastAsia="zh-CN"/>
+        </w:rPr>
+        <w:t>, y</w:t>
+      </w:r>
+      <w:r>
+        <w:rPr>
+          <w:rFonts w:hint="eastAsia"/>
+          <w:sz w:val="24"/>
+          <w:szCs w:val="24"/>
+          <w:lang w:val="en-US" w:eastAsia="zh-CN"/>
+        </w:rPr>
+        <w:t>）。高塔受诅咒而冤魂缠绕，此乃吾之尸骨，可助你驱散大地塔之冤魂。</w:t>
+      </w:r>
+    </w:p>
+    <w:p>
+      <w:pPr>
+        <w:ind w:firstLine="420" w:firstLineChars="0"/>
+        <w:rPr>
+          <w:rFonts w:hint="default"/>
+          <w:sz w:val="24"/>
+          <w:szCs w:val="24"/>
+          <w:lang w:val="en-US" w:eastAsia="zh-CN"/>
+        </w:rPr>
+      </w:pPr>
+      <w:r>
+        <w:rPr>
+          <w:rFonts w:hint="eastAsia"/>
+          <w:sz w:val="24"/>
+          <w:szCs w:val="24"/>
+          <w:lang w:val="en-US" w:eastAsia="zh-CN"/>
+        </w:rPr>
+        <w:t>-收下（获得饰品，佩戴后大地高塔不再刷新恼鬼，否则僵尸有50%概率变恼鬼）</w:t>
+      </w:r>
+    </w:p>
+    <w:p>
+      <w:pPr>
+        <w:rPr>
+          <w:rFonts w:hint="eastAsia"/>
+          <w:sz w:val="24"/>
+          <w:szCs w:val="24"/>
+          <w:lang w:val="en-US" w:eastAsia="zh-CN"/>
+        </w:rPr>
+      </w:pPr>
+      <w:r>
+        <w:rPr>
+          <w:rFonts w:hint="eastAsia"/>
+          <w:sz w:val="24"/>
+          <w:szCs w:val="24"/>
+          <w:lang w:val="en-US" w:eastAsia="zh-CN"/>
+        </w:rPr>
+        <w:t>-释放灵魂</w:t>
+      </w:r>
+    </w:p>
+    <w:p>
+      <w:pPr>
+        <w:ind w:firstLine="420" w:firstLineChars="0"/>
+        <w:rPr>
+          <w:rFonts w:hint="eastAsia"/>
+          <w:sz w:val="24"/>
+          <w:szCs w:val="24"/>
+          <w:lang w:val="en-US" w:eastAsia="zh-CN"/>
+        </w:rPr>
+      </w:pPr>
+      <w:r>
+        <w:rPr>
+          <w:rFonts w:hint="eastAsia"/>
+          <w:sz w:val="24"/>
+          <w:szCs w:val="24"/>
+          <w:lang w:val="en-US" w:eastAsia="zh-CN"/>
+        </w:rPr>
+        <w:t>吾携有不死诅咒，你若助我解脱，吾之尸骨可铸利器。准备好了吗？</w:t>
+      </w:r>
+    </w:p>
+    <w:p>
+      <w:pPr>
+        <w:ind w:firstLine="420" w:firstLineChars="0"/>
+        <w:rPr>
+          <w:rFonts w:hint="eastAsia"/>
+          <w:sz w:val="24"/>
+          <w:szCs w:val="24"/>
+          <w:lang w:val="en-US" w:eastAsia="zh-CN"/>
+        </w:rPr>
+      </w:pPr>
+      <w:r>
+        <w:rPr>
+          <w:rFonts w:hint="eastAsia"/>
+          <w:sz w:val="24"/>
+          <w:szCs w:val="24"/>
+          <w:lang w:val="en-US" w:eastAsia="zh-CN"/>
+        </w:rPr>
+        <w:t>-准备好了</w:t>
+      </w:r>
+    </w:p>
+    <w:p>
+      <w:pPr>
+        <w:ind w:firstLine="420" w:firstLineChars="0"/>
+        <w:rPr>
+          <w:rFonts w:hint="default"/>
+          <w:sz w:val="24"/>
+          <w:szCs w:val="24"/>
+          <w:lang w:val="en-US" w:eastAsia="zh-CN"/>
+        </w:rPr>
+      </w:pPr>
+      <w:r>
+        <w:rPr>
+          <w:rFonts w:hint="eastAsia"/>
+          <w:sz w:val="24"/>
+          <w:szCs w:val="24"/>
+          <w:lang w:val="en-US" w:eastAsia="zh-CN"/>
+        </w:rPr>
+        <w:t>-再等等</w:t>
+      </w:r>
+    </w:p>
+    <w:p>
+      <w:pPr>
+        <w:rPr>
+          <w:rFonts w:hint="default"/>
+          <w:b/>
+          <w:bCs/>
+          <w:sz w:val="24"/>
+          <w:szCs w:val="24"/>
+          <w:lang w:val="en-US" w:eastAsia="zh-CN"/>
+        </w:rPr>
+      </w:pPr>
+      <w:r>
+        <w:rPr>
+          <w:rFonts w:hint="eastAsia"/>
+          <w:b/>
+          <w:bCs/>
+          <w:sz w:val="24"/>
+          <w:szCs w:val="24"/>
+          <w:lang w:val="en-US" w:eastAsia="zh-CN"/>
+        </w:rPr>
+        <w:t>大地傀儡</w:t>
+      </w:r>
+    </w:p>
+    <w:p>
+      <w:pPr>
+        <w:rPr>
+          <w:rFonts w:hint="default"/>
+          <w:b w:val="0"/>
+          <w:bCs w:val="0"/>
+          <w:sz w:val="24"/>
+          <w:szCs w:val="24"/>
+          <w:lang w:val="en-US" w:eastAsia="zh-CN"/>
+        </w:rPr>
+      </w:pPr>
+      <w:r>
+        <w:rPr>
+          <w:rFonts w:hint="eastAsia"/>
+          <w:b w:val="0"/>
+          <w:bCs w:val="0"/>
+          <w:sz w:val="24"/>
+          <w:szCs w:val="24"/>
+          <w:lang w:val="en-US" w:eastAsia="zh-CN"/>
+        </w:rPr>
+        <w:t>初次生成时：何人在此扰我清净？</w:t>
+      </w:r>
+    </w:p>
+    <w:p>
+      <w:pPr>
+        <w:rPr>
+          <w:rFonts w:hint="default"/>
+          <w:b w:val="0"/>
+          <w:bCs w:val="0"/>
+          <w:sz w:val="24"/>
+          <w:szCs w:val="24"/>
+          <w:lang w:val="en-US" w:eastAsia="zh-CN"/>
+        </w:rPr>
+      </w:pPr>
+      <w:r>
+        <w:rPr>
+          <w:rFonts w:hint="eastAsia"/>
+          <w:b w:val="0"/>
+          <w:bCs w:val="0"/>
+          <w:sz w:val="24"/>
+          <w:szCs w:val="24"/>
+          <w:lang w:val="en-US" w:eastAsia="zh-CN"/>
+        </w:rPr>
+        <w:t>半血时：为了大地的荣光！</w:t>
+      </w:r>
+    </w:p>
+    <w:p>
+      <w:pPr>
+        <w:rPr>
+          <w:rFonts w:hint="default"/>
+          <w:b w:val="0"/>
+          <w:bCs w:val="0"/>
+          <w:sz w:val="24"/>
+          <w:szCs w:val="24"/>
+          <w:lang w:val="en-US" w:eastAsia="zh-CN"/>
+        </w:rPr>
+      </w:pPr>
+      <w:r>
+        <w:rPr>
+          <w:rFonts w:hint="eastAsia"/>
+          <w:b w:val="0"/>
+          <w:bCs w:val="0"/>
+          <w:sz w:val="24"/>
+          <w:szCs w:val="24"/>
+          <w:lang w:val="en-US" w:eastAsia="zh-CN"/>
+        </w:rPr>
+        <w:t>死亡时：Chimera，你看到了吗</w:t>
+      </w:r>
+      <w:r>
+        <w:rPr>
+          <w:rFonts w:hint="default"/>
+          <w:b w:val="0"/>
+          <w:bCs w:val="0"/>
+          <w:sz w:val="24"/>
+          <w:szCs w:val="24"/>
+          <w:lang w:val="en-US" w:eastAsia="zh-CN"/>
+        </w:rPr>
+        <w:t>...</w:t>
+      </w:r>
+    </w:p>
+    <w:p>
+      <w:pPr>
+        <w:rPr>
+          <w:rFonts w:hint="default"/>
+          <w:b w:val="0"/>
+          <w:bCs w:val="0"/>
+          <w:sz w:val="24"/>
+          <w:szCs w:val="24"/>
+          <w:highlight w:val="yellow"/>
+          <w:lang w:val="en-US" w:eastAsia="zh-CN"/>
+        </w:rPr>
+      </w:pPr>
+      <w:r>
+        <w:rPr>
+          <w:rFonts w:hint="eastAsia"/>
+          <w:b w:val="0"/>
+          <w:bCs w:val="0"/>
+          <w:sz w:val="24"/>
+          <w:szCs w:val="24"/>
+          <w:highlight w:val="yellow"/>
+          <w:lang w:val="en-US" w:eastAsia="zh-CN"/>
+        </w:rPr>
+        <w:t>掉落沙漠眼，百兵图</w:t>
+      </w:r>
+    </w:p>
+    <w:p>
+      <w:pPr>
+        <w:rPr>
+          <w:rFonts w:hint="eastAsia"/>
+          <w:b w:val="0"/>
+          <w:bCs w:val="0"/>
+          <w:sz w:val="24"/>
+          <w:szCs w:val="24"/>
+          <w:highlight w:val="yellow"/>
+          <w:lang w:val="en-US" w:eastAsia="zh-CN"/>
+        </w:rPr>
+      </w:pPr>
+      <w:r>
+        <w:rPr>
+          <w:rFonts w:hint="eastAsia"/>
+          <w:b w:val="0"/>
+          <w:bCs w:val="0"/>
+          <w:sz w:val="24"/>
+          <w:szCs w:val="24"/>
+          <w:highlight w:val="yellow"/>
+          <w:lang w:val="en-US" w:eastAsia="zh-CN"/>
+        </w:rPr>
+        <w:t>提示回去找守望者</w:t>
+      </w:r>
+    </w:p>
+    <w:p>
+      <w:pPr>
+        <w:rPr>
+          <w:rFonts w:hint="default"/>
+          <w:b w:val="0"/>
+          <w:bCs w:val="0"/>
+          <w:sz w:val="24"/>
+          <w:szCs w:val="24"/>
+          <w:highlight w:val="yellow"/>
+          <w:lang w:val="en-US" w:eastAsia="zh-CN"/>
+        </w:rPr>
+      </w:pPr>
+      <w:r>
+        <w:rPr>
+          <w:rFonts w:hint="eastAsia"/>
+          <w:b w:val="0"/>
+          <w:bCs w:val="0"/>
+          <w:sz w:val="24"/>
+          <w:szCs w:val="24"/>
+          <w:highlight w:val="yellow"/>
+          <w:lang w:val="en-US" w:eastAsia="zh-CN"/>
+        </w:rPr>
+        <w:t>老艾默、守望者头上标注感叹号</w:t>
+      </w:r>
+    </w:p>
+    <w:p>
+      <w:pPr>
+        <w:rPr>
+          <w:rFonts w:hint="default"/>
+          <w:b w:val="0"/>
+          <w:bCs w:val="0"/>
+          <w:sz w:val="24"/>
+          <w:szCs w:val="24"/>
+          <w:highlight w:val="yellow"/>
+          <w:lang w:val="en-US" w:eastAsia="zh-CN"/>
+        </w:rPr>
+      </w:pPr>
+    </w:p>
+    <w:p>
+      <w:pPr>
+        <w:rPr>
+          <w:rFonts w:hint="eastAsia"/>
+          <w:b/>
+          <w:bCs/>
+          <w:sz w:val="24"/>
+          <w:szCs w:val="24"/>
+          <w:lang w:val="en-US" w:eastAsia="zh-CN"/>
+        </w:rPr>
+      </w:pPr>
+      <w:r>
+        <w:rPr>
+          <w:rFonts w:hint="eastAsia"/>
+          <w:b/>
+          <w:bCs/>
+          <w:sz w:val="24"/>
+          <w:szCs w:val="24"/>
+          <w:lang w:val="en-US" w:eastAsia="zh-CN"/>
+        </w:rPr>
+        <w:t>守望者：</w:t>
+      </w:r>
+    </w:p>
+    <w:p>
+      <w:pPr>
+        <w:rPr>
+          <w:rFonts w:hint="eastAsia"/>
+          <w:b w:val="0"/>
+          <w:bCs w:val="0"/>
+          <w:sz w:val="24"/>
+          <w:szCs w:val="24"/>
+          <w:lang w:val="en-US" w:eastAsia="zh-CN"/>
+        </w:rPr>
+      </w:pPr>
+      <w:r>
+        <w:rPr>
+          <w:rFonts w:hint="eastAsia"/>
+          <w:b w:val="0"/>
+          <w:bCs w:val="0"/>
+          <w:sz w:val="24"/>
+          <w:szCs w:val="24"/>
+          <w:lang w:val="en-US" w:eastAsia="zh-CN"/>
+        </w:rPr>
+        <w:t>预言中的救世主啊，吾已在此恭候多时！唯有阁下可助圣殿寻回圣心，恢复昔日之荣光！</w:t>
+      </w:r>
+    </w:p>
+    <w:p>
+      <w:pPr>
+        <w:rPr>
+          <w:rFonts w:hint="default"/>
           <w:b w:val="0"/>
           <w:bCs w:val="0"/>
           <w:color w:val="F2BA02" w:themeColor="accent3"/>
@@ -3237,85 +3871,19 @@
             </w14:solidFill>
           </w14:textFill>
         </w:rPr>
-        <w:t>我已寻回沙漠之眼</w:t>
-      </w:r>
-    </w:p>
-    <w:p>
-      <w:pPr>
-        <w:ind w:firstLine="420" w:firstLineChars="0"/>
-        <w:rPr>
-          <w:rFonts w:hint="eastAsia"/>
-          <w:b w:val="0"/>
-          <w:bCs w:val="0"/>
-          <w:sz w:val="24"/>
-          <w:szCs w:val="24"/>
-          <w:lang w:val="en-US" w:eastAsia="zh-CN"/>
-        </w:rPr>
-      </w:pPr>
-      <w:r>
-        <w:rPr>
-          <w:rFonts w:hint="eastAsia"/>
-          <w:b w:val="0"/>
-          <w:bCs w:val="0"/>
-          <w:sz w:val="24"/>
-          <w:szCs w:val="24"/>
-          <w:lang w:val="en-US" w:eastAsia="zh-CN"/>
-        </w:rPr>
-        <w:t>阁下果然是预言中的救世主！请阁下将神之眼归位到祭坛上吧！神之眼可在神像处祈福，神之眼的力量将享与阁下。共鸣石已完成充能，准备好了就出发吧！</w:t>
-      </w:r>
-    </w:p>
-    <w:p>
-      <w:pPr>
-        <w:rPr>
-          <w:rFonts w:hint="default"/>
-          <w:b/>
-          <w:bCs/>
-          <w:sz w:val="24"/>
-          <w:szCs w:val="32"/>
-          <w:rtl w:val="0"/>
-          <w:lang w:val="en-US" w:eastAsia="zh-CN"/>
-        </w:rPr>
-      </w:pPr>
-      <w:r>
-        <w:rPr>
-          <w:rFonts w:hint="eastAsia"/>
-          <w:b/>
-          <w:bCs/>
-          <w:sz w:val="24"/>
-          <w:szCs w:val="32"/>
-          <w:rtl w:val="0"/>
-          <w:lang w:val="en-US" w:eastAsia="zh-CN"/>
-        </w:rPr>
-        <w:t>Old Emric (老艾默)：</w:t>
-      </w:r>
-    </w:p>
-    <w:p>
-      <w:pPr>
-        <w:rPr>
-          <w:rFonts w:hint="eastAsia"/>
-          <w:b w:val="0"/>
-          <w:bCs w:val="0"/>
-          <w:sz w:val="24"/>
-          <w:szCs w:val="32"/>
-          <w:rtl w:val="0"/>
-          <w:lang w:val="en-US" w:eastAsia="zh-CN"/>
-        </w:rPr>
-      </w:pPr>
-      <w:r>
-        <w:rPr>
-          <w:rFonts w:hint="eastAsia"/>
-          <w:b w:val="0"/>
-          <w:bCs w:val="0"/>
-          <w:sz w:val="24"/>
-          <w:szCs w:val="32"/>
-          <w:rtl w:val="0"/>
-          <w:lang w:val="en-US" w:eastAsia="zh-CN"/>
-        </w:rPr>
-        <w:t>火焰的温度、钢铁的韧性——这两样东西能解决世上大多数问题。</w:t>
-      </w:r>
-    </w:p>
-    <w:p>
-      <w:pPr>
+      </w:pPr>
+      <w:r>
+        <w:rPr>
+          <w:rFonts w:hint="eastAsia"/>
+          <w:b w:val="0"/>
+          <w:bCs w:val="0"/>
+          <w:sz w:val="24"/>
+          <w:szCs w:val="24"/>
+          <w:lang w:val="en-US" w:eastAsia="zh-CN"/>
+        </w:rPr>
+        <w:t>-</w:t>
+      </w:r>
+      <w:r>
         <w:rPr>
           <w:rFonts w:hint="eastAsia"/>
           <w:b w:val="0"/>
@@ -3330,19 +3898,85 @@
             </w14:solidFill>
           </w14:textFill>
         </w:rPr>
-      </w:pPr>
-      <w:r>
-        <w:rPr>
-          <w:rFonts w:hint="eastAsia"/>
-          <w:b w:val="0"/>
-          <w:bCs w:val="0"/>
-          <w:sz w:val="24"/>
-          <w:szCs w:val="24"/>
-          <w:lang w:val="en-US" w:eastAsia="zh-CN"/>
-        </w:rPr>
-        <w:t>-</w:t>
-      </w:r>
-      <w:r>
+        <w:t>我已寻回沙漠之眼</w:t>
+      </w:r>
+    </w:p>
+    <w:p>
+      <w:pPr>
+        <w:ind w:firstLine="420" w:firstLineChars="0"/>
+        <w:rPr>
+          <w:rFonts w:hint="eastAsia"/>
+          <w:b w:val="0"/>
+          <w:bCs w:val="0"/>
+          <w:sz w:val="24"/>
+          <w:szCs w:val="24"/>
+          <w:lang w:val="en-US" w:eastAsia="zh-CN"/>
+        </w:rPr>
+      </w:pPr>
+      <w:r>
+        <w:rPr>
+          <w:rFonts w:hint="eastAsia"/>
+          <w:b w:val="0"/>
+          <w:bCs w:val="0"/>
+          <w:sz w:val="24"/>
+          <w:szCs w:val="24"/>
+          <w:lang w:val="en-US" w:eastAsia="zh-CN"/>
+        </w:rPr>
+        <w:t>阁下果然是预言中的救世主！请阁下将神之眼归位到祭坛上吧！神之眼可在神像处祈福，神之眼的力量将享与阁下。共鸣石已完成充能，准备好了就出发吧！</w:t>
+      </w:r>
+    </w:p>
+    <w:p>
+      <w:pPr>
+        <w:rPr>
+          <w:rFonts w:hint="default"/>
+          <w:b/>
+          <w:bCs/>
+          <w:sz w:val="24"/>
+          <w:szCs w:val="32"/>
+          <w:rtl w:val="0"/>
+          <w:lang w:val="en-US" w:eastAsia="zh-CN"/>
+        </w:rPr>
+      </w:pPr>
+      <w:r>
+        <w:rPr>
+          <w:rFonts w:hint="eastAsia"/>
+          <w:b/>
+          <w:bCs/>
+          <w:sz w:val="24"/>
+          <w:szCs w:val="32"/>
+          <w:rtl w:val="0"/>
+          <w:lang w:val="en-US" w:eastAsia="zh-CN"/>
+        </w:rPr>
+        <w:t>Old Emric (老艾默)：</w:t>
+      </w:r>
+    </w:p>
+    <w:p>
+      <w:pPr>
+        <w:rPr>
+          <w:rFonts w:hint="eastAsia"/>
+          <w:b w:val="0"/>
+          <w:bCs w:val="0"/>
+          <w:sz w:val="24"/>
+          <w:szCs w:val="32"/>
+          <w:rtl w:val="0"/>
+          <w:lang w:val="en-US" w:eastAsia="zh-CN"/>
+        </w:rPr>
+      </w:pPr>
+      <w:r>
+        <w:rPr>
+          <w:rFonts w:hint="eastAsia"/>
+          <w:b w:val="0"/>
+          <w:bCs w:val="0"/>
+          <w:sz w:val="24"/>
+          <w:szCs w:val="32"/>
+          <w:rtl w:val="0"/>
+          <w:lang w:val="en-US" w:eastAsia="zh-CN"/>
+        </w:rPr>
+        <w:t>火焰的温度、钢铁的韧性——这两样东西能解决世上大多数问题。</w:t>
+      </w:r>
+    </w:p>
+    <w:p>
+      <w:pPr>
         <w:rPr>
           <w:rFonts w:hint="eastAsia"/>
           <w:b w:val="0"/>
@@ -3357,6 +3991,33 @@
             </w14:solidFill>
           </w14:textFill>
         </w:rPr>
+      </w:pPr>
+      <w:r>
+        <w:rPr>
+          <w:rFonts w:hint="eastAsia"/>
+          <w:b w:val="0"/>
+          <w:bCs w:val="0"/>
+          <w:sz w:val="24"/>
+          <w:szCs w:val="24"/>
+          <w:lang w:val="en-US" w:eastAsia="zh-CN"/>
+        </w:rPr>
+        <w:t>-</w:t>
+      </w:r>
+      <w:r>
+        <w:rPr>
+          <w:rFonts w:hint="eastAsia"/>
+          <w:b w:val="0"/>
+          <w:bCs w:val="0"/>
+          <w:color w:val="F2BA02" w:themeColor="accent3"/>
+          <w:sz w:val="24"/>
+          <w:szCs w:val="24"/>
+          <w:lang w:val="en-US" w:eastAsia="zh-CN"/>
+          <w14:textFill>
+            <w14:solidFill>
+              <w14:schemeClr w14:val="accent3"/>
+            </w14:solidFill>
+          </w14:textFill>
+        </w:rPr>
         <w:t>交付百兵图</w:t>
       </w:r>
     </w:p>
@@ -4014,8 +4675,6 @@
         </w:rPr>
         <w:t>//TODO 炉心塔共鸣石</w:t>
       </w:r>
-      <w:bookmarkStart w:id="0" w:name="_GoBack"/>
-      <w:bookmarkEnd w:id="0"/>
     </w:p>
     <w:p>
       <w:pPr>
@@ -4422,7 +5081,7 @@
     <w:p>
       <w:pPr>
         <w:rPr>
-          <w:rFonts w:hint="default"/>
+          <w:rFonts w:hint="eastAsia"/>
           <w:b w:val="0"/>
           <w:bCs w:val="0"/>
           <w:sz w:val="24"/>
@@ -4440,6 +5099,175 @@
           <w:lang w:val="en-US" w:eastAsia="zh-CN"/>
         </w:rPr>
         <w:t>死亡时：</w:t>
+      </w:r>
+    </w:p>
+    <w:p>
+      <w:pPr>
+        <w:rPr>
+          <w:rFonts w:hint="default"/>
+          <w:b/>
+          <w:bCs/>
+          <w:sz w:val="24"/>
+          <w:szCs w:val="24"/>
+          <w:lang w:val="en-US" w:eastAsia="zh-CN"/>
+        </w:rPr>
+      </w:pPr>
+      <w:r>
+        <w:rPr>
+          <w:rFonts w:hint="eastAsia"/>
+          <w:b/>
+          <w:bCs/>
+          <w:sz w:val="24"/>
+          <w:szCs w:val="24"/>
+          <w:lang w:val="en-US" w:eastAsia="zh-CN"/>
+        </w:rPr>
+        <w:t>击败战灵后：</w:t>
+      </w:r>
+    </w:p>
+    <w:p>
+      <w:pPr>
+        <w:rPr>
+          <w:rFonts w:hint="eastAsia"/>
+          <w:b/>
+          <w:bCs/>
+          <w:color w:val="EE822F" w:themeColor="accent2"/>
+          <w:sz w:val="24"/>
+          <w:szCs w:val="24"/>
+          <w:lang w:val="en-US" w:eastAsia="zh-CN"/>
+          <w14:textFill>
+            <w14:solidFill>
+              <w14:schemeClr w14:val="accent2"/>
+            </w14:solidFill>
+          </w14:textFill>
+        </w:rPr>
+      </w:pPr>
+      <w:r>
+        <w:rPr>
+          <w:rFonts w:hint="eastAsia"/>
+          <w:b w:val="0"/>
+          <w:bCs w:val="0"/>
+          <w:sz w:val="24"/>
+          <w:szCs w:val="24"/>
+          <w:lang w:val="en-US" w:eastAsia="zh-CN"/>
+        </w:rPr>
+        <w:t>黑潮已然退去，愿永世纯白之花庇护你。%s玩家名，你愿意回到现实吗？</w:t>
+      </w:r>
+      <w:r>
+        <w:rPr>
+          <w:rFonts w:hint="eastAsia"/>
+          <w:b/>
+          <w:bCs/>
+          <w:color w:val="EE822F" w:themeColor="accent2"/>
+          <w:sz w:val="24"/>
+          <w:szCs w:val="24"/>
+          <w:lang w:val="en-US" w:eastAsia="zh-CN"/>
+          <w14:textFill>
+            <w14:solidFill>
+              <w14:schemeClr w14:val="accent2"/>
+            </w14:solidFill>
+          </w14:textFill>
+        </w:rPr>
+        <w:t>（注意，这将失去身上所有的物品！）</w:t>
+      </w:r>
+    </w:p>
+    <w:p>
+      <w:pPr>
+        <w:rPr>
+          <w:rFonts w:hint="eastAsia"/>
+          <w:b w:val="0"/>
+          <w:bCs w:val="0"/>
+          <w:color w:val="auto"/>
+          <w:sz w:val="24"/>
+          <w:szCs w:val="24"/>
+          <w:lang w:val="en-US" w:eastAsia="zh-CN"/>
+        </w:rPr>
+      </w:pPr>
+      <w:r>
+        <w:rPr>
+          <w:rFonts w:hint="eastAsia"/>
+          <w:b w:val="0"/>
+          <w:bCs w:val="0"/>
+          <w:color w:val="auto"/>
+          <w:sz w:val="24"/>
+          <w:szCs w:val="24"/>
+          <w:lang w:val="en-US" w:eastAsia="zh-CN"/>
+        </w:rPr>
+        <w:t>-愿意</w:t>
+      </w:r>
+    </w:p>
+    <w:p>
+      <w:pPr>
+        <w:rPr>
+          <w:rFonts w:hint="eastAsia"/>
+          <w:b w:val="0"/>
+          <w:bCs w:val="0"/>
+          <w:color w:val="auto"/>
+          <w:sz w:val="24"/>
+          <w:szCs w:val="24"/>
+          <w:lang w:val="en-US" w:eastAsia="zh-CN"/>
+        </w:rPr>
+      </w:pPr>
+      <w:r>
+        <w:rPr>
+          <w:rFonts w:hint="eastAsia"/>
+          <w:b w:val="0"/>
+          <w:bCs w:val="0"/>
+          <w:color w:val="auto"/>
+          <w:sz w:val="24"/>
+          <w:szCs w:val="24"/>
+          <w:lang w:val="en-US" w:eastAsia="zh-CN"/>
+        </w:rPr>
+        <w:t>-不愿意</w:t>
+      </w:r>
+    </w:p>
+    <w:p>
+      <w:pPr>
+        <w:rPr>
+          <w:rFonts w:hint="default"/>
+          <w:b w:val="0"/>
+          <w:bCs w:val="0"/>
+          <w:color w:val="auto"/>
+          <w:sz w:val="24"/>
+          <w:szCs w:val="24"/>
+          <w:lang w:val="en-US" w:eastAsia="zh-CN"/>
+        </w:rPr>
+      </w:pPr>
+      <w:r>
+        <w:rPr>
+          <w:rFonts w:hint="eastAsia"/>
+          <w:b w:val="0"/>
+          <w:bCs w:val="0"/>
+          <w:color w:val="auto"/>
+          <w:sz w:val="24"/>
+          <w:szCs w:val="24"/>
+          <w:lang w:val="en-US" w:eastAsia="zh-CN"/>
+        </w:rPr>
+        <w:t>播放通关动画</w:t>
+      </w:r>
+      <w:r>
+        <w:rPr>
+          <w:rFonts w:hint="eastAsia"/>
+          <w:b w:val="0"/>
+          <w:bCs w:val="0"/>
+          <w:color w:val="auto"/>
+          <w:sz w:val="24"/>
+          <w:szCs w:val="24"/>
+          <w:highlight w:val="yellow"/>
+          <w:lang w:val="en-US" w:eastAsia="zh-CN"/>
+        </w:rPr>
+        <w:t>（重写文案，介绍全部剧情）</w:t>
+      </w:r>
+      <w:r>
+        <w:rPr>
+          <w:rFonts w:hint="eastAsia"/>
+          <w:b w:val="0"/>
+          <w:bCs w:val="0"/>
+          <w:color w:val="auto"/>
+          <w:sz w:val="24"/>
+          <w:szCs w:val="24"/>
+          <w:lang w:val="en-US" w:eastAsia="zh-CN"/>
+        </w:rPr>
+        <w:t>，后根据选择进行传送。</w:t>
       </w:r>
     </w:p>
     <w:p>
@@ -4553,17 +5381,7 @@
     </w:p>
     <w:p>
       <w:pPr>
-        <w:rPr>
-          <w:rFonts w:hint="eastAsia"/>
-          <w:sz w:val="22"/>
-          <w:szCs w:val="22"/>
-          <w:lang w:val="en-US" w:eastAsia="zh-CN"/>
-        </w:rPr>
-      </w:pPr>
-    </w:p>
-    <w:p>
-      <w:pPr>
-        <w:pStyle w:val="3"/>
+        <w:pStyle w:val="5"/>
         <w:keepNext w:val="0"/>
         <w:keepLines w:val="0"/>
         <w:widowControl/>
@@ -4587,6 +5405,57 @@
           <w:lang w:val="en-US" w:eastAsia="zh-CN"/>
         </w:rPr>
       </w:pPr>
+    </w:p>
+    <w:p>
+      <w:pPr>
+        <w:pStyle w:val="5"/>
+        <w:keepNext w:val="0"/>
+        <w:keepLines w:val="0"/>
+        <w:widowControl/>
+        <w:suppressLineNumbers w:val="0"/>
+        <w:pBdr>
+          <w:bottom w:val="double" w:color="auto" w:sz="4" w:space="0"/>
+        </w:pBdr>
+        <w:shd w:val="clear" w:fill="FFFFFF"/>
+        <w:spacing w:before="320" w:beforeAutospacing="0" w:after="320" w:afterAutospacing="0"/>
+        <w:ind w:left="0" w:right="0" w:firstLine="0"/>
+        <w:rPr>
+          <w:rFonts w:hint="default" w:ascii="Helvetica Neue" w:hAnsi="Helvetica Neue" w:eastAsia="宋体" w:cs="Helvetica Neue"/>
+          <w:i w:val="0"/>
+          <w:iCs w:val="0"/>
+          <w:caps w:val="0"/>
+          <w:color w:val="0F1115"/>
+          <w:spacing w:val="0"/>
+          <w:sz w:val="20"/>
+          <w:szCs w:val="20"/>
+          <w:shd w:val="clear" w:fill="FFFFFF"/>
+          <w:lang w:val="en-US" w:eastAsia="zh-CN"/>
+        </w:rPr>
+      </w:pPr>
+    </w:p>
+    <w:p>
+      <w:pPr>
+        <w:pStyle w:val="5"/>
+        <w:keepNext w:val="0"/>
+        <w:keepLines w:val="0"/>
+        <w:widowControl/>
+        <w:suppressLineNumbers w:val="0"/>
+        <w:shd w:val="clear" w:fill="FFFFFF"/>
+        <w:spacing w:before="320" w:beforeAutospacing="0" w:after="320" w:afterAutospacing="0"/>
+        <w:ind w:left="0" w:right="0" w:firstLine="0"/>
+        <w:rPr>
+          <w:rFonts w:hint="default" w:ascii="Helvetica Neue" w:hAnsi="Helvetica Neue" w:eastAsia="宋体" w:cs="Helvetica Neue"/>
+          <w:i w:val="0"/>
+          <w:iCs w:val="0"/>
+          <w:caps w:val="0"/>
+          <w:color w:val="0F1115"/>
+          <w:spacing w:val="0"/>
+          <w:sz w:val="20"/>
+          <w:szCs w:val="20"/>
+          <w:shd w:val="clear" w:fill="FFFFFF"/>
+          <w:lang w:val="en-US" w:eastAsia="zh-CN"/>
+        </w:rPr>
+      </w:pPr>
       <w:r>
         <w:rPr>
           <w:rFonts w:hint="eastAsia" w:ascii="Helvetica Neue" w:hAnsi="Helvetica Neue" w:eastAsia="宋体" w:cs="Helvetica Neue"/>
@@ -4600,98 +5469,137 @@
           <w:shd w:val="clear" w:fill="FFFFFF"/>
           <w:lang w:val="en-US" w:eastAsia="zh-CN"/>
         </w:rPr>
-        <w:t>===============================</w:t>
-      </w:r>
-    </w:p>
-    <w:p>
-      <w:pPr>
-        <w:pStyle w:val="3"/>
+        <w:t>总故事线</w:t>
+      </w:r>
+    </w:p>
+    <w:p>
+      <w:pPr>
+        <w:pStyle w:val="9"/>
         <w:keepNext w:val="0"/>
         <w:keepLines w:val="0"/>
         <w:widowControl/>
         <w:suppressLineNumbers w:val="0"/>
-        <w:shd w:val="clear" w:fill="FFFFFF"/>
-        <w:spacing w:before="320" w:beforeAutospacing="0" w:after="320" w:afterAutospacing="0"/>
-        <w:ind w:left="0" w:right="0" w:firstLine="0"/>
-        <w:rPr>
-          <w:rFonts w:hint="default" w:ascii="Helvetica Neue" w:hAnsi="Helvetica Neue" w:eastAsia="宋体" w:cs="Helvetica Neue"/>
-          <w:i w:val="0"/>
-          <w:iCs w:val="0"/>
-          <w:caps w:val="0"/>
-          <w:color w:val="0F1115"/>
-          <w:spacing w:val="0"/>
-          <w:sz w:val="20"/>
-          <w:szCs w:val="20"/>
-          <w:shd w:val="clear" w:fill="FFFFFF"/>
-          <w:lang w:val="en-US" w:eastAsia="zh-CN"/>
-        </w:rPr>
-      </w:pPr>
-      <w:r>
-        <w:rPr>
-          <w:rFonts w:hint="eastAsia" w:ascii="Helvetica Neue" w:hAnsi="Helvetica Neue" w:eastAsia="宋体" w:cs="Helvetica Neue"/>
-          <w:i w:val="0"/>
-          <w:iCs w:val="0"/>
-          <w:caps w:val="0"/>
-          <w:color w:val="0F1115"/>
-          <w:spacing w:val="0"/>
-          <w:sz w:val="20"/>
-          <w:szCs w:val="20"/>
-          <w:shd w:val="clear" w:fill="FFFFFF"/>
-          <w:lang w:val="en-US" w:eastAsia="zh-CN"/>
-        </w:rPr>
-        <w:t>总故事线</w:t>
-      </w:r>
-    </w:p>
-    <w:p>
-      <w:pPr>
-        <w:pStyle w:val="7"/>
+        <w:rPr>
+          <w:rFonts w:hint="eastAsia" w:ascii="宋体" w:hAnsi="宋体" w:eastAsia="宋体" w:cs="宋体"/>
+          <w:sz w:val="21"/>
+          <w:szCs w:val="21"/>
+          <w:lang w:val="en-US" w:eastAsia="zh-CN"/>
+        </w:rPr>
+      </w:pPr>
+      <w:r>
+        <w:rPr>
+          <w:rFonts w:hint="eastAsia" w:ascii="宋体" w:hAnsi="宋体" w:eastAsia="宋体" w:cs="宋体"/>
+          <w:sz w:val="21"/>
+          <w:szCs w:val="21"/>
+        </w:rPr>
+        <w:t>创世之初，圣殿乃世界之中心，</w:t>
+      </w:r>
+      <w:r>
+        <w:rPr>
+          <w:rFonts w:hint="eastAsia" w:ascii="宋体" w:hAnsi="宋体" w:eastAsia="宋体" w:cs="宋体"/>
+          <w:sz w:val="21"/>
+          <w:szCs w:val="21"/>
+          <w:lang w:val="en-US" w:eastAsia="zh-CN"/>
+        </w:rPr>
+        <w:t>神将人心分为10份，由10位使徒分别执政主导（暗示主角精分，开局守望者直接讲清楚）。同时，在世界的另一维度，存在着主世界，Overworld，这是现实世界在“我”内心世界的映射。</w:t>
+      </w:r>
+    </w:p>
+    <w:p>
+      <w:pPr>
+        <w:pStyle w:val="9"/>
         <w:keepNext w:val="0"/>
         <w:keepLines w:val="0"/>
         <w:widowControl/>
         <w:suppressLineNumbers w:val="0"/>
         <w:rPr>
-          <w:rFonts w:hint="eastAsia" w:ascii="宋体" w:hAnsi="宋体" w:eastAsia="宋体" w:cs="宋体"/>
+          <w:rFonts w:hint="default" w:ascii="宋体" w:hAnsi="宋体" w:eastAsia="宋体" w:cs="宋体"/>
           <w:sz w:val="21"/>
           <w:szCs w:val="21"/>
           <w:lang w:val="en-US" w:eastAsia="zh-CN"/>
         </w:rPr>
       </w:pPr>
-      <w:r>
-        <w:rPr>
-          <w:rFonts w:hint="eastAsia" w:ascii="宋体" w:hAnsi="宋体" w:eastAsia="宋体" w:cs="宋体"/>
-          <w:sz w:val="21"/>
-          <w:szCs w:val="21"/>
-        </w:rPr>
-        <w:t>创世之初，圣殿乃世界之中心，</w:t>
-      </w:r>
-      <w:r>
-        <w:rPr>
-          <w:rFonts w:hint="eastAsia" w:ascii="宋体" w:hAnsi="宋体" w:eastAsia="宋体" w:cs="宋体"/>
-          <w:sz w:val="21"/>
-          <w:szCs w:val="21"/>
-          <w:lang w:val="en-US" w:eastAsia="zh-CN"/>
-        </w:rPr>
-        <w:t>神将人心分为9份，由9位使徒分别执掌着不同的善。而第九使徒最为特别，它掌管着真实，位居圣殿中心高位。但事物总是相对的，自这些善诞生之初，在世界的另一半，潜在的恶也被创造了出来（对应圣殿底下的反转圣殿）。同时，在世界的另一维度，存在着主世界，Overworld，这是现实世界在“我”内心世界的映射。</w:t>
-      </w:r>
-    </w:p>
-    <w:p>
-      <w:pPr>
-        <w:pStyle w:val="7"/>
+    </w:p>
+    <w:p>
+      <w:pPr>
+        <w:pStyle w:val="9"/>
         <w:keepNext w:val="0"/>
         <w:keepLines w:val="0"/>
         <w:widowControl/>
         <w:suppressLineNumbers w:val="0"/>
         <w:rPr>
-          <w:rFonts w:hint="default" w:ascii="宋体" w:hAnsi="宋体" w:eastAsia="宋体" w:cs="宋体"/>
+          <w:rFonts w:hint="eastAsia" w:ascii="宋体" w:hAnsi="宋体" w:eastAsia="宋体" w:cs="宋体"/>
           <w:sz w:val="21"/>
           <w:szCs w:val="21"/>
           <w:lang w:val="en-US" w:eastAsia="zh-CN"/>
         </w:rPr>
       </w:pPr>
-    </w:p>
-    <w:p>
-      <w:pPr>
-        <w:pStyle w:val="7"/>
+      <w:r>
+        <w:rPr>
+          <w:rFonts w:hint="eastAsia" w:ascii="宋体" w:hAnsi="宋体" w:eastAsia="宋体" w:cs="宋体"/>
+          <w:sz w:val="21"/>
+          <w:szCs w:val="21"/>
+        </w:rPr>
+        <w:t>一日，世界之外的黑潮来袭</w:t>
+      </w:r>
+      <w:r>
+        <w:rPr>
+          <w:rFonts w:hint="eastAsia" w:ascii="宋体" w:hAnsi="宋体" w:eastAsia="宋体" w:cs="宋体"/>
+          <w:sz w:val="21"/>
+          <w:szCs w:val="21"/>
+          <w:lang w:eastAsia="zh-CN"/>
+        </w:rPr>
+        <w:t>，“</w:t>
+      </w:r>
+      <w:r>
+        <w:rPr>
+          <w:rFonts w:hint="eastAsia" w:ascii="宋体" w:hAnsi="宋体" w:eastAsia="宋体" w:cs="宋体"/>
+          <w:sz w:val="21"/>
+          <w:szCs w:val="21"/>
+          <w:lang w:val="en-US" w:eastAsia="zh-CN"/>
+        </w:rPr>
+        <w:t>我</w:t>
+      </w:r>
+      <w:r>
+        <w:rPr>
+          <w:rFonts w:hint="eastAsia" w:ascii="宋体" w:hAnsi="宋体" w:eastAsia="宋体" w:cs="宋体"/>
+          <w:sz w:val="21"/>
+          <w:szCs w:val="21"/>
+          <w:lang w:eastAsia="zh-CN"/>
+        </w:rPr>
+        <w:t>”</w:t>
+      </w:r>
+      <w:r>
+        <w:rPr>
+          <w:rFonts w:hint="eastAsia" w:ascii="宋体" w:hAnsi="宋体" w:eastAsia="宋体" w:cs="宋体"/>
+          <w:sz w:val="21"/>
+          <w:szCs w:val="21"/>
+          <w:lang w:val="en-US" w:eastAsia="zh-CN"/>
+        </w:rPr>
+        <w:t>在现实世界中遭遇了什么</w:t>
+      </w:r>
+      <w:r>
+        <w:rPr>
+          <w:rFonts w:hint="eastAsia" w:ascii="宋体" w:hAnsi="宋体" w:eastAsia="宋体" w:cs="宋体"/>
+          <w:sz w:val="21"/>
+          <w:szCs w:val="21"/>
+          <w:highlight w:val="yellow"/>
+          <w:lang w:val="en-US" w:eastAsia="zh-CN"/>
+        </w:rPr>
+        <w:t>（吃药）</w:t>
+      </w:r>
+      <w:r>
+        <w:rPr>
+          <w:rFonts w:hint="eastAsia" w:ascii="宋体" w:hAnsi="宋体" w:eastAsia="宋体" w:cs="宋体"/>
+          <w:sz w:val="21"/>
+          <w:szCs w:val="21"/>
+          <w:lang w:val="en-US" w:eastAsia="zh-CN"/>
+        </w:rPr>
+        <w:t>，“我”的精神因此受到影响，对世界的认知开始分裂，一部分天堂，一部分地狱，一部分虚无，即分裂出了三个维度，天堂地狱末地，祭坛也受到了冲击，神之眼，从祭坛散落到世界各地甚至各维度之中，受黑潮的影响，他们或被束缚在高塔之中，或化作人型傀儡（六傀儡），或受到诅咒，侵蚀生灵，化作魔物（船长和凋零）。而守望者唯独没有完全黑潮侵蚀，残留一口气，等待一人归来，她只知道死海文书所示归来的那人可以助力寻回其它火种，进行再创世。</w:t>
+      </w:r>
+    </w:p>
+    <w:p>
+      <w:pPr>
+        <w:pStyle w:val="9"/>
         <w:keepNext w:val="0"/>
         <w:keepLines w:val="0"/>
         <w:widowControl/>
@@ -4703,105 +5611,10 @@
           <w:lang w:val="en-US" w:eastAsia="zh-CN"/>
         </w:rPr>
       </w:pPr>
-      <w:r>
-        <w:rPr>
-          <w:rFonts w:hint="eastAsia" w:ascii="宋体" w:hAnsi="宋体" w:eastAsia="宋体" w:cs="宋体"/>
-          <w:sz w:val="21"/>
-          <w:szCs w:val="21"/>
-        </w:rPr>
-        <w:t>一日，世界之外的黑潮来袭</w:t>
-      </w:r>
-      <w:r>
-        <w:rPr>
-          <w:rFonts w:hint="eastAsia" w:ascii="宋体" w:hAnsi="宋体" w:eastAsia="宋体" w:cs="宋体"/>
-          <w:sz w:val="21"/>
-          <w:szCs w:val="21"/>
-          <w:lang w:eastAsia="zh-CN"/>
-        </w:rPr>
-        <w:t>，“</w:t>
-      </w:r>
-      <w:r>
-        <w:rPr>
-          <w:rFonts w:hint="eastAsia" w:ascii="宋体" w:hAnsi="宋体" w:eastAsia="宋体" w:cs="宋体"/>
-          <w:sz w:val="21"/>
-          <w:szCs w:val="21"/>
-          <w:lang w:val="en-US" w:eastAsia="zh-CN"/>
-        </w:rPr>
-        <w:t>我</w:t>
-      </w:r>
-      <w:r>
-        <w:rPr>
-          <w:rFonts w:hint="eastAsia" w:ascii="宋体" w:hAnsi="宋体" w:eastAsia="宋体" w:cs="宋体"/>
-          <w:sz w:val="21"/>
-          <w:szCs w:val="21"/>
-          <w:lang w:eastAsia="zh-CN"/>
-        </w:rPr>
-        <w:t>”</w:t>
-      </w:r>
-      <w:r>
-        <w:rPr>
-          <w:rFonts w:hint="eastAsia" w:ascii="宋体" w:hAnsi="宋体" w:eastAsia="宋体" w:cs="宋体"/>
-          <w:sz w:val="21"/>
-          <w:szCs w:val="21"/>
-          <w:lang w:val="en-US" w:eastAsia="zh-CN"/>
-        </w:rPr>
-        <w:t>在现实世界中遭遇了什么。</w:t>
-      </w:r>
-      <w:r>
-        <w:rPr>
-          <w:rFonts w:hint="eastAsia" w:ascii="宋体" w:hAnsi="宋体" w:eastAsia="宋体" w:cs="宋体"/>
-          <w:sz w:val="21"/>
-          <w:szCs w:val="21"/>
-        </w:rPr>
-        <w:t>即，第一次冲击，使</w:t>
-      </w:r>
-      <w:r>
-        <w:rPr>
-          <w:rFonts w:hint="eastAsia" w:ascii="宋体" w:hAnsi="宋体" w:eastAsia="宋体" w:cs="宋体"/>
-          <w:sz w:val="21"/>
-          <w:szCs w:val="21"/>
-          <w:lang w:val="en-US" w:eastAsia="zh-CN"/>
-        </w:rPr>
-        <w:t>世界开始翻转，</w:t>
-      </w:r>
-      <w:r>
-        <w:rPr>
-          <w:rFonts w:hint="eastAsia" w:ascii="宋体" w:hAnsi="宋体" w:eastAsia="宋体" w:cs="宋体"/>
-          <w:sz w:val="21"/>
-          <w:szCs w:val="21"/>
-        </w:rPr>
-        <w:t>心之善</w:t>
-      </w:r>
-      <w:r>
-        <w:rPr>
-          <w:rFonts w:hint="eastAsia" w:ascii="宋体" w:hAnsi="宋体" w:eastAsia="宋体" w:cs="宋体"/>
-          <w:sz w:val="21"/>
-          <w:szCs w:val="21"/>
-          <w:lang w:val="en-US" w:eastAsia="zh-CN"/>
-        </w:rPr>
-        <w:t>与</w:t>
-      </w:r>
-      <w:r>
-        <w:rPr>
-          <w:rFonts w:hint="eastAsia" w:ascii="宋体" w:hAnsi="宋体" w:eastAsia="宋体" w:cs="宋体"/>
-          <w:sz w:val="21"/>
-          <w:szCs w:val="21"/>
-        </w:rPr>
-        <w:t>心之恶</w:t>
-      </w:r>
-      <w:r>
-        <w:rPr>
-          <w:rFonts w:hint="eastAsia" w:ascii="宋体" w:hAnsi="宋体" w:eastAsia="宋体" w:cs="宋体"/>
-          <w:sz w:val="21"/>
-          <w:szCs w:val="21"/>
-          <w:lang w:val="en-US" w:eastAsia="zh-CN"/>
-        </w:rPr>
-        <w:t>轮流主导着心之世界，如同日月交替一般。“我”的精神因此受到影响，对世界的认知开始分裂，认为一部分天堂，一部分地狱，一部分虚无，即分裂出了三个维度，天堂地狱末地。</w:t>
-      </w:r>
-    </w:p>
-    <w:p>
-      <w:pPr>
-        <w:pStyle w:val="7"/>
+    </w:p>
+    <w:p>
+      <w:pPr>
+        <w:pStyle w:val="9"/>
         <w:keepNext w:val="0"/>
         <w:keepLines w:val="0"/>
         <w:widowControl/>
@@ -4813,34 +5626,34 @@
           <w:lang w:val="en-US" w:eastAsia="zh-CN"/>
         </w:rPr>
       </w:pPr>
-    </w:p>
-    <w:p>
-      <w:pPr>
-        <w:pStyle w:val="7"/>
+      <w:r>
+        <w:rPr>
+          <w:rFonts w:hint="eastAsia" w:ascii="宋体" w:hAnsi="宋体" w:eastAsia="宋体" w:cs="宋体"/>
+          <w:sz w:val="21"/>
+          <w:szCs w:val="21"/>
+          <w:lang w:val="en-US" w:eastAsia="zh-CN"/>
+        </w:rPr>
+        <w:t>黑潮初临时“我”被隔离，使徒一位接一位地被封印，死海文书是黑潮初临时其它几位使徒发现黑潮会侵蚀它们的记忆时写下的文案，以便它们当中最后的一位能撑到“我”的归来。</w:t>
+      </w:r>
+    </w:p>
+    <w:p>
+      <w:pPr>
+        <w:pStyle w:val="9"/>
         <w:keepNext w:val="0"/>
         <w:keepLines w:val="0"/>
         <w:widowControl/>
         <w:suppressLineNumbers w:val="0"/>
         <w:rPr>
-          <w:rFonts w:hint="default" w:ascii="宋体" w:hAnsi="宋体" w:eastAsia="宋体" w:cs="宋体"/>
+          <w:rFonts w:hint="eastAsia" w:ascii="宋体" w:hAnsi="宋体" w:eastAsia="宋体" w:cs="宋体"/>
           <w:sz w:val="21"/>
           <w:szCs w:val="21"/>
           <w:lang w:val="en-US" w:eastAsia="zh-CN"/>
         </w:rPr>
       </w:pPr>
-      <w:r>
-        <w:rPr>
-          <w:rFonts w:hint="eastAsia" w:ascii="宋体" w:hAnsi="宋体" w:eastAsia="宋体" w:cs="宋体"/>
-          <w:sz w:val="21"/>
-          <w:szCs w:val="21"/>
-          <w:lang w:val="en-US" w:eastAsia="zh-CN"/>
-        </w:rPr>
-        <w:t>当第二次冲击之时，正处于善恶交替，冲击过后，心之善湮灭，心之恶也受到冲击，从祭坛散落到世界各地甚至各维度之中，受心之善的影响，他们或被束缚在高塔之中，化作人型傀儡（六傀儡），或受到诅咒，侵蚀生灵，化作魔物（船长和凋零）。而守望者作为依靠残存的力量维系着圣殿，</w:t>
-      </w:r>
-    </w:p>
-    <w:p>
-      <w:pPr>
-        <w:pStyle w:val="7"/>
+    </w:p>
+    <w:p>
+      <w:pPr>
+        <w:pStyle w:val="9"/>
         <w:keepNext w:val="0"/>
         <w:keepLines w:val="0"/>
         <w:widowControl/>
@@ -4852,10 +5665,45 @@
           <w:lang w:val="en-US" w:eastAsia="zh-CN"/>
         </w:rPr>
       </w:pPr>
-    </w:p>
-    <w:p>
-      <w:pPr>
-        <w:pStyle w:val="7"/>
+      <w:r>
+        <w:rPr>
+          <w:rFonts w:hint="eastAsia" w:ascii="宋体" w:hAnsi="宋体" w:eastAsia="宋体" w:cs="宋体"/>
+          <w:sz w:val="21"/>
+          <w:szCs w:val="21"/>
+          <w:lang w:val="en-US" w:eastAsia="zh-CN"/>
+        </w:rPr>
+        <w:t>死海文书，击败每个后掉落：</w:t>
+      </w:r>
+    </w:p>
+    <w:p>
+      <w:pPr>
+        <w:pStyle w:val="9"/>
+        <w:keepNext w:val="0"/>
+        <w:keepLines w:val="0"/>
+        <w:widowControl/>
+        <w:suppressLineNumbers w:val="0"/>
+        <w:rPr>
+          <w:rFonts w:hint="default" w:ascii="宋体" w:hAnsi="宋体" w:eastAsia="宋体" w:cs="宋体"/>
+          <w:sz w:val="21"/>
+          <w:szCs w:val="21"/>
+          <w:highlight w:val="yellow"/>
+          <w:lang w:val="en-US" w:eastAsia="zh-CN"/>
+        </w:rPr>
+      </w:pPr>
+      <w:r>
+        <w:rPr>
+          <w:rFonts w:hint="eastAsia" w:ascii="宋体" w:hAnsi="宋体" w:eastAsia="宋体" w:cs="宋体"/>
+          <w:sz w:val="21"/>
+          <w:szCs w:val="21"/>
+          <w:highlight w:val="yellow"/>
+          <w:lang w:val="en-US" w:eastAsia="zh-CN"/>
+        </w:rPr>
+        <w:t>“我们”发现黑潮不断侵蚀着“我们”，“我们”应该始终记得，当“我们”当中的一位归来时，黑潮便会退去，封印得以解除。无论是“我们”当中的哪一个，都请坚持下去。</w:t>
+      </w:r>
+    </w:p>
+    <w:p>
+      <w:pPr>
+        <w:pStyle w:val="9"/>
         <w:keepNext w:val="0"/>
         <w:keepLines w:val="0"/>
         <w:widowControl/>
@@ -4864,15 +5712,16 @@
           <w:bottom w:val="double" w:color="auto" w:sz="4" w:space="0"/>
         </w:pBdr>
         <w:rPr>
-          <w:rFonts w:hint="eastAsia" w:ascii="宋体" w:hAnsi="宋体" w:eastAsia="宋体" w:cs="宋体"/>
+          <w:rFonts w:hint="default" w:ascii="宋体" w:hAnsi="宋体" w:eastAsia="宋体" w:cs="宋体"/>
           <w:sz w:val="21"/>
           <w:szCs w:val="21"/>
-        </w:rPr>
-      </w:pPr>
-    </w:p>
-    <w:p>
-      <w:pPr>
-        <w:pStyle w:val="7"/>
+          <w:lang w:val="en-US" w:eastAsia="zh-CN"/>
+        </w:rPr>
+      </w:pPr>
+    </w:p>
+    <w:p>
+      <w:pPr>
+        <w:pStyle w:val="9"/>
         <w:keepNext w:val="0"/>
         <w:keepLines w:val="0"/>
         <w:widowControl/>
@@ -4881,7 +5730,7 @@
           <w:bottom w:val="double" w:color="auto" w:sz="4" w:space="0"/>
         </w:pBdr>
         <w:rPr>
-          <w:rFonts w:hint="default" w:ascii="宋体" w:hAnsi="宋体" w:eastAsia="宋体" w:cs="宋体"/>
+          <w:rFonts w:hint="eastAsia" w:ascii="宋体" w:hAnsi="宋体" w:eastAsia="宋体" w:cs="宋体"/>
           <w:sz w:val="21"/>
           <w:szCs w:val="21"/>
           <w:lang w:val="en-US" w:eastAsia="zh-CN"/>
@@ -4893,7 +5742,7 @@
           <w:sz w:val="21"/>
           <w:szCs w:val="21"/>
         </w:rPr>
-        <w:t>守望者</w:t>
+        <w:t>魔女</w:t>
       </w:r>
       <w:r>
         <w:rPr>
@@ -4902,7 +5751,7 @@
           <w:szCs w:val="21"/>
           <w:lang w:val="en-US" w:eastAsia="zh-CN"/>
         </w:rPr>
-        <w:t>之暗面乃虚构者，她知道死海文书所记载的预言，但她并不希望世界重启，并将其尘封在反转圣殿的王座之中。她编造故事</w:t>
+        <w:t>伊</w:t>
       </w:r>
       <w:r>
         <w:rPr>
@@ -4910,41 +5759,42 @@
           <w:sz w:val="21"/>
           <w:szCs w:val="21"/>
         </w:rPr>
-        <w:t>骗我们</w:t>
+        <w:t>瑞丝可自由穿行于人心之界</w:t>
       </w:r>
       <w:r>
         <w:rPr>
           <w:rFonts w:hint="eastAsia" w:ascii="宋体" w:hAnsi="宋体" w:eastAsia="宋体" w:cs="宋体"/>
           <w:sz w:val="21"/>
           <w:szCs w:val="21"/>
-          <w:lang w:val="en-US" w:eastAsia="zh-CN"/>
-        </w:rPr>
-        <w:t>寻回</w:t>
+          <w:lang w:eastAsia="zh-CN"/>
+        </w:rPr>
+        <w:t>，</w:t>
       </w:r>
       <w:r>
         <w:rPr>
           <w:rFonts w:hint="eastAsia" w:ascii="宋体" w:hAnsi="宋体" w:eastAsia="宋体" w:cs="宋体"/>
           <w:sz w:val="21"/>
           <w:szCs w:val="21"/>
-        </w:rPr>
-        <w:t>众</w:t>
+          <w:lang w:val="en-US" w:eastAsia="zh-CN"/>
+        </w:rPr>
+        <w:t>进入帮助主角扫除其余使徒治疗精分，但是她本身不能过多地干涉“我”的命运。因此，伊</w:t>
       </w:r>
       <w:r>
         <w:rPr>
           <w:rFonts w:hint="eastAsia" w:ascii="宋体" w:hAnsi="宋体" w:eastAsia="宋体" w:cs="宋体"/>
           <w:sz w:val="21"/>
           <w:szCs w:val="21"/>
-          <w:lang w:val="en-US" w:eastAsia="zh-CN"/>
-        </w:rPr>
-        <w:t>心之恶</w:t>
+        </w:rPr>
+        <w:t>瑞丝将</w:t>
       </w:r>
       <w:r>
         <w:rPr>
           <w:rFonts w:hint="eastAsia" w:ascii="宋体" w:hAnsi="宋体" w:eastAsia="宋体" w:cs="宋体"/>
           <w:sz w:val="21"/>
           <w:szCs w:val="21"/>
-        </w:rPr>
-        <w:t>，</w:t>
+          <w:lang w:eastAsia="zh-CN"/>
+        </w:rPr>
+        <w:t>“</w:t>
       </w:r>
       <w:r>
         <w:rPr>
@@ -4953,12 +5803,47 @@
           <w:szCs w:val="21"/>
           <w:lang w:val="en-US" w:eastAsia="zh-CN"/>
         </w:rPr>
-        <w:t>防止心之恶在世界各地逐渐消散。因此她编造出了故事，称受黑潮侵蚀，维系世界稳定的“圣心”脱离了祭坛，必须将他们寻回，否则世界将会逐步受到侵蚀而毁灭！从而引导我们踏上寻回心之恶之旅。</w:t>
-      </w:r>
-    </w:p>
-    <w:p>
-      <w:pPr>
-        <w:pStyle w:val="7"/>
+        <w:t>我</w:t>
+      </w:r>
+      <w:r>
+        <w:rPr>
+          <w:rFonts w:hint="eastAsia" w:ascii="宋体" w:hAnsi="宋体" w:eastAsia="宋体" w:cs="宋体"/>
+          <w:sz w:val="21"/>
+          <w:szCs w:val="21"/>
+          <w:lang w:eastAsia="zh-CN"/>
+        </w:rPr>
+        <w:t>”</w:t>
+      </w:r>
+      <w:r>
+        <w:rPr>
+          <w:rFonts w:hint="eastAsia" w:ascii="宋体" w:hAnsi="宋体" w:eastAsia="宋体" w:cs="宋体"/>
+          <w:sz w:val="21"/>
+          <w:szCs w:val="21"/>
+        </w:rPr>
+        <w:t>引入心之世界</w:t>
+      </w:r>
+      <w:r>
+        <w:rPr>
+          <w:rFonts w:hint="eastAsia" w:ascii="宋体" w:hAnsi="宋体" w:eastAsia="宋体" w:cs="宋体"/>
+          <w:sz w:val="21"/>
+          <w:szCs w:val="21"/>
+          <w:lang w:eastAsia="zh-CN"/>
+        </w:rPr>
+        <w:t>，</w:t>
+      </w:r>
+      <w:r>
+        <w:rPr>
+          <w:rFonts w:hint="eastAsia" w:ascii="宋体" w:hAnsi="宋体" w:eastAsia="宋体" w:cs="宋体"/>
+          <w:sz w:val="21"/>
+          <w:szCs w:val="21"/>
+          <w:lang w:val="en-US" w:eastAsia="zh-CN"/>
+        </w:rPr>
+        <w:t>并用魔力保护“我”不受黑潮侵蚀。黑潮只能抑制使徒，并不能杀死使徒。黑潮将使徒束缚，玩家则亲手将其杀死，并获得它们的力量。</w:t>
+      </w:r>
+    </w:p>
+    <w:p>
+      <w:pPr>
+        <w:pStyle w:val="9"/>
         <w:keepNext w:val="0"/>
         <w:keepLines w:val="0"/>
         <w:widowControl/>
@@ -4967,7 +5852,7 @@
           <w:bottom w:val="double" w:color="auto" w:sz="4" w:space="0"/>
         </w:pBdr>
         <w:rPr>
-          <w:rFonts w:hint="default" w:ascii="宋体" w:hAnsi="宋体" w:eastAsia="宋体" w:cs="宋体"/>
+          <w:rFonts w:hint="eastAsia" w:ascii="宋体" w:hAnsi="宋体" w:eastAsia="宋体" w:cs="宋体"/>
           <w:sz w:val="21"/>
           <w:szCs w:val="21"/>
           <w:lang w:val="en-US" w:eastAsia="zh-CN"/>
@@ -4976,7 +5861,7 @@
     </w:p>
     <w:p>
       <w:pPr>
-        <w:pStyle w:val="7"/>
+        <w:pStyle w:val="9"/>
         <w:keepNext w:val="0"/>
         <w:keepLines w:val="0"/>
         <w:widowControl/>
@@ -4985,9 +5870,10 @@
           <w:bottom w:val="double" w:color="auto" w:sz="4" w:space="0"/>
         </w:pBdr>
         <w:rPr>
-          <w:rFonts w:hint="eastAsia" w:ascii="宋体" w:hAnsi="宋体" w:eastAsia="宋体" w:cs="宋体"/>
+          <w:rFonts w:hint="default" w:ascii="宋体" w:hAnsi="宋体" w:eastAsia="宋体" w:cs="宋体"/>
           <w:sz w:val="21"/>
           <w:szCs w:val="21"/>
+          <w:lang w:val="en-US" w:eastAsia="zh-CN"/>
         </w:rPr>
       </w:pPr>
       <w:r>
@@ -4995,117 +5881,14 @@
           <w:rFonts w:hint="eastAsia" w:ascii="宋体" w:hAnsi="宋体" w:eastAsia="宋体" w:cs="宋体"/>
           <w:sz w:val="21"/>
           <w:szCs w:val="21"/>
-        </w:rPr>
-        <w:t>魔女</w:t>
-      </w:r>
-      <w:r>
-        <w:rPr>
-          <w:rFonts w:hint="eastAsia" w:ascii="宋体" w:hAnsi="宋体" w:eastAsia="宋体" w:cs="宋体"/>
-          <w:sz w:val="21"/>
-          <w:szCs w:val="21"/>
-          <w:lang w:val="en-US" w:eastAsia="zh-CN"/>
-        </w:rPr>
-        <w:t>伊</w:t>
-      </w:r>
-      <w:r>
-        <w:rPr>
-          <w:rFonts w:hint="eastAsia" w:ascii="宋体" w:hAnsi="宋体" w:eastAsia="宋体" w:cs="宋体"/>
-          <w:sz w:val="21"/>
-          <w:szCs w:val="21"/>
-        </w:rPr>
-        <w:t>瑞丝可自由穿行于人心之界</w:t>
-      </w:r>
-      <w:r>
-        <w:rPr>
-          <w:rFonts w:hint="eastAsia" w:ascii="宋体" w:hAnsi="宋体" w:eastAsia="宋体" w:cs="宋体"/>
-          <w:sz w:val="21"/>
-          <w:szCs w:val="21"/>
-          <w:lang w:eastAsia="zh-CN"/>
-        </w:rPr>
-        <w:t>，</w:t>
-      </w:r>
-      <w:r>
-        <w:rPr>
-          <w:rFonts w:hint="eastAsia" w:ascii="宋体" w:hAnsi="宋体" w:eastAsia="宋体" w:cs="宋体"/>
-          <w:sz w:val="21"/>
-          <w:szCs w:val="21"/>
-          <w:lang w:val="en-US" w:eastAsia="zh-CN"/>
-        </w:rPr>
-        <w:t>进入“我”的内心后发现了心之紊乱。并且在反转圣殿的王座之中发现了被隐瞒的死海文书。但是她本身不能过多地干涉“我”的命运，因此，伊</w:t>
-      </w:r>
-      <w:r>
-        <w:rPr>
-          <w:rFonts w:hint="eastAsia" w:ascii="宋体" w:hAnsi="宋体" w:eastAsia="宋体" w:cs="宋体"/>
-          <w:sz w:val="21"/>
-          <w:szCs w:val="21"/>
-        </w:rPr>
-        <w:t>瑞丝将</w:t>
-      </w:r>
-      <w:r>
-        <w:rPr>
-          <w:rFonts w:hint="eastAsia" w:ascii="宋体" w:hAnsi="宋体" w:eastAsia="宋体" w:cs="宋体"/>
-          <w:sz w:val="21"/>
-          <w:szCs w:val="21"/>
-          <w:lang w:eastAsia="zh-CN"/>
-        </w:rPr>
-        <w:t>“</w:t>
-      </w:r>
-      <w:r>
-        <w:rPr>
-          <w:rFonts w:hint="eastAsia" w:ascii="宋体" w:hAnsi="宋体" w:eastAsia="宋体" w:cs="宋体"/>
-          <w:sz w:val="21"/>
-          <w:szCs w:val="21"/>
-          <w:lang w:val="en-US" w:eastAsia="zh-CN"/>
-        </w:rPr>
-        <w:t>我</w:t>
-      </w:r>
-      <w:r>
-        <w:rPr>
-          <w:rFonts w:hint="eastAsia" w:ascii="宋体" w:hAnsi="宋体" w:eastAsia="宋体" w:cs="宋体"/>
-          <w:sz w:val="21"/>
-          <w:szCs w:val="21"/>
-          <w:lang w:eastAsia="zh-CN"/>
-        </w:rPr>
-        <w:t>”</w:t>
-      </w:r>
-      <w:r>
-        <w:rPr>
-          <w:rFonts w:hint="eastAsia" w:ascii="宋体" w:hAnsi="宋体" w:eastAsia="宋体" w:cs="宋体"/>
-          <w:sz w:val="21"/>
-          <w:szCs w:val="21"/>
-        </w:rPr>
-        <w:t>引入心之世界</w:t>
-      </w:r>
-      <w:r>
-        <w:rPr>
-          <w:rFonts w:hint="eastAsia" w:ascii="宋体" w:hAnsi="宋体" w:eastAsia="宋体" w:cs="宋体"/>
-          <w:sz w:val="21"/>
-          <w:szCs w:val="21"/>
-          <w:lang w:eastAsia="zh-CN"/>
-        </w:rPr>
-        <w:t>，</w:t>
-      </w:r>
-      <w:r>
-        <w:rPr>
-          <w:rFonts w:hint="eastAsia" w:ascii="宋体" w:hAnsi="宋体" w:eastAsia="宋体" w:cs="宋体"/>
-          <w:sz w:val="21"/>
-          <w:szCs w:val="21"/>
-          <w:lang w:val="en-US" w:eastAsia="zh-CN"/>
-        </w:rPr>
-        <w:t>与她一同探索，在寻回心之恶时协助我们获得傀儡残存的心之善的力量，以便在最后时刻能有足够的力量抵抗心之恶</w:t>
-      </w:r>
-      <w:r>
-        <w:rPr>
-          <w:rFonts w:hint="eastAsia" w:ascii="宋体" w:hAnsi="宋体" w:eastAsia="宋体" w:cs="宋体"/>
-          <w:sz w:val="21"/>
-          <w:szCs w:val="21"/>
-        </w:rPr>
-        <w:t>。</w:t>
-      </w:r>
-    </w:p>
-    <w:p>
-      <w:pPr>
-        <w:pStyle w:val="7"/>
+          <w:lang w:val="en-US" w:eastAsia="zh-CN"/>
+        </w:rPr>
+        <w:t>但神之眼早已被黑潮侵蚀，随着玩家逐步寻回神之眼，黑潮的力量将逐渐影响守望者。守望者对话会暗示自己体内能量正在减弱，其实是神之眼的影响，但守望者坚持完成再创世。寻回所有神之眼后，和守望者对话，</w:t>
+      </w:r>
+    </w:p>
+    <w:p>
+      <w:pPr>
+        <w:pStyle w:val="9"/>
         <w:keepNext w:val="0"/>
         <w:keepLines w:val="0"/>
         <w:widowControl/>
@@ -5117,12 +5900,13 @@
           <w:rFonts w:hint="eastAsia" w:ascii="宋体" w:hAnsi="宋体" w:eastAsia="宋体" w:cs="宋体"/>
           <w:sz w:val="21"/>
           <w:szCs w:val="21"/>
-        </w:rPr>
-      </w:pPr>
-    </w:p>
-    <w:p>
-      <w:pPr>
-        <w:pStyle w:val="7"/>
+          <w:lang w:val="en-US" w:eastAsia="zh-CN"/>
+        </w:rPr>
+      </w:pPr>
+    </w:p>
+    <w:p>
+      <w:pPr>
+        <w:pStyle w:val="9"/>
         <w:keepNext w:val="0"/>
         <w:keepLines w:val="0"/>
         <w:widowControl/>
@@ -5131,29 +5915,16 @@
           <w:bottom w:val="double" w:color="auto" w:sz="4" w:space="0"/>
         </w:pBdr>
         <w:rPr>
-          <w:rFonts w:hint="eastAsia" w:ascii="宋体" w:hAnsi="宋体" w:eastAsia="宋体" w:cs="宋体"/>
-          <w:b/>
-          <w:bCs/>
+          <w:rFonts w:hint="default" w:ascii="宋体" w:hAnsi="宋体" w:eastAsia="宋体" w:cs="宋体"/>
           <w:sz w:val="21"/>
           <w:szCs w:val="21"/>
           <w:lang w:val="en-US" w:eastAsia="zh-CN"/>
         </w:rPr>
       </w:pPr>
-      <w:r>
-        <w:rPr>
-          <w:rFonts w:hint="eastAsia" w:ascii="宋体" w:hAnsi="宋体" w:eastAsia="宋体" w:cs="宋体"/>
-          <w:b/>
-          <w:bCs/>
-          <w:sz w:val="21"/>
-          <w:szCs w:val="21"/>
-          <w:lang w:val="en-US" w:eastAsia="zh-CN"/>
-        </w:rPr>
-        <w:t>（冒险正文开始）</w:t>
-      </w:r>
-    </w:p>
-    <w:p>
-      <w:pPr>
-        <w:pStyle w:val="7"/>
+    </w:p>
+    <w:p>
+      <w:pPr>
+        <w:pStyle w:val="9"/>
         <w:keepNext w:val="0"/>
         <w:keepLines w:val="0"/>
         <w:widowControl/>
@@ -5163,6 +5934,8 @@
         </w:pBdr>
         <w:rPr>
           <w:rFonts w:hint="eastAsia" w:ascii="宋体" w:hAnsi="宋体" w:eastAsia="宋体" w:cs="宋体"/>
+          <w:b/>
+          <w:bCs/>
           <w:sz w:val="21"/>
           <w:szCs w:val="21"/>
           <w:lang w:val="en-US" w:eastAsia="zh-CN"/>
@@ -5171,16 +5944,18 @@
       <w:r>
         <w:rPr>
           <w:rFonts w:hint="eastAsia" w:ascii="宋体" w:hAnsi="宋体" w:eastAsia="宋体" w:cs="宋体"/>
+          <w:b/>
+          <w:bCs/>
           <w:sz w:val="21"/>
           <w:szCs w:val="21"/>
           <w:lang w:val="en-US" w:eastAsia="zh-CN"/>
         </w:rPr>
-        <w:t>大地篇：守望者让我们去找奇美拉，进主世界后给出奇美拉坐标。奇美拉知道大地傀儡的位置（记得每次给最新的塔）。也可挑战，挑战后获得奇美拉忆质。得知大地傀儡的位置后，我们前去爬塔击败大地傀儡后，大地塔崩塌，可获得大地忆质，和眼睛核心。提示将眼睛核心带给守望者，对话后守望者可以提炼出眼睛。并且对话提示下一个要去找呱呱村庄。</w:t>
-      </w:r>
-    </w:p>
-    <w:p>
-      <w:pPr>
-        <w:pStyle w:val="7"/>
+        <w:t>（冒险正文开始）</w:t>
+      </w:r>
+    </w:p>
+    <w:p>
+      <w:pPr>
+        <w:pStyle w:val="9"/>
         <w:keepNext w:val="0"/>
         <w:keepLines w:val="0"/>
         <w:widowControl/>
@@ -5189,7 +5964,7 @@
           <w:bottom w:val="double" w:color="auto" w:sz="4" w:space="0"/>
         </w:pBdr>
         <w:rPr>
-          <w:rFonts w:hint="default" w:ascii="宋体" w:hAnsi="宋体" w:eastAsia="宋体" w:cs="宋体"/>
+          <w:rFonts w:hint="eastAsia" w:ascii="宋体" w:hAnsi="宋体" w:eastAsia="宋体" w:cs="宋体"/>
           <w:sz w:val="21"/>
           <w:szCs w:val="21"/>
           <w:lang w:val="en-US" w:eastAsia="zh-CN"/>
@@ -5202,12 +5977,12 @@
           <w:szCs w:val="21"/>
           <w:lang w:val="en-US" w:eastAsia="zh-CN"/>
         </w:rPr>
-        <w:t>海洋篇：</w:t>
-      </w:r>
-    </w:p>
-    <w:p>
-      <w:pPr>
-        <w:pStyle w:val="7"/>
+        <w:t>大地篇：守望者让我们去找奇美拉，进主世界后给出奇美拉坐标。奇美拉知道大地傀儡的位置（记得每次给最新的塔）。也可挑战，挑战后获得奇美拉忆质。得知大地傀儡的位置后，我们前去爬塔击败大地傀儡后，大地塔崩塌，可获得大地忆质，和眼睛核心。提示将眼睛核心带给守望者，对话后守望者可以提炼出眼睛。并且对话提示下一个要去找呱呱村庄。</w:t>
+      </w:r>
+    </w:p>
+    <w:p>
+      <w:pPr>
+        <w:pStyle w:val="9"/>
         <w:keepNext w:val="0"/>
         <w:keepLines w:val="0"/>
         <w:widowControl/>
@@ -5216,9 +5991,7 @@
           <w:bottom w:val="double" w:color="auto" w:sz="4" w:space="0"/>
         </w:pBdr>
         <w:rPr>
-          <w:rFonts w:hint="default" w:ascii="宋体" w:hAnsi="宋体" w:eastAsia="宋体" w:cs="宋体"/>
-          <w:b/>
-          <w:bCs/>
+          <w:rFonts w:hint="eastAsia" w:ascii="宋体" w:hAnsi="宋体" w:eastAsia="宋体" w:cs="宋体"/>
           <w:sz w:val="21"/>
           <w:szCs w:val="21"/>
           <w:lang w:val="en-US" w:eastAsia="zh-CN"/>
@@ -5227,18 +6000,16 @@
       <w:r>
         <w:rPr>
           <w:rFonts w:hint="eastAsia" w:ascii="宋体" w:hAnsi="宋体" w:eastAsia="宋体" w:cs="宋体"/>
-          <w:b/>
-          <w:bCs/>
           <w:sz w:val="21"/>
           <w:szCs w:val="21"/>
           <w:lang w:val="en-US" w:eastAsia="zh-CN"/>
         </w:rPr>
-        <w:t>（冒险正文结束）</w:t>
-      </w:r>
-    </w:p>
-    <w:p>
-      <w:pPr>
-        <w:pStyle w:val="7"/>
+        <w:t>海洋篇：</w:t>
+      </w:r>
+    </w:p>
+    <w:p>
+      <w:pPr>
+        <w:pStyle w:val="9"/>
         <w:keepNext w:val="0"/>
         <w:keepLines w:val="0"/>
         <w:widowControl/>
@@ -5250,12 +6021,22 @@
           <w:rFonts w:hint="eastAsia" w:ascii="宋体" w:hAnsi="宋体" w:eastAsia="宋体" w:cs="宋体"/>
           <w:sz w:val="21"/>
           <w:szCs w:val="21"/>
-        </w:rPr>
-      </w:pPr>
-    </w:p>
-    <w:p>
-      <w:pPr>
-        <w:pStyle w:val="7"/>
+          <w:lang w:val="en-US" w:eastAsia="zh-CN"/>
+        </w:rPr>
+      </w:pPr>
+      <w:r>
+        <w:rPr>
+          <w:rFonts w:hint="eastAsia" w:ascii="宋体" w:hAnsi="宋体" w:eastAsia="宋体" w:cs="宋体"/>
+          <w:sz w:val="21"/>
+          <w:szCs w:val="21"/>
+          <w:lang w:val="en-US" w:eastAsia="zh-CN"/>
+        </w:rPr>
+        <w:t>末地篇：</w:t>
+      </w:r>
+    </w:p>
+    <w:p>
+      <w:pPr>
+        <w:pStyle w:val="9"/>
         <w:keepNext w:val="0"/>
         <w:keepLines w:val="0"/>
         <w:widowControl/>
@@ -5264,7 +6045,7 @@
           <w:bottom w:val="double" w:color="auto" w:sz="4" w:space="0"/>
         </w:pBdr>
         <w:rPr>
-          <w:rFonts w:hint="eastAsia" w:ascii="宋体" w:hAnsi="宋体" w:eastAsia="宋体" w:cs="宋体"/>
+          <w:rFonts w:hint="default" w:ascii="宋体" w:hAnsi="宋体" w:eastAsia="宋体" w:cs="宋体"/>
           <w:sz w:val="21"/>
           <w:szCs w:val="21"/>
           <w:lang w:val="en-US" w:eastAsia="zh-CN"/>
@@ -5277,12 +6058,12 @@
           <w:szCs w:val="21"/>
           <w:lang w:val="en-US" w:eastAsia="zh-CN"/>
         </w:rPr>
-        <w:t>最终，“我”在最后时刻击败了战灵，即心之恶的具象，随后苏醒离开了心之世界。</w:t>
-      </w:r>
-    </w:p>
-    <w:p>
-      <w:pPr>
-        <w:pStyle w:val="7"/>
+        <w:t>末地残存记忆唤醒了“我”，“我”想起来了“我们”，但魔女告诉“我”，已经太迟了，寻回的神之眼也无法去除黑潮影响，并会使守望者的侵蚀加重。现在，唯一的办法就是杀了守望者。于是一起回去，对话守望者，得知真相后，击败战灵。</w:t>
+      </w:r>
+    </w:p>
+    <w:p>
+      <w:pPr>
+        <w:pStyle w:val="9"/>
         <w:keepNext w:val="0"/>
         <w:keepLines w:val="0"/>
         <w:widowControl/>
@@ -5291,16 +6072,29 @@
           <w:bottom w:val="double" w:color="auto" w:sz="4" w:space="0"/>
         </w:pBdr>
         <w:rPr>
-          <w:rFonts w:hint="eastAsia" w:ascii="宋体" w:hAnsi="宋体" w:eastAsia="宋体" w:cs="宋体"/>
+          <w:rFonts w:hint="default" w:ascii="宋体" w:hAnsi="宋体" w:eastAsia="宋体" w:cs="宋体"/>
+          <w:b/>
+          <w:bCs/>
           <w:sz w:val="21"/>
           <w:szCs w:val="21"/>
           <w:lang w:val="en-US" w:eastAsia="zh-CN"/>
         </w:rPr>
       </w:pPr>
-    </w:p>
-    <w:p>
-      <w:pPr>
-        <w:pStyle w:val="7"/>
+      <w:r>
+        <w:rPr>
+          <w:rFonts w:hint="eastAsia" w:ascii="宋体" w:hAnsi="宋体" w:eastAsia="宋体" w:cs="宋体"/>
+          <w:b/>
+          <w:bCs/>
+          <w:sz w:val="21"/>
+          <w:szCs w:val="21"/>
+          <w:lang w:val="en-US" w:eastAsia="zh-CN"/>
+        </w:rPr>
+        <w:t>（冒险正文结束）</w:t>
+      </w:r>
+    </w:p>
+    <w:p>
+      <w:pPr>
+        <w:pStyle w:val="9"/>
         <w:keepNext w:val="0"/>
         <w:keepLines w:val="0"/>
         <w:widowControl/>
@@ -5312,22 +6106,12 @@
           <w:rFonts w:hint="eastAsia" w:ascii="宋体" w:hAnsi="宋体" w:eastAsia="宋体" w:cs="宋体"/>
           <w:sz w:val="21"/>
           <w:szCs w:val="21"/>
-          <w:lang w:val="en-US" w:eastAsia="zh-CN"/>
-        </w:rPr>
-      </w:pPr>
-      <w:r>
-        <w:rPr>
-          <w:rFonts w:hint="eastAsia" w:ascii="宋体" w:hAnsi="宋体" w:eastAsia="宋体" w:cs="宋体"/>
-          <w:sz w:val="21"/>
-          <w:szCs w:val="21"/>
-          <w:lang w:val="en-US" w:eastAsia="zh-CN"/>
-        </w:rPr>
-        <w:t>回到精神病院大门口，手上的病历，既往史里提到了“我”两次冲击的真实原因。</w:t>
-      </w:r>
-    </w:p>
-    <w:p>
-      <w:pPr>
-        <w:pStyle w:val="7"/>
+        </w:rPr>
+      </w:pPr>
+    </w:p>
+    <w:p>
+      <w:pPr>
+        <w:pStyle w:val="9"/>
         <w:keepNext w:val="0"/>
         <w:keepLines w:val="0"/>
         <w:widowControl/>
@@ -5344,19 +6128,185 @@
       </w:pPr>
       <w:r>
         <w:rPr>
-          <w:rFonts w:hint="eastAsia" w:ascii="Helvetica Neue" w:hAnsi="Helvetica Neue" w:eastAsia="宋体" w:cs="Helvetica Neue"/>
-          <w:i w:val="0"/>
-          <w:iCs w:val="0"/>
-          <w:caps w:val="0"/>
-          <w:color w:val="0F1115"/>
-          <w:spacing w:val="0"/>
-          <w:sz w:val="20"/>
-          <w:szCs w:val="20"/>
-          <w:shd w:val="clear" w:fill="FFFFFF"/>
-          <w:lang w:val="en-US" w:eastAsia="zh-CN"/>
-        </w:rPr>
-        <w:t>===============================</w:t>
-      </w:r>
+          <w:rFonts w:hint="eastAsia" w:ascii="宋体" w:hAnsi="宋体" w:eastAsia="宋体" w:cs="宋体"/>
+          <w:sz w:val="21"/>
+          <w:szCs w:val="21"/>
+          <w:lang w:val="en-US" w:eastAsia="zh-CN"/>
+        </w:rPr>
+        <w:t>最终，“我”在最后时刻击败了战灵，即心之恶的具象，随后苏醒离开了心之世界。</w:t>
+      </w:r>
+    </w:p>
+    <w:p>
+      <w:pPr>
+        <w:pStyle w:val="9"/>
+        <w:keepNext w:val="0"/>
+        <w:keepLines w:val="0"/>
+        <w:widowControl/>
+        <w:suppressLineNumbers w:val="0"/>
+        <w:pBdr>
+          <w:bottom w:val="double" w:color="auto" w:sz="4" w:space="0"/>
+        </w:pBdr>
+        <w:rPr>
+          <w:rFonts w:hint="eastAsia" w:ascii="宋体" w:hAnsi="宋体" w:eastAsia="宋体" w:cs="宋体"/>
+          <w:sz w:val="21"/>
+          <w:szCs w:val="21"/>
+          <w:lang w:val="en-US" w:eastAsia="zh-CN"/>
+        </w:rPr>
+      </w:pPr>
+    </w:p>
+    <w:p>
+      <w:pPr>
+        <w:pStyle w:val="9"/>
+        <w:keepNext w:val="0"/>
+        <w:keepLines w:val="0"/>
+        <w:widowControl/>
+        <w:suppressLineNumbers w:val="0"/>
+        <w:pBdr>
+          <w:bottom w:val="double" w:color="auto" w:sz="4" w:space="0"/>
+        </w:pBdr>
+        <w:rPr>
+          <w:rFonts w:hint="eastAsia" w:ascii="宋体" w:hAnsi="宋体" w:eastAsia="宋体" w:cs="宋体"/>
+          <w:sz w:val="21"/>
+          <w:szCs w:val="21"/>
+          <w:lang w:val="en-US" w:eastAsia="zh-CN"/>
+        </w:rPr>
+      </w:pPr>
+      <w:r>
+        <w:rPr>
+          <w:rFonts w:hint="eastAsia" w:ascii="宋体" w:hAnsi="宋体" w:eastAsia="宋体" w:cs="宋体"/>
+          <w:sz w:val="21"/>
+          <w:szCs w:val="21"/>
+          <w:lang w:val="en-US" w:eastAsia="zh-CN"/>
+        </w:rPr>
+        <w:t>回到精神病院大门口，手上的病历，精神分裂症治好了，“我”是最听话的人格，在我主控期间服用大剂量抗精神药物，其他几个人格其实是受到药物作用而被禁锢并恶化，在魔女的引导下，其他的几个人格被“我”亲手杀死了。</w:t>
+      </w:r>
+    </w:p>
+    <w:p>
+      <w:pPr>
+        <w:pStyle w:val="9"/>
+        <w:keepNext w:val="0"/>
+        <w:keepLines w:val="0"/>
+        <w:widowControl/>
+        <w:suppressLineNumbers w:val="0"/>
+        <w:pBdr>
+          <w:bottom w:val="double" w:color="auto" w:sz="4" w:space="0"/>
+        </w:pBdr>
+        <w:rPr>
+          <w:rFonts w:hint="eastAsia" w:ascii="宋体" w:hAnsi="宋体" w:eastAsia="宋体" w:cs="宋体"/>
+          <w:sz w:val="21"/>
+          <w:szCs w:val="21"/>
+          <w:lang w:val="en-US" w:eastAsia="zh-CN"/>
+        </w:rPr>
+      </w:pPr>
+    </w:p>
+    <w:p>
+      <w:pPr>
+        <w:pStyle w:val="9"/>
+        <w:keepNext w:val="0"/>
+        <w:keepLines w:val="0"/>
+        <w:widowControl/>
+        <w:suppressLineNumbers w:val="0"/>
+        <w:pBdr>
+          <w:bottom w:val="double" w:color="auto" w:sz="4" w:space="0"/>
+        </w:pBdr>
+        <w:rPr>
+          <w:rFonts w:hint="default" w:ascii="宋体" w:hAnsi="宋体" w:eastAsia="宋体" w:cs="宋体"/>
+          <w:sz w:val="21"/>
+          <w:szCs w:val="21"/>
+          <w:lang w:val="en-US" w:eastAsia="zh-CN"/>
+        </w:rPr>
+      </w:pPr>
+      <w:r>
+        <w:rPr>
+          <w:rFonts w:hint="eastAsia" w:ascii="宋体" w:hAnsi="宋体" w:eastAsia="宋体" w:cs="宋体"/>
+          <w:sz w:val="21"/>
+          <w:szCs w:val="21"/>
+          <w:lang w:val="en-US" w:eastAsia="zh-CN"/>
+        </w:rPr>
+        <w:t>使徒们的故事将被尘封，只有我自己会记得，“我”曾经有这样一群伙伴。它们已永远在“我”的梦中死去。我的梦，最终成为了它们的棺材。</w:t>
+      </w:r>
+    </w:p>
+    <w:p>
+      <w:pPr>
+        <w:pStyle w:val="9"/>
+        <w:keepNext w:val="0"/>
+        <w:keepLines w:val="0"/>
+        <w:widowControl/>
+        <w:suppressLineNumbers w:val="0"/>
+        <w:pBdr>
+          <w:bottom w:val="double" w:color="auto" w:sz="4" w:space="0"/>
+        </w:pBdr>
+        <w:rPr>
+          <w:rFonts w:hint="eastAsia" w:ascii="宋体" w:hAnsi="宋体" w:eastAsia="宋体" w:cs="宋体"/>
+          <w:sz w:val="21"/>
+          <w:szCs w:val="21"/>
+          <w:lang w:val="en-US" w:eastAsia="zh-CN"/>
+        </w:rPr>
+      </w:pPr>
+    </w:p>
+    <w:p>
+      <w:pPr>
+        <w:pStyle w:val="9"/>
+        <w:keepNext w:val="0"/>
+        <w:keepLines w:val="0"/>
+        <w:widowControl/>
+        <w:suppressLineNumbers w:val="0"/>
+        <w:pBdr>
+          <w:bottom w:val="double" w:color="auto" w:sz="4" w:space="0"/>
+        </w:pBdr>
+        <w:rPr>
+          <w:rFonts w:hint="eastAsia" w:ascii="宋体" w:hAnsi="宋体" w:eastAsia="宋体" w:cs="宋体"/>
+          <w:sz w:val="21"/>
+          <w:szCs w:val="21"/>
+          <w:lang w:val="en-US" w:eastAsia="zh-CN"/>
+        </w:rPr>
+      </w:pPr>
+      <w:r>
+        <w:rPr>
+          <w:rFonts w:hint="eastAsia" w:ascii="宋体" w:hAnsi="宋体" w:eastAsia="宋体" w:cs="宋体"/>
+          <w:sz w:val="21"/>
+          <w:szCs w:val="21"/>
+          <w:lang w:val="en-US" w:eastAsia="zh-CN"/>
+        </w:rPr>
+        <w:t>右键床可以回到世界，主城守望者消失（</w:t>
+      </w:r>
+      <w:r>
+        <w:rPr>
+          <w:rFonts w:hint="eastAsia" w:ascii="宋体" w:hAnsi="宋体" w:eastAsia="宋体" w:cs="宋体"/>
+          <w:sz w:val="21"/>
+          <w:szCs w:val="21"/>
+          <w:highlight w:val="yellow"/>
+          <w:lang w:val="en-US" w:eastAsia="zh-CN"/>
+        </w:rPr>
+        <w:t>通关者不可见</w:t>
+      </w:r>
+      <w:r>
+        <w:rPr>
+          <w:rFonts w:hint="eastAsia" w:ascii="宋体" w:hAnsi="宋体" w:eastAsia="宋体" w:cs="宋体"/>
+          <w:sz w:val="21"/>
+          <w:szCs w:val="21"/>
+          <w:lang w:val="en-US" w:eastAsia="zh-CN"/>
+        </w:rPr>
+        <w:t>）并解锁轮回绝境，里面可以召唤挑战其它使徒的灵魂。</w:t>
+      </w:r>
+    </w:p>
+    <w:p>
+      <w:pPr>
+        <w:pStyle w:val="9"/>
+        <w:keepNext w:val="0"/>
+        <w:keepLines w:val="0"/>
+        <w:widowControl/>
+        <w:suppressLineNumbers w:val="0"/>
+        <w:pBdr>
+          <w:bottom w:val="double" w:color="auto" w:sz="4" w:space="0"/>
+        </w:pBdr>
+        <w:rPr>
+          <w:rFonts w:hint="default" w:ascii="宋体" w:hAnsi="宋体" w:eastAsia="宋体" w:cs="宋体"/>
+          <w:sz w:val="21"/>
+          <w:szCs w:val="21"/>
+          <w:lang w:val="en-US" w:eastAsia="zh-CN"/>
+        </w:rPr>
+      </w:pPr>
     </w:p>
     <w:p>
       <w:pPr>
@@ -5676,11 +6626,11 @@
       <w:lang w:val="en-US" w:eastAsia="zh-CN" w:bidi="ar"/>
     </w:rPr>
   </w:style>
-  <w:style w:type="character" w:default="1" w:styleId="5">
+  <w:style w:type="character" w:default="1" w:styleId="7">
     <w:name w:val="Default Paragraph Font"/>
     <w:uiPriority w:val="0"/>
   </w:style>
-  <w:style w:type="table" w:default="1" w:styleId="4">
+  <w:style w:type="table" w:default="1" w:styleId="6">
     <w:name w:val="Normal Table"/>
     <w:semiHidden/>
     <w:uiPriority w:val="0"/>
@@ -5694,6 +6644,46 @@
     </w:tblPr>
   </w:style>
   <w:style w:type="paragraph" w:styleId="3">
+    <w:name w:val="footer"/>
+    <w:basedOn w:val="1"/>
+    <w:uiPriority w:val="0"/>
+    <w:pPr>
+      <w:tabs>
+        <w:tab w:val="center" w:pos="4153"/>
+        <w:tab w:val="right" w:pos="8306"/>
+      </w:tabs>
+      <w:snapToGrid w:val="0"/>
+      <w:jc w:val="left"/>
+    </w:pPr>
+    <w:rPr>
+      <w:sz w:val="18"/>
+    </w:rPr>
+  </w:style>
+  <w:style w:type="paragraph" w:styleId="4">
+    <w:name w:val="header"/>
+    <w:basedOn w:val="1"/>
+    <w:uiPriority w:val="0"/>
+    <w:pPr>
+      <w:pBdr>
+        <w:top w:val="none" w:color="auto" w:sz="0" w:space="1"/>
+        <w:left w:val="none" w:color="auto" w:sz="0" w:space="4"/>
+        <w:bottom w:val="none" w:color="auto" w:sz="0" w:space="1"/>
+        <w:right w:val="none" w:color="auto" w:sz="0" w:space="4"/>
+      </w:pBdr>
+      <w:tabs>
+        <w:tab w:val="center" w:pos="4153"/>
+        <w:tab w:val="right" w:pos="8306"/>
+      </w:tabs>
+      <w:snapToGrid w:val="0"/>
+      <w:spacing w:line="240" w:lineRule="auto"/>
+      <w:jc w:val="both"/>
+      <w:outlineLvl w:val="9"/>
+    </w:pPr>
+    <w:rPr>
+      <w:sz w:val="18"/>
+    </w:rPr>
+  </w:style>
+  <w:style w:type="paragraph" w:styleId="5">
     <w:name w:val="Normal (Web)"/>
     <w:basedOn w:val="1"/>
     <w:uiPriority w:val="0"/>
@@ -5701,16 +6691,16 @@
       <w:sz w:val="24"/>
     </w:rPr>
   </w:style>
-  <w:style w:type="character" w:styleId="6">
+  <w:style w:type="character" w:styleId="8">
     <w:name w:val="Strong"/>
-    <w:basedOn w:val="5"/>
+    <w:basedOn w:val="7"/>
     <w:qFormat/>
     <w:uiPriority w:val="0"/>
     <w:rPr>
       <w:b/>
     </w:rPr>
   </w:style>
-  <w:style w:type="paragraph" w:customStyle="1" w:styleId="7">
+  <w:style w:type="paragraph" w:customStyle="1" w:styleId="9">
     <w:name w:val="p1"/>
     <w:basedOn w:val="1"/>
     <w:uiPriority w:val="0"/>

--- a/剧情.docx
+++ b/剧情.docx
@@ -53,7 +53,7 @@
       <w:pPr>
         <w:rPr>
           <w:rStyle w:val="8"/>
-          <w:rFonts w:hint="default" w:ascii="Helvetica Neue" w:hAnsi="Helvetica Neue" w:eastAsia="宋体" w:cs="Helvetica Neue"/>
+          <w:rFonts w:hint="eastAsia" w:ascii="Helvetica Neue" w:hAnsi="Helvetica Neue" w:eastAsia="宋体" w:cs="Helvetica Neue"/>
           <w:b/>
           <w:caps w:val="0"/>
           <w:color w:val="0F1115"/>
@@ -82,323 +82,9 @@
     </w:p>
     <w:p>
       <w:pPr>
-        <w:bidi w:val="0"/>
-        <w:rPr>
-          <w:rFonts w:hint="eastAsia"/>
-          <w:lang w:val="en-US" w:eastAsia="zh-CN"/>
-        </w:rPr>
-      </w:pPr>
-      <w:r>
-        <w:rPr>
-          <w:rFonts w:hint="eastAsia"/>
-          <w:lang w:val="en-US" w:eastAsia="zh-CN"/>
-        </w:rPr>
-        <w:t>第一使徒：惧 大地傀儡（沉睡，大地塔，沙漠眼）</w:t>
-      </w:r>
-    </w:p>
-    <w:p>
-      <w:pPr>
-        <w:bidi w:val="0"/>
-        <w:rPr>
-          <w:rFonts w:hint="eastAsia"/>
-          <w:lang w:val="en-US" w:eastAsia="zh-CN"/>
-        </w:rPr>
-      </w:pPr>
-    </w:p>
-    <w:p>
-      <w:pPr>
-        <w:bidi w:val="0"/>
-        <w:rPr>
-          <w:rFonts w:hint="default"/>
-          <w:lang w:val="en-US" w:eastAsia="zh-CN"/>
-        </w:rPr>
-      </w:pPr>
-      <w:r>
-        <w:rPr>
-          <w:rFonts w:hint="eastAsia"/>
-          <w:lang w:val="en-US" w:eastAsia="zh-CN"/>
-        </w:rPr>
-        <w:t>第二使徒：妒 海洋傀儡（深渊，海洋塔，海洋眼）</w:t>
-      </w:r>
-    </w:p>
-    <w:p>
-      <w:pPr>
-        <w:bidi w:val="0"/>
-        <w:rPr>
-          <w:rFonts w:hint="eastAsia"/>
-          <w:lang w:val="en-US" w:eastAsia="zh-CN"/>
-        </w:rPr>
-      </w:pPr>
-    </w:p>
-    <w:p>
-      <w:pPr>
-        <w:bidi w:val="0"/>
-        <w:rPr>
-          <w:rFonts w:hint="eastAsia"/>
-          <w:lang w:val="en-US" w:eastAsia="zh-CN"/>
-        </w:rPr>
-      </w:pPr>
-      <w:r>
-        <w:rPr>
-          <w:rFonts w:hint="eastAsia"/>
-          <w:lang w:val="en-US" w:eastAsia="zh-CN"/>
-        </w:rPr>
-        <w:t>解锁船长支线提示(物品，提示带回去给守望者看看吧，对话解锁船长线提示。对话后击败船长才能召唤船长，否则提示没有使用的命运)</w:t>
-      </w:r>
-    </w:p>
-    <w:p>
-      <w:pPr>
-        <w:bidi w:val="0"/>
-        <w:rPr>
-          <w:rFonts w:hint="eastAsia"/>
-          <w:lang w:val="en-US" w:eastAsia="zh-CN"/>
-        </w:rPr>
-      </w:pPr>
-    </w:p>
-    <w:p>
-      <w:pPr>
-        <w:bidi w:val="0"/>
-        <w:rPr>
-          <w:rFonts w:hint="eastAsia"/>
-          <w:lang w:val="en-US" w:eastAsia="zh-CN"/>
-        </w:rPr>
-      </w:pPr>
-      <w:r>
-        <w:rPr>
-          <w:rFonts w:hint="eastAsia"/>
-          <w:lang w:val="en-US" w:eastAsia="zh-CN"/>
-        </w:rPr>
-        <w:t>第3使徒：船长（咒翼眼，放寒冰宝箱里）贪</w:t>
-      </w:r>
-    </w:p>
-    <w:p>
-      <w:pPr>
-        <w:bidi w:val="0"/>
-        <w:rPr>
-          <w:rFonts w:hint="eastAsia"/>
-          <w:lang w:val="en-US" w:eastAsia="zh-CN"/>
-        </w:rPr>
-      </w:pPr>
-    </w:p>
-    <w:p>
-      <w:pPr>
-        <w:bidi w:val="0"/>
-        <w:rPr>
-          <w:rFonts w:hint="default"/>
-          <w:lang w:val="en-US" w:eastAsia="zh-CN"/>
-        </w:rPr>
-      </w:pPr>
-      <w:r>
-        <w:rPr>
-          <w:rFonts w:hint="eastAsia"/>
-          <w:lang w:val="en-US" w:eastAsia="zh-CN"/>
-        </w:rPr>
-        <w:t>第四使徒：怠 炉心傀儡（神，炉心塔，下界合金巨兽眼）</w:t>
-      </w:r>
-    </w:p>
-    <w:p>
-      <w:pPr>
-        <w:bidi w:val="0"/>
-        <w:rPr>
-          <w:rFonts w:hint="eastAsia"/>
-          <w:lang w:val="en-US" w:eastAsia="zh-CN"/>
-        </w:rPr>
-      </w:pPr>
-    </w:p>
-    <w:p>
-      <w:pPr>
-        <w:bidi w:val="0"/>
-        <w:rPr>
-          <w:rFonts w:hint="eastAsia"/>
-          <w:lang w:val="en-US" w:eastAsia="zh-CN"/>
-        </w:rPr>
-      </w:pPr>
-      <w:r>
-        <w:rPr>
-          <w:rFonts w:hint="eastAsia"/>
-          <w:lang w:val="en-US" w:eastAsia="zh-CN"/>
-        </w:rPr>
-        <w:t>第5使徒：嗔 地狱傀儡（暴君，替换冥界骑士建筑，移除多余粪怪，阎魔眼）</w:t>
-      </w:r>
-    </w:p>
-    <w:p>
-      <w:pPr>
-        <w:bidi w:val="0"/>
-        <w:rPr>
-          <w:rFonts w:hint="eastAsia"/>
-          <w:lang w:val="en-US" w:eastAsia="zh-CN"/>
-        </w:rPr>
-      </w:pPr>
-    </w:p>
-    <w:p>
-      <w:pPr>
-        <w:bidi w:val="0"/>
-        <w:rPr>
-          <w:rFonts w:hint="eastAsia"/>
-          <w:lang w:val="en-US" w:eastAsia="zh-CN"/>
-        </w:rPr>
-      </w:pPr>
-      <w:r>
-        <w:rPr>
-          <w:rFonts w:hint="eastAsia"/>
-          <w:lang w:val="en-US" w:eastAsia="zh-CN"/>
-        </w:rPr>
-        <w:t>解锁凋零支线提示(物品，提示交给xxx)</w:t>
-      </w:r>
-    </w:p>
-    <w:p>
-      <w:pPr>
-        <w:bidi w:val="0"/>
-        <w:rPr>
-          <w:rFonts w:hint="eastAsia"/>
-          <w:lang w:val="en-US" w:eastAsia="zh-CN"/>
-        </w:rPr>
-      </w:pPr>
-    </w:p>
-    <w:p>
-      <w:pPr>
-        <w:bidi w:val="0"/>
-        <w:rPr>
-          <w:rFonts w:hint="eastAsia"/>
-          <w:lang w:val="en-US" w:eastAsia="zh-CN"/>
-        </w:rPr>
-      </w:pPr>
-      <w:r>
-        <w:rPr>
-          <w:rFonts w:hint="eastAsia"/>
-          <w:lang w:val="en-US" w:eastAsia="zh-CN"/>
-        </w:rPr>
-        <w:t>第6使徒：凋零 （凋零眼）痴</w:t>
-      </w:r>
-    </w:p>
-    <w:p>
-      <w:pPr>
-        <w:bidi w:val="0"/>
-        <w:rPr>
-          <w:rFonts w:hint="default"/>
-          <w:lang w:val="en-US" w:eastAsia="zh-CN"/>
-        </w:rPr>
-      </w:pPr>
-      <w:r>
-        <w:rPr>
-          <w:rFonts w:hint="eastAsia"/>
-          <w:lang w:val="en-US" w:eastAsia="zh-CN"/>
-        </w:rPr>
-        <w:t>解锁往生之门支线，凋零造物品</w:t>
-      </w:r>
-    </w:p>
-    <w:p>
-      <w:pPr>
-        <w:bidi w:val="0"/>
-        <w:rPr>
-          <w:rFonts w:hint="default"/>
-          <w:lang w:val="en-US" w:eastAsia="zh-CN"/>
-        </w:rPr>
-      </w:pPr>
-      <w:r>
-        <w:rPr>
-          <w:rFonts w:hint="eastAsia"/>
-          <w:lang w:val="en-US" w:eastAsia="zh-CN"/>
-        </w:rPr>
-        <w:t>解轮回绝境祭坛，可召唤牢亚。觐见逐火者英灵是严肃的事，禁止切换武器，并且消除预先加在身上的一切buff！战斗时禁止玩家进出，一旦没有玩家，将重新开始挑战！历代逐火者被黑潮吞噬，他们的灵魂留在了轮回绝境。恶魂之泪作为催化剂，可以和摆渡人交易换。</w:t>
-      </w:r>
-    </w:p>
-    <w:p>
-      <w:pPr>
-        <w:bidi w:val="0"/>
-        <w:rPr>
-          <w:rFonts w:hint="eastAsia"/>
-          <w:lang w:val="en-US" w:eastAsia="zh-CN"/>
-        </w:rPr>
-      </w:pPr>
-    </w:p>
-    <w:p>
-      <w:pPr>
-        <w:bidi w:val="0"/>
-        <w:rPr>
-          <w:rFonts w:hint="eastAsia"/>
-          <w:lang w:val="en-US" w:eastAsia="zh-CN"/>
-        </w:rPr>
-      </w:pPr>
-      <w:r>
-        <w:rPr>
-          <w:rFonts w:hint="eastAsia"/>
-          <w:lang w:val="en-US" w:eastAsia="zh-CN"/>
-        </w:rPr>
-        <w:t>第7使徒：慢 天域傀儡 （女神，云鲸塔，斯库拉眼）</w:t>
-      </w:r>
-    </w:p>
-    <w:p>
-      <w:pPr>
-        <w:bidi w:val="0"/>
-        <w:rPr>
-          <w:rFonts w:hint="default"/>
-          <w:lang w:val="en-US" w:eastAsia="zh-CN"/>
-        </w:rPr>
-      </w:pPr>
-      <w:r>
-        <w:rPr>
-          <w:rFonts w:hint="eastAsia"/>
-          <w:lang w:val="en-US" w:eastAsia="zh-CN"/>
-        </w:rPr>
-        <w:t>御剑飞行支线，在天境做xxx获得御剑术</w:t>
-      </w:r>
-    </w:p>
-    <w:p>
-      <w:pPr>
-        <w:bidi w:val="0"/>
-        <w:rPr>
-          <w:rFonts w:hint="eastAsia"/>
-          <w:lang w:val="en-US" w:eastAsia="zh-CN"/>
-        </w:rPr>
-      </w:pPr>
-    </w:p>
-    <w:p>
-      <w:pPr>
-        <w:bidi w:val="0"/>
-        <w:rPr>
-          <w:rFonts w:hint="eastAsia"/>
-          <w:lang w:val="en-US" w:eastAsia="zh-CN"/>
-        </w:rPr>
-      </w:pPr>
-      <w:r>
-        <w:rPr>
-          <w:rFonts w:hint="eastAsia"/>
-          <w:lang w:val="en-US" w:eastAsia="zh-CN"/>
-        </w:rPr>
-        <w:t>第8使徒：疑 末地傀儡（扭曲，替换末影龙，末影守卫眼）</w:t>
-      </w:r>
-    </w:p>
-    <w:p>
-      <w:pPr>
-        <w:bidi w:val="0"/>
-        <w:rPr>
-          <w:rFonts w:hint="default"/>
-          <w:lang w:val="en-US" w:eastAsia="zh-CN"/>
-        </w:rPr>
-      </w:pPr>
-      <w:r>
-        <w:rPr>
-          <w:rFonts w:hint="eastAsia"/>
-          <w:lang w:val="en-US" w:eastAsia="zh-CN"/>
-        </w:rPr>
-        <w:t>末影龙支线，龙族神话，解锁世界真相剧情</w:t>
-      </w:r>
-    </w:p>
-    <w:p>
-      <w:pPr>
-        <w:bidi w:val="0"/>
-        <w:rPr>
-          <w:rFonts w:hint="eastAsia"/>
-          <w:lang w:val="en-US" w:eastAsia="zh-CN"/>
-        </w:rPr>
-      </w:pPr>
-    </w:p>
-    <w:p>
-      <w:pPr>
         <w:rPr>
           <w:rStyle w:val="8"/>
-          <w:rFonts w:hint="eastAsia" w:ascii="Helvetica Neue" w:hAnsi="Helvetica Neue" w:eastAsia="宋体" w:cs="Helvetica Neue"/>
+          <w:rFonts w:hint="default" w:ascii="Helvetica Neue" w:hAnsi="Helvetica Neue" w:eastAsia="宋体" w:cs="Helvetica Neue"/>
           <w:b/>
           <w:caps w:val="0"/>
           <w:color w:val="0F1115"/>
@@ -412,6 +98,340 @@
     </w:p>
     <w:p>
       <w:pPr>
+        <w:bidi w:val="0"/>
+        <w:rPr>
+          <w:rFonts w:hint="eastAsia"/>
+          <w:lang w:val="en-US" w:eastAsia="zh-CN"/>
+        </w:rPr>
+      </w:pPr>
+      <w:r>
+        <w:rPr>
+          <w:rFonts w:hint="eastAsia"/>
+          <w:lang w:val="en-US" w:eastAsia="zh-CN"/>
+        </w:rPr>
+        <w:t>第一使徒：大地使徒</w:t>
+      </w:r>
+      <w:r>
+        <w:rPr>
+          <w:rFonts w:hint="default"/>
+          <w:lang w:val="en-US" w:eastAsia="zh-CN"/>
+        </w:rPr>
+        <w:t xml:space="preserve"> </w:t>
+      </w:r>
+      <w:r>
+        <w:rPr>
+          <w:rFonts w:hint="eastAsia"/>
+          <w:lang w:val="en-US" w:eastAsia="zh-CN"/>
+        </w:rPr>
+        <w:t>坤岳 | Terra Montis（沉睡，大地塔，沙漠眼）</w:t>
+      </w:r>
+    </w:p>
+    <w:p>
+      <w:pPr>
+        <w:bidi w:val="0"/>
+        <w:rPr>
+          <w:rFonts w:hint="eastAsia"/>
+          <w:lang w:val="en-US" w:eastAsia="zh-CN"/>
+        </w:rPr>
+      </w:pPr>
+    </w:p>
+    <w:p>
+      <w:pPr>
+        <w:bidi w:val="0"/>
+        <w:rPr>
+          <w:rFonts w:hint="default"/>
+          <w:lang w:val="en-US" w:eastAsia="zh-CN"/>
+        </w:rPr>
+      </w:pPr>
+      <w:r>
+        <w:rPr>
+          <w:rFonts w:hint="eastAsia"/>
+          <w:lang w:val="en-US" w:eastAsia="zh-CN"/>
+        </w:rPr>
+        <w:t>第二使徒：海洋使徒 沧溟 | Thalassa Mare （深渊，海洋塔，海洋眼）</w:t>
+      </w:r>
+    </w:p>
+    <w:p>
+      <w:pPr>
+        <w:bidi w:val="0"/>
+        <w:rPr>
+          <w:rFonts w:hint="eastAsia"/>
+          <w:lang w:val="en-US" w:eastAsia="zh-CN"/>
+        </w:rPr>
+      </w:pPr>
+    </w:p>
+    <w:p>
+      <w:pPr>
+        <w:bidi w:val="0"/>
+        <w:rPr>
+          <w:rFonts w:hint="eastAsia"/>
+          <w:lang w:val="en-US" w:eastAsia="zh-CN"/>
+        </w:rPr>
+      </w:pPr>
+      <w:r>
+        <w:rPr>
+          <w:rFonts w:hint="eastAsia"/>
+          <w:lang w:val="en-US" w:eastAsia="zh-CN"/>
+        </w:rPr>
+        <w:t>解锁船长支线提示(物品，提示带回去给守望者看看吧，对话解锁船长线提示。</w:t>
+      </w:r>
+      <w:r>
+        <w:rPr>
+          <w:rFonts w:hint="eastAsia"/>
+          <w:highlight w:val="yellow"/>
+          <w:lang w:val="en-US" w:eastAsia="zh-CN"/>
+        </w:rPr>
+        <w:t>对话后才能召唤船长，否则提示没有使用的命运</w:t>
+      </w:r>
+      <w:r>
+        <w:rPr>
+          <w:rFonts w:hint="eastAsia"/>
+          <w:lang w:val="en-US" w:eastAsia="zh-CN"/>
+        </w:rPr>
+        <w:t>)</w:t>
+      </w:r>
+    </w:p>
+    <w:p>
+      <w:pPr>
+        <w:bidi w:val="0"/>
+        <w:rPr>
+          <w:rFonts w:hint="eastAsia"/>
+          <w:lang w:val="en-US" w:eastAsia="zh-CN"/>
+        </w:rPr>
+      </w:pPr>
+    </w:p>
+    <w:p>
+      <w:pPr>
+        <w:bidi w:val="0"/>
+        <w:rPr>
+          <w:rFonts w:hint="default"/>
+          <w:lang w:val="en-US" w:eastAsia="zh-CN"/>
+        </w:rPr>
+      </w:pPr>
+      <w:r>
+        <w:rPr>
+          <w:rFonts w:hint="eastAsia"/>
+          <w:lang w:val="en-US" w:eastAsia="zh-CN"/>
+        </w:rPr>
+        <w:t>第3使徒：船长 魂兮 | Anima Essentia（咒翼眼，放寒冰宝箱里）灵魂使徒</w:t>
+      </w:r>
+    </w:p>
+    <w:p>
+      <w:pPr>
+        <w:bidi w:val="0"/>
+        <w:rPr>
+          <w:rFonts w:hint="eastAsia"/>
+          <w:lang w:val="en-US" w:eastAsia="zh-CN"/>
+        </w:rPr>
+      </w:pPr>
+    </w:p>
+    <w:p>
+      <w:pPr>
+        <w:bidi w:val="0"/>
+        <w:rPr>
+          <w:rFonts w:hint="default"/>
+          <w:lang w:val="en-US" w:eastAsia="zh-CN"/>
+        </w:rPr>
+      </w:pPr>
+      <w:r>
+        <w:rPr>
+          <w:rFonts w:hint="eastAsia"/>
+          <w:lang w:val="en-US" w:eastAsia="zh-CN"/>
+        </w:rPr>
+        <w:t>第四使徒：火焰使徒 烬煌 | Ignis Ardens（神，炉心塔，下界合金巨兽眼）</w:t>
+      </w:r>
+    </w:p>
+    <w:p>
+      <w:pPr>
+        <w:bidi w:val="0"/>
+        <w:rPr>
+          <w:rFonts w:hint="eastAsia"/>
+          <w:lang w:val="en-US" w:eastAsia="zh-CN"/>
+        </w:rPr>
+      </w:pPr>
+    </w:p>
+    <w:p>
+      <w:pPr>
+        <w:bidi w:val="0"/>
+        <w:rPr>
+          <w:rFonts w:hint="eastAsia"/>
+          <w:lang w:val="en-US" w:eastAsia="zh-CN"/>
+        </w:rPr>
+      </w:pPr>
+      <w:r>
+        <w:rPr>
+          <w:rFonts w:hint="eastAsia"/>
+          <w:lang w:val="en-US" w:eastAsia="zh-CN"/>
+        </w:rPr>
+        <w:t>第5使徒：地狱使徒 狱渊 | Infernus Abyssus（暴君，替换冥界骑士建筑，移除多余粪怪，阎魔眼）</w:t>
+      </w:r>
+    </w:p>
+    <w:p>
+      <w:pPr>
+        <w:bidi w:val="0"/>
+        <w:rPr>
+          <w:rFonts w:hint="eastAsia"/>
+          <w:lang w:val="en-US" w:eastAsia="zh-CN"/>
+        </w:rPr>
+      </w:pPr>
+    </w:p>
+    <w:p>
+      <w:pPr>
+        <w:bidi w:val="0"/>
+        <w:rPr>
+          <w:rFonts w:hint="eastAsia"/>
+          <w:lang w:val="en-US" w:eastAsia="zh-CN"/>
+        </w:rPr>
+      </w:pPr>
+      <w:r>
+        <w:rPr>
+          <w:rFonts w:hint="eastAsia"/>
+          <w:lang w:val="en-US" w:eastAsia="zh-CN"/>
+        </w:rPr>
+        <w:t>解锁凋零支线提示(物品，提示交给xxx)</w:t>
+      </w:r>
+    </w:p>
+    <w:p>
+      <w:pPr>
+        <w:bidi w:val="0"/>
+        <w:rPr>
+          <w:rFonts w:hint="eastAsia"/>
+          <w:lang w:val="en-US" w:eastAsia="zh-CN"/>
+        </w:rPr>
+      </w:pPr>
+    </w:p>
+    <w:p>
+      <w:pPr>
+        <w:bidi w:val="0"/>
+        <w:rPr>
+          <w:rFonts w:hint="default"/>
+          <w:lang w:val="en-US" w:eastAsia="zh-CN"/>
+        </w:rPr>
+      </w:pPr>
+      <w:r>
+        <w:rPr>
+          <w:rFonts w:hint="eastAsia"/>
+          <w:lang w:val="en-US" w:eastAsia="zh-CN"/>
+        </w:rPr>
+        <w:t>第6使徒：凋零 （凋零眼）死亡使徒 归寂 | Letum Quietus</w:t>
+      </w:r>
+    </w:p>
+    <w:p>
+      <w:pPr>
+        <w:bidi w:val="0"/>
+        <w:rPr>
+          <w:rFonts w:hint="default"/>
+          <w:lang w:val="en-US" w:eastAsia="zh-CN"/>
+        </w:rPr>
+      </w:pPr>
+      <w:r>
+        <w:rPr>
+          <w:rFonts w:hint="eastAsia"/>
+          <w:lang w:val="en-US" w:eastAsia="zh-CN"/>
+        </w:rPr>
+        <w:t>解锁往生之门支线，凋零造物品</w:t>
+      </w:r>
+    </w:p>
+    <w:p>
+      <w:pPr>
+        <w:bidi w:val="0"/>
+        <w:rPr>
+          <w:rFonts w:hint="default"/>
+          <w:lang w:val="en-US" w:eastAsia="zh-CN"/>
+        </w:rPr>
+      </w:pPr>
+      <w:r>
+        <w:rPr>
+          <w:rFonts w:hint="eastAsia"/>
+          <w:lang w:val="en-US" w:eastAsia="zh-CN"/>
+        </w:rPr>
+        <w:t>解轮回绝境祭坛，可召唤牢亚。觐见逐火者英灵是严肃的事，禁止切换武器，并且消除预先加在身上的一切buff！战斗时禁止玩家进出，一旦没有玩家，将重新开始挑战！历代逐火者被黑潮吞噬，他们的灵魂留在了轮回绝境。恶魂之泪作为催化剂，可以和摆渡人交易换。</w:t>
+      </w:r>
+    </w:p>
+    <w:p>
+      <w:pPr>
+        <w:bidi w:val="0"/>
+        <w:rPr>
+          <w:rFonts w:hint="eastAsia"/>
+          <w:lang w:val="en-US" w:eastAsia="zh-CN"/>
+        </w:rPr>
+      </w:pPr>
+    </w:p>
+    <w:p>
+      <w:pPr>
+        <w:bidi w:val="0"/>
+        <w:rPr>
+          <w:rFonts w:hint="eastAsia"/>
+          <w:lang w:val="en-US" w:eastAsia="zh-CN"/>
+        </w:rPr>
+      </w:pPr>
+      <w:r>
+        <w:rPr>
+          <w:rFonts w:hint="eastAsia"/>
+          <w:lang w:val="en-US" w:eastAsia="zh-CN"/>
+        </w:rPr>
+        <w:t>第7使徒：天域使徒 穹霄 | Caelum Altum 天域傀儡 （女神，云鲸塔，斯库拉眼）</w:t>
+      </w:r>
+    </w:p>
+    <w:p>
+      <w:pPr>
+        <w:bidi w:val="0"/>
+        <w:rPr>
+          <w:rFonts w:hint="default"/>
+          <w:lang w:val="en-US" w:eastAsia="zh-CN"/>
+        </w:rPr>
+      </w:pPr>
+      <w:r>
+        <w:rPr>
+          <w:rFonts w:hint="eastAsia"/>
+          <w:lang w:val="en-US" w:eastAsia="zh-CN"/>
+        </w:rPr>
+        <w:t>御剑飞行支线，在天境做xxx获得御剑术</w:t>
+      </w:r>
+    </w:p>
+    <w:p>
+      <w:pPr>
+        <w:bidi w:val="0"/>
+        <w:rPr>
+          <w:rFonts w:hint="eastAsia"/>
+          <w:lang w:val="en-US" w:eastAsia="zh-CN"/>
+        </w:rPr>
+      </w:pPr>
+    </w:p>
+    <w:p>
+      <w:pPr>
+        <w:bidi w:val="0"/>
+        <w:rPr>
+          <w:rFonts w:hint="eastAsia"/>
+          <w:lang w:val="en-US" w:eastAsia="zh-CN"/>
+        </w:rPr>
+      </w:pPr>
+      <w:r>
+        <w:rPr>
+          <w:rFonts w:hint="eastAsia"/>
+          <w:lang w:val="en-US" w:eastAsia="zh-CN"/>
+        </w:rPr>
+        <w:t>第8使徒：虚空使徒 湮无 | Nihil Vacuum 末地傀儡（扭曲，替换末影龙，末影守卫眼）</w:t>
+      </w:r>
+    </w:p>
+    <w:p>
+      <w:pPr>
+        <w:bidi w:val="0"/>
+        <w:rPr>
+          <w:rFonts w:hint="eastAsia"/>
+          <w:lang w:val="en-US" w:eastAsia="zh-CN"/>
+        </w:rPr>
+      </w:pPr>
+      <w:r>
+        <w:rPr>
+          <w:rFonts w:hint="eastAsia"/>
+          <w:lang w:val="en-US" w:eastAsia="zh-CN"/>
+        </w:rPr>
+        <w:t>末影龙支线，龙族神话，解锁世界真相剧情</w:t>
+      </w:r>
+    </w:p>
+    <w:p>
+      <w:pPr>
         <w:rPr>
           <w:rStyle w:val="8"/>
           <w:rFonts w:hint="eastAsia" w:ascii="Helvetica Neue" w:hAnsi="Helvetica Neue" w:eastAsia="宋体" w:cs="Helvetica Neue"/>
@@ -425,7 +445,9 @@
           <w:lang w:val="en-US" w:eastAsia="zh-CN"/>
         </w:rPr>
       </w:pPr>
-      <w:r>
+    </w:p>
+    <w:p>
+      <w:pPr>
         <w:rPr>
           <w:rStyle w:val="8"/>
           <w:rFonts w:hint="eastAsia" w:ascii="Helvetica Neue" w:hAnsi="Helvetica Neue" w:eastAsia="宋体" w:cs="Helvetica Neue"/>
@@ -438,12 +460,11 @@
           <w:shd w:val="clear" w:fill="FFFFFF"/>
           <w:lang w:val="en-US" w:eastAsia="zh-CN"/>
         </w:rPr>
-        <w:t>击败boss后掉落的忆质可在魔女处解锁</w:t>
-      </w:r>
+      </w:pPr>
       <w:r>
         <w:rPr>
           <w:rStyle w:val="8"/>
-          <w:rFonts w:hint="default" w:ascii="Helvetica Neue" w:hAnsi="Helvetica Neue" w:eastAsia="宋体" w:cs="Helvetica Neue"/>
+          <w:rFonts w:hint="eastAsia" w:ascii="Helvetica Neue" w:hAnsi="Helvetica Neue" w:eastAsia="宋体" w:cs="Helvetica Neue"/>
           <w:b/>
           <w:caps w:val="0"/>
           <w:color w:val="0F1115"/>
@@ -453,12 +474,12 @@
           <w:shd w:val="clear" w:fill="FFFFFF"/>
           <w:lang w:val="en-US" w:eastAsia="zh-CN"/>
         </w:rPr>
-        <w:t>ftb</w:t>
+        <w:t>击败boss后掉落的忆质可在魔女处解锁</w:t>
       </w:r>
       <w:r>
         <w:rPr>
           <w:rStyle w:val="8"/>
-          <w:rFonts w:hint="eastAsia" w:ascii="Helvetica Neue" w:hAnsi="Helvetica Neue" w:eastAsia="宋体" w:cs="Helvetica Neue"/>
+          <w:rFonts w:hint="default" w:ascii="Helvetica Neue" w:hAnsi="Helvetica Neue" w:eastAsia="宋体" w:cs="Helvetica Neue"/>
           <w:b/>
           <w:caps w:val="0"/>
           <w:color w:val="0F1115"/>
@@ -468,6 +489,21 @@
           <w:shd w:val="clear" w:fill="FFFFFF"/>
           <w:lang w:val="en-US" w:eastAsia="zh-CN"/>
         </w:rPr>
+        <w:t>ftb</w:t>
+      </w:r>
+      <w:r>
+        <w:rPr>
+          <w:rStyle w:val="8"/>
+          <w:rFonts w:hint="eastAsia" w:ascii="Helvetica Neue" w:hAnsi="Helvetica Neue" w:eastAsia="宋体" w:cs="Helvetica Neue"/>
+          <w:b/>
+          <w:caps w:val="0"/>
+          <w:color w:val="0F1115"/>
+          <w:spacing w:val="0"/>
+          <w:sz w:val="22"/>
+          <w:szCs w:val="22"/>
+          <w:shd w:val="clear" w:fill="FFFFFF"/>
+          <w:lang w:val="en-US" w:eastAsia="zh-CN"/>
+        </w:rPr>
         <w:t>内背景故事；</w:t>
       </w:r>
     </w:p>
@@ -1181,89 +1217,159 @@
     </w:p>
     <w:p>
       <w:pPr>
-        <w:keepNext w:val="0"/>
-        <w:keepLines w:val="0"/>
-        <w:widowControl/>
-        <w:suppressLineNumbers w:val="0"/>
-        <w:jc w:val="left"/>
-        <w:rPr>
-          <w:rFonts w:hint="eastAsia"/>
-          <w:b w:val="0"/>
-          <w:bCs w:val="0"/>
-          <w:sz w:val="24"/>
-          <w:szCs w:val="32"/>
-          <w:lang w:val="en-US" w:eastAsia="zh-CN"/>
-        </w:rPr>
-      </w:pPr>
-    </w:p>
-    <w:p>
-      <w:pPr>
-        <w:rPr>
-          <w:rFonts w:hint="default"/>
-          <w:b w:val="0"/>
-          <w:bCs w:val="0"/>
-          <w:sz w:val="24"/>
-          <w:szCs w:val="32"/>
-          <w:lang w:val="en-US" w:eastAsia="zh-CN"/>
-        </w:rPr>
-      </w:pPr>
-      <w:r>
-        <w:rPr>
-          <w:rFonts w:hint="eastAsia"/>
-          <w:b w:val="0"/>
-          <w:bCs w:val="0"/>
-          <w:sz w:val="24"/>
-          <w:szCs w:val="24"/>
-          <w:highlight w:val="yellow"/>
-          <w:lang w:val="en-US" w:eastAsia="zh-CN"/>
-        </w:rPr>
-        <w:t>两个npc都添加感叹号</w:t>
-      </w:r>
-    </w:p>
-    <w:p>
-      <w:pPr>
-        <w:keepNext w:val="0"/>
-        <w:keepLines w:val="0"/>
-        <w:widowControl/>
-        <w:suppressLineNumbers w:val="0"/>
-        <w:jc w:val="left"/>
-        <w:rPr>
-          <w:rFonts w:hint="default"/>
-          <w:b/>
-          <w:bCs/>
-          <w:sz w:val="24"/>
-          <w:szCs w:val="32"/>
-          <w:lang w:val="en-US" w:eastAsia="zh-CN"/>
-        </w:rPr>
-      </w:pPr>
-      <w:r>
-        <w:rPr>
-          <w:rFonts w:hint="eastAsia"/>
-          <w:b/>
-          <w:bCs/>
-          <w:sz w:val="24"/>
-          <w:szCs w:val="32"/>
-          <w:lang w:val="en-US" w:eastAsia="zh-CN"/>
-        </w:rPr>
-        <w:t>守望者</w:t>
-      </w:r>
-      <w:r>
-        <w:rPr>
-          <w:rFonts w:hint="default"/>
-          <w:b/>
-          <w:bCs/>
-          <w:sz w:val="24"/>
-          <w:szCs w:val="32"/>
-          <w:lang w:val="en-US" w:eastAsia="zh-CN"/>
-        </w:rPr>
-        <w:t xml:space="preserve"> </w:t>
-      </w:r>
-      <w:r>
+        <w:rPr>
+          <w:rFonts w:hint="default"/>
+          <w:b w:val="0"/>
+          <w:bCs w:val="0"/>
+          <w:sz w:val="24"/>
+          <w:szCs w:val="32"/>
+          <w:lang w:val="en-US" w:eastAsia="zh-CN"/>
+        </w:rPr>
+      </w:pPr>
+      <w:r>
+        <w:rPr>
+          <w:rFonts w:hint="eastAsia"/>
+          <w:b w:val="0"/>
+          <w:bCs w:val="0"/>
+          <w:sz w:val="24"/>
+          <w:szCs w:val="32"/>
+          <w:lang w:val="en-US" w:eastAsia="zh-CN"/>
+        </w:rPr>
+        <w:t>获得任务</w:t>
+      </w:r>
+    </w:p>
+    <w:p>
+      <w:pPr>
         <w:rPr>
           <w:rStyle w:val="8"/>
           <w:rFonts w:hint="eastAsia" w:ascii="宋体" w:hAnsi="宋体" w:eastAsia="宋体" w:cs="宋体"/>
-          <w:b/>
-          <w:bCs/>
+          <w:b w:val="0"/>
+          <w:bCs w:val="0"/>
+          <w:i w:val="0"/>
+          <w:iCs w:val="0"/>
+          <w:caps w:val="0"/>
+          <w:color w:val="EE822F" w:themeColor="accent2"/>
+          <w:spacing w:val="0"/>
+          <w:kern w:val="0"/>
+          <w:sz w:val="24"/>
+          <w:szCs w:val="24"/>
+          <w:shd w:val="clear" w:fill="FFFFFF"/>
+          <w:lang w:val="en-US" w:eastAsia="zh-CN" w:bidi="ar"/>
+          <w14:textFill>
+            <w14:solidFill>
+              <w14:schemeClr w14:val="accent2"/>
+            </w14:solidFill>
+          </w14:textFill>
+        </w:rPr>
+      </w:pPr>
+      <w:r>
+        <w:rPr>
+          <w:rFonts w:hint="eastAsia"/>
+          <w:b w:val="0"/>
+          <w:bCs w:val="0"/>
+          <w:color w:val="EE822F" w:themeColor="accent2"/>
+          <w:sz w:val="24"/>
+          <w:szCs w:val="32"/>
+          <w:lang w:val="en-US" w:eastAsia="zh-CN"/>
+          <w14:textFill>
+            <w14:solidFill>
+              <w14:schemeClr w14:val="accent2"/>
+            </w14:solidFill>
+          </w14:textFill>
+        </w:rPr>
+        <w:t>和</w:t>
+      </w:r>
+      <w:r>
+        <w:rPr>
+          <w:rStyle w:val="8"/>
+          <w:rFonts w:hint="eastAsia" w:ascii="宋体" w:hAnsi="宋体" w:eastAsia="宋体" w:cs="宋体"/>
+          <w:b w:val="0"/>
+          <w:bCs w:val="0"/>
+          <w:i w:val="0"/>
+          <w:iCs w:val="0"/>
+          <w:caps w:val="0"/>
+          <w:color w:val="EE822F" w:themeColor="accent2"/>
+          <w:spacing w:val="0"/>
+          <w:kern w:val="0"/>
+          <w:sz w:val="24"/>
+          <w:szCs w:val="24"/>
+          <w:shd w:val="clear" w:fill="FFFFFF"/>
+          <w:lang w:val="en-US" w:eastAsia="zh-CN" w:bidi="ar"/>
+          <w14:textFill>
+            <w14:solidFill>
+              <w14:schemeClr w14:val="accent2"/>
+            </w14:solidFill>
+          </w14:textFill>
+        </w:rPr>
+        <w:t>羲轮对话</w:t>
+      </w:r>
+    </w:p>
+    <w:p>
+      <w:pPr>
+        <w:rPr>
+          <w:rFonts w:hint="default"/>
+          <w:b w:val="0"/>
+          <w:bCs w:val="0"/>
+          <w:color w:val="EE822F" w:themeColor="accent2"/>
+          <w:sz w:val="24"/>
+          <w:szCs w:val="32"/>
+          <w:lang w:val="en-US" w:eastAsia="zh-CN"/>
+          <w14:textFill>
+            <w14:solidFill>
+              <w14:schemeClr w14:val="accent2"/>
+            </w14:solidFill>
+          </w14:textFill>
+        </w:rPr>
+      </w:pPr>
+      <w:r>
+        <w:rPr>
+          <w:rFonts w:hint="eastAsia"/>
+          <w:b w:val="0"/>
+          <w:bCs w:val="0"/>
+          <w:color w:val="EE822F" w:themeColor="accent2"/>
+          <w:sz w:val="24"/>
+          <w:szCs w:val="32"/>
+          <w:lang w:val="en-US" w:eastAsia="zh-CN"/>
+          <w14:textFill>
+            <w14:solidFill>
+              <w14:schemeClr w14:val="accent2"/>
+            </w14:solidFill>
+          </w14:textFill>
+        </w:rPr>
+        <w:t>和安</w:t>
+      </w:r>
+      <w:r>
+        <w:rPr>
+          <w:rStyle w:val="8"/>
+          <w:rFonts w:hint="eastAsia" w:ascii="宋体" w:hAnsi="宋体" w:eastAsia="宋体" w:cs="宋体"/>
+          <w:b w:val="0"/>
+          <w:bCs w:val="0"/>
+          <w:i w:val="0"/>
+          <w:iCs w:val="0"/>
+          <w:caps w:val="0"/>
+          <w:color w:val="EE822F" w:themeColor="accent2"/>
+          <w:spacing w:val="0"/>
+          <w:kern w:val="0"/>
+          <w:sz w:val="24"/>
+          <w:szCs w:val="24"/>
+          <w:shd w:val="clear" w:fill="FFFFFF"/>
+          <w:lang w:val="en-US" w:eastAsia="zh-CN" w:bidi="ar"/>
+          <w14:textFill>
+            <w14:solidFill>
+              <w14:schemeClr w14:val="accent2"/>
+            </w14:solidFill>
+          </w14:textFill>
+        </w:rPr>
+        <w:t>对话</w:t>
+      </w:r>
+    </w:p>
+    <w:p>
+      <w:pPr>
+        <w:rPr>
+          <w:rStyle w:val="8"/>
+          <w:rFonts w:hint="default" w:ascii="宋体" w:hAnsi="宋体" w:eastAsia="宋体" w:cs="宋体"/>
+          <w:b w:val="0"/>
+          <w:bCs w:val="0"/>
           <w:i w:val="0"/>
           <w:iCs w:val="0"/>
           <w:caps w:val="0"/>
@@ -1275,18 +1381,45 @@
           <w:shd w:val="clear" w:fill="FFFFFF"/>
           <w:lang w:val="en-US" w:eastAsia="zh-CN" w:bidi="ar"/>
         </w:rPr>
-        <w:t>羲轮</w:t>
-      </w:r>
-      <w:r>
-        <w:rPr>
-          <w:rFonts w:hint="eastAsia" w:ascii="宋体" w:hAnsi="宋体" w:eastAsia="宋体" w:cs="宋体"/>
-          <w:b w:val="0"/>
-          <w:bCs w:val="0"/>
-          <w:sz w:val="24"/>
-          <w:szCs w:val="24"/>
-          <w:lang w:val="en-US" w:eastAsia="zh-CN"/>
-        </w:rPr>
-        <w:t>（</w:t>
+      </w:pPr>
+    </w:p>
+    <w:p>
+      <w:pPr>
+        <w:keepNext w:val="0"/>
+        <w:keepLines w:val="0"/>
+        <w:widowControl/>
+        <w:suppressLineNumbers w:val="0"/>
+        <w:jc w:val="left"/>
+        <w:rPr>
+          <w:rFonts w:hint="default"/>
+          <w:b/>
+          <w:bCs/>
+          <w:sz w:val="24"/>
+          <w:szCs w:val="32"/>
+          <w:lang w:val="en-US" w:eastAsia="zh-CN"/>
+        </w:rPr>
+      </w:pPr>
+      <w:r>
+        <w:rPr>
+          <w:rFonts w:hint="eastAsia"/>
+          <w:b/>
+          <w:bCs/>
+          <w:sz w:val="24"/>
+          <w:szCs w:val="32"/>
+          <w:lang w:val="en-US" w:eastAsia="zh-CN"/>
+        </w:rPr>
+        <w:t>守望者</w:t>
+      </w:r>
+      <w:r>
+        <w:rPr>
+          <w:rFonts w:hint="default"/>
+          <w:b/>
+          <w:bCs/>
+          <w:sz w:val="24"/>
+          <w:szCs w:val="32"/>
+          <w:lang w:val="en-US" w:eastAsia="zh-CN"/>
+        </w:rPr>
+        <w:t xml:space="preserve"> </w:t>
       </w:r>
       <w:r>
         <w:rPr>
@@ -1305,302 +1438,18 @@
           <w:shd w:val="clear" w:fill="FFFFFF"/>
           <w:lang w:val="en-US" w:eastAsia="zh-CN" w:bidi="ar"/>
         </w:rPr>
-        <w:t>Chronos Sol</w:t>
-      </w:r>
-      <w:r>
-        <w:rPr>
-          <w:rFonts w:hint="eastAsia" w:ascii="宋体" w:hAnsi="宋体" w:eastAsia="宋体" w:cs="宋体"/>
-          <w:b w:val="0"/>
-          <w:bCs w:val="0"/>
-          <w:sz w:val="24"/>
-          <w:szCs w:val="24"/>
-          <w:lang w:val="en-US" w:eastAsia="zh-CN"/>
-        </w:rPr>
-        <w:t>）</w:t>
-      </w:r>
-      <w:r>
-        <w:rPr>
-          <w:rFonts w:hint="eastAsia"/>
-          <w:b/>
-          <w:bCs/>
-          <w:sz w:val="24"/>
-          <w:szCs w:val="32"/>
-          <w:lang w:val="en-US" w:eastAsia="zh-CN"/>
-        </w:rPr>
-        <w:t>：</w:t>
-      </w:r>
-    </w:p>
-    <w:p>
-      <w:pPr>
-        <w:rPr>
-          <w:rFonts w:hint="default"/>
-          <w:b w:val="0"/>
-          <w:bCs w:val="0"/>
-          <w:sz w:val="24"/>
-          <w:szCs w:val="24"/>
-          <w:highlight w:val="yellow"/>
-          <w:lang w:val="en-US" w:eastAsia="zh-CN"/>
-        </w:rPr>
-      </w:pPr>
-      <w:r>
-        <w:rPr>
-          <w:rFonts w:hint="eastAsia"/>
-          <w:b w:val="0"/>
-          <w:bCs w:val="0"/>
-          <w:sz w:val="24"/>
-          <w:szCs w:val="24"/>
-          <w:lang w:val="en-US" w:eastAsia="zh-CN"/>
-        </w:rPr>
-        <w:t>预言中的救世主啊，吾已在此恭候多时！唯有阁下可寻回众神之眼，恢复世界昔日之荣光！</w:t>
-      </w:r>
-    </w:p>
-    <w:p>
-      <w:pPr>
-        <w:rPr>
-          <w:rFonts w:hint="eastAsia"/>
-          <w:b w:val="0"/>
-          <w:bCs w:val="0"/>
-          <w:sz w:val="24"/>
-          <w:szCs w:val="24"/>
-          <w:lang w:val="en-US" w:eastAsia="zh-CN"/>
-        </w:rPr>
-      </w:pPr>
-      <w:r>
-        <w:rPr>
-          <w:rFonts w:hint="eastAsia"/>
-          <w:b w:val="0"/>
-          <w:bCs w:val="0"/>
-          <w:sz w:val="24"/>
-          <w:szCs w:val="24"/>
-          <w:lang w:val="en-US" w:eastAsia="zh-CN"/>
-        </w:rPr>
-        <w:t>-关于</w:t>
-      </w:r>
-      <w:r>
-        <w:rPr>
-          <w:rFonts w:hint="default"/>
-          <w:b w:val="0"/>
-          <w:bCs w:val="0"/>
-          <w:sz w:val="24"/>
-          <w:szCs w:val="24"/>
-          <w:lang w:val="en-US" w:eastAsia="zh-CN"/>
-        </w:rPr>
-        <w:t>安</w:t>
-      </w:r>
-      <w:r>
-        <w:rPr>
-          <w:rFonts w:hint="eastAsia"/>
-          <w:b w:val="0"/>
-          <w:bCs w:val="0"/>
-          <w:sz w:val="24"/>
-          <w:szCs w:val="24"/>
-          <w:lang w:val="en-US" w:eastAsia="zh-CN"/>
-        </w:rPr>
-        <w:t>（和</w:t>
-      </w:r>
-      <w:r>
-        <w:rPr>
-          <w:rFonts w:hint="default"/>
-          <w:b w:val="0"/>
-          <w:bCs w:val="0"/>
-          <w:sz w:val="24"/>
-          <w:szCs w:val="24"/>
-          <w:lang w:val="en-US" w:eastAsia="zh-CN"/>
-        </w:rPr>
-        <w:t>安</w:t>
-      </w:r>
-      <w:r>
-        <w:rPr>
-          <w:rFonts w:hint="eastAsia"/>
-          <w:b w:val="0"/>
-          <w:bCs w:val="0"/>
-          <w:sz w:val="24"/>
-          <w:szCs w:val="24"/>
-          <w:lang w:val="en-US" w:eastAsia="zh-CN"/>
-        </w:rPr>
-        <w:t>对话后解锁）</w:t>
-      </w:r>
-    </w:p>
-    <w:p>
-      <w:pPr>
-        <w:ind w:firstLine="420" w:firstLineChars="0"/>
-        <w:rPr>
-          <w:rFonts w:hint="default"/>
-          <w:b w:val="0"/>
-          <w:bCs w:val="0"/>
-          <w:sz w:val="24"/>
-          <w:szCs w:val="24"/>
-          <w:lang w:val="en-US" w:eastAsia="zh-CN"/>
-        </w:rPr>
-      </w:pPr>
-      <w:r>
-        <w:rPr>
-          <w:rFonts w:hint="eastAsia"/>
-          <w:b w:val="0"/>
-          <w:bCs w:val="0"/>
-          <w:sz w:val="24"/>
-          <w:szCs w:val="24"/>
-          <w:lang w:val="en-US" w:eastAsia="zh-CN"/>
-        </w:rPr>
-        <w:t>阁下说的可是阁下的魔女同伴？她看起来和阁下一样掌握着不属于这个世界的力量，吾相信预言，吾相信阁下与魔女阁下能拯救圣殿，这里的一切都将为你们敞开！</w:t>
-      </w:r>
-    </w:p>
-    <w:p>
-      <w:pPr>
-        <w:rPr>
-          <w:rFonts w:hint="eastAsia"/>
-          <w:b w:val="0"/>
-          <w:bCs w:val="0"/>
-          <w:sz w:val="24"/>
-          <w:szCs w:val="24"/>
-          <w:lang w:val="en-US" w:eastAsia="zh-CN"/>
-        </w:rPr>
-      </w:pPr>
-      <w:r>
-        <w:rPr>
-          <w:rFonts w:hint="eastAsia"/>
-          <w:b w:val="0"/>
-          <w:bCs w:val="0"/>
-          <w:sz w:val="24"/>
-          <w:szCs w:val="24"/>
-          <w:lang w:val="en-US" w:eastAsia="zh-CN"/>
-        </w:rPr>
-        <w:t>-关于摆渡人（和摆渡人对话后解锁）</w:t>
-      </w:r>
-    </w:p>
-    <w:p>
-      <w:pPr>
-        <w:ind w:firstLine="420" w:firstLineChars="0"/>
-        <w:rPr>
-          <w:rFonts w:hint="eastAsia"/>
-          <w:b w:val="0"/>
-          <w:bCs w:val="0"/>
-          <w:sz w:val="24"/>
-          <w:szCs w:val="24"/>
-          <w:lang w:val="en-US" w:eastAsia="zh-CN"/>
-        </w:rPr>
-      </w:pPr>
-      <w:r>
-        <w:rPr>
-          <w:rFonts w:hint="eastAsia"/>
-          <w:b w:val="0"/>
-          <w:bCs w:val="0"/>
-          <w:sz w:val="24"/>
-          <w:szCs w:val="24"/>
-          <w:lang w:val="en-US" w:eastAsia="zh-CN"/>
-        </w:rPr>
-        <w:t>自黑潮入侵以来，她在港口驻守千年，是此间与世界唯一的联系。她是“我们”铸造的人偶，随着“我们”记忆的消退，她所剩的力量也不多了。</w:t>
-      </w:r>
-    </w:p>
-    <w:p>
-      <w:pPr>
-        <w:ind w:firstLine="420" w:firstLineChars="0"/>
-        <w:rPr>
-          <w:rFonts w:hint="eastAsia"/>
-          <w:b w:val="0"/>
-          <w:bCs w:val="0"/>
-          <w:sz w:val="24"/>
-          <w:szCs w:val="24"/>
-          <w:lang w:val="en-US" w:eastAsia="zh-CN"/>
-        </w:rPr>
-      </w:pPr>
-    </w:p>
-    <w:p>
-      <w:pPr>
-        <w:rPr>
-          <w:rFonts w:hint="eastAsia"/>
-          <w:b w:val="0"/>
-          <w:bCs w:val="0"/>
-          <w:sz w:val="24"/>
-          <w:szCs w:val="24"/>
-          <w:lang w:val="en-US" w:eastAsia="zh-CN"/>
-        </w:rPr>
-      </w:pPr>
-      <w:r>
-        <w:rPr>
-          <w:rFonts w:hint="eastAsia"/>
-          <w:b w:val="0"/>
-          <w:bCs w:val="0"/>
-          <w:sz w:val="24"/>
-          <w:szCs w:val="24"/>
-          <w:lang w:val="en-US" w:eastAsia="zh-CN"/>
-        </w:rPr>
-        <w:t>-关于老艾墨（和铁匠对话后解锁）</w:t>
-      </w:r>
-    </w:p>
-    <w:p>
-      <w:pPr>
-        <w:ind w:firstLine="420" w:firstLineChars="0"/>
-        <w:rPr>
-          <w:rFonts w:hint="default"/>
-          <w:b w:val="0"/>
-          <w:bCs w:val="0"/>
-          <w:sz w:val="24"/>
-          <w:szCs w:val="24"/>
-          <w:lang w:val="en-US" w:eastAsia="zh-CN"/>
-        </w:rPr>
-      </w:pPr>
-      <w:r>
-        <w:rPr>
-          <w:rFonts w:hint="eastAsia"/>
-          <w:b w:val="0"/>
-          <w:bCs w:val="0"/>
-          <w:sz w:val="24"/>
-          <w:szCs w:val="24"/>
-          <w:lang w:val="en-US" w:eastAsia="zh-CN"/>
-        </w:rPr>
-        <w:t>//TODO</w:t>
-      </w:r>
-    </w:p>
-    <w:p>
-      <w:pPr>
-        <w:rPr>
-          <w:rFonts w:hint="eastAsia"/>
-          <w:b w:val="0"/>
-          <w:bCs w:val="0"/>
-          <w:sz w:val="24"/>
-          <w:szCs w:val="24"/>
-          <w:lang w:val="en-US" w:eastAsia="zh-CN"/>
-        </w:rPr>
-      </w:pPr>
-      <w:r>
-        <w:rPr>
-          <w:rFonts w:hint="eastAsia"/>
-          <w:b w:val="0"/>
-          <w:bCs w:val="0"/>
-          <w:sz w:val="24"/>
-          <w:szCs w:val="24"/>
-          <w:lang w:val="en-US" w:eastAsia="zh-CN"/>
-        </w:rPr>
-        <w:t>-你是何人？（仅初次见面显示）</w:t>
-      </w:r>
-    </w:p>
-    <w:p>
-      <w:pPr>
-        <w:keepNext w:val="0"/>
-        <w:keepLines w:val="0"/>
-        <w:widowControl/>
-        <w:suppressLineNumbers w:val="0"/>
-        <w:jc w:val="left"/>
-        <w:rPr>
-          <w:rFonts w:hint="eastAsia"/>
-          <w:b w:val="0"/>
-          <w:bCs w:val="0"/>
-          <w:sz w:val="24"/>
-          <w:szCs w:val="24"/>
-          <w:lang w:val="en-US" w:eastAsia="zh-CN"/>
-        </w:rPr>
-      </w:pPr>
-      <w:r>
-        <w:rPr>
-          <w:rFonts w:hint="eastAsia"/>
-          <w:b w:val="0"/>
-          <w:bCs w:val="0"/>
-          <w:sz w:val="24"/>
-          <w:szCs w:val="24"/>
-          <w:lang w:val="en-US" w:eastAsia="zh-CN"/>
-        </w:rPr>
-        <w:t>吾乃世界十大使徒之一，名为</w:t>
+        <w:t>羲轮</w:t>
+      </w:r>
+      <w:r>
+        <w:rPr>
+          <w:rFonts w:hint="eastAsia" w:ascii="宋体" w:hAnsi="宋体" w:eastAsia="宋体" w:cs="宋体"/>
+          <w:b w:val="0"/>
+          <w:bCs w:val="0"/>
+          <w:sz w:val="24"/>
+          <w:szCs w:val="24"/>
+          <w:lang w:val="en-US" w:eastAsia="zh-CN"/>
+        </w:rPr>
+        <w:t>（</w:t>
       </w:r>
       <w:r>
         <w:rPr>
@@ -1619,18 +1468,302 @@
           <w:shd w:val="clear" w:fill="FFFFFF"/>
           <w:lang w:val="en-US" w:eastAsia="zh-CN" w:bidi="ar"/>
         </w:rPr>
-        <w:t>羲轮</w:t>
-      </w:r>
-      <w:r>
-        <w:rPr>
-          <w:rFonts w:hint="eastAsia" w:ascii="宋体" w:hAnsi="宋体" w:eastAsia="宋体" w:cs="宋体"/>
-          <w:b w:val="0"/>
-          <w:bCs w:val="0"/>
-          <w:sz w:val="24"/>
-          <w:szCs w:val="24"/>
-          <w:lang w:val="en-US" w:eastAsia="zh-CN"/>
-        </w:rPr>
-        <w:t>（</w:t>
+        <w:t>Chronos Sol</w:t>
+      </w:r>
+      <w:r>
+        <w:rPr>
+          <w:rFonts w:hint="eastAsia" w:ascii="宋体" w:hAnsi="宋体" w:eastAsia="宋体" w:cs="宋体"/>
+          <w:b w:val="0"/>
+          <w:bCs w:val="0"/>
+          <w:sz w:val="24"/>
+          <w:szCs w:val="24"/>
+          <w:lang w:val="en-US" w:eastAsia="zh-CN"/>
+        </w:rPr>
+        <w:t>）</w:t>
+      </w:r>
+      <w:r>
+        <w:rPr>
+          <w:rFonts w:hint="eastAsia"/>
+          <w:b/>
+          <w:bCs/>
+          <w:sz w:val="24"/>
+          <w:szCs w:val="32"/>
+          <w:lang w:val="en-US" w:eastAsia="zh-CN"/>
+        </w:rPr>
+        <w:t>：</w:t>
+      </w:r>
+    </w:p>
+    <w:p>
+      <w:pPr>
+        <w:rPr>
+          <w:rFonts w:hint="default"/>
+          <w:b w:val="0"/>
+          <w:bCs w:val="0"/>
+          <w:sz w:val="24"/>
+          <w:szCs w:val="24"/>
+          <w:highlight w:val="yellow"/>
+          <w:lang w:val="en-US" w:eastAsia="zh-CN"/>
+        </w:rPr>
+      </w:pPr>
+      <w:r>
+        <w:rPr>
+          <w:rFonts w:hint="eastAsia"/>
+          <w:b w:val="0"/>
+          <w:bCs w:val="0"/>
+          <w:sz w:val="24"/>
+          <w:szCs w:val="24"/>
+          <w:lang w:val="en-US" w:eastAsia="zh-CN"/>
+        </w:rPr>
+        <w:t>预言中的救世主啊，吾已在此恭候多时！唯有阁下可寻回众神之眼，恢复世界昔日之荣光！</w:t>
+      </w:r>
+    </w:p>
+    <w:p>
+      <w:pPr>
+        <w:rPr>
+          <w:rFonts w:hint="eastAsia"/>
+          <w:b w:val="0"/>
+          <w:bCs w:val="0"/>
+          <w:sz w:val="24"/>
+          <w:szCs w:val="24"/>
+          <w:lang w:val="en-US" w:eastAsia="zh-CN"/>
+        </w:rPr>
+      </w:pPr>
+      <w:r>
+        <w:rPr>
+          <w:rFonts w:hint="eastAsia"/>
+          <w:b w:val="0"/>
+          <w:bCs w:val="0"/>
+          <w:sz w:val="24"/>
+          <w:szCs w:val="24"/>
+          <w:lang w:val="en-US" w:eastAsia="zh-CN"/>
+        </w:rPr>
+        <w:t>-关于</w:t>
+      </w:r>
+      <w:r>
+        <w:rPr>
+          <w:rFonts w:hint="default"/>
+          <w:b w:val="0"/>
+          <w:bCs w:val="0"/>
+          <w:sz w:val="24"/>
+          <w:szCs w:val="24"/>
+          <w:lang w:val="en-US" w:eastAsia="zh-CN"/>
+        </w:rPr>
+        <w:t>安</w:t>
+      </w:r>
+      <w:r>
+        <w:rPr>
+          <w:rFonts w:hint="eastAsia"/>
+          <w:b w:val="0"/>
+          <w:bCs w:val="0"/>
+          <w:sz w:val="24"/>
+          <w:szCs w:val="24"/>
+          <w:lang w:val="en-US" w:eastAsia="zh-CN"/>
+        </w:rPr>
+        <w:t>（和</w:t>
+      </w:r>
+      <w:r>
+        <w:rPr>
+          <w:rFonts w:hint="default"/>
+          <w:b w:val="0"/>
+          <w:bCs w:val="0"/>
+          <w:sz w:val="24"/>
+          <w:szCs w:val="24"/>
+          <w:lang w:val="en-US" w:eastAsia="zh-CN"/>
+        </w:rPr>
+        <w:t>安</w:t>
+      </w:r>
+      <w:r>
+        <w:rPr>
+          <w:rFonts w:hint="eastAsia"/>
+          <w:b w:val="0"/>
+          <w:bCs w:val="0"/>
+          <w:sz w:val="24"/>
+          <w:szCs w:val="24"/>
+          <w:lang w:val="en-US" w:eastAsia="zh-CN"/>
+        </w:rPr>
+        <w:t>对话后解锁）</w:t>
+      </w:r>
+    </w:p>
+    <w:p>
+      <w:pPr>
+        <w:ind w:firstLine="420" w:firstLineChars="0"/>
+        <w:rPr>
+          <w:rFonts w:hint="default"/>
+          <w:b w:val="0"/>
+          <w:bCs w:val="0"/>
+          <w:sz w:val="24"/>
+          <w:szCs w:val="24"/>
+          <w:lang w:val="en-US" w:eastAsia="zh-CN"/>
+        </w:rPr>
+      </w:pPr>
+      <w:r>
+        <w:rPr>
+          <w:rFonts w:hint="eastAsia"/>
+          <w:b w:val="0"/>
+          <w:bCs w:val="0"/>
+          <w:sz w:val="24"/>
+          <w:szCs w:val="24"/>
+          <w:lang w:val="en-US" w:eastAsia="zh-CN"/>
+        </w:rPr>
+        <w:t>阁下说的可是阁下的魔女同伴？她看起来和阁下一样掌握着不属于这个世界的力量，吾相信预言，吾相信阁下与魔女阁下能拯救圣殿，这里的一切都将为你们敞开！</w:t>
+      </w:r>
+    </w:p>
+    <w:p>
+      <w:pPr>
+        <w:rPr>
+          <w:rFonts w:hint="eastAsia"/>
+          <w:b w:val="0"/>
+          <w:bCs w:val="0"/>
+          <w:sz w:val="24"/>
+          <w:szCs w:val="24"/>
+          <w:lang w:val="en-US" w:eastAsia="zh-CN"/>
+        </w:rPr>
+      </w:pPr>
+      <w:r>
+        <w:rPr>
+          <w:rFonts w:hint="eastAsia"/>
+          <w:b w:val="0"/>
+          <w:bCs w:val="0"/>
+          <w:sz w:val="24"/>
+          <w:szCs w:val="24"/>
+          <w:lang w:val="en-US" w:eastAsia="zh-CN"/>
+        </w:rPr>
+        <w:t>-关于摆渡人（和摆渡人对话后解锁）</w:t>
+      </w:r>
+    </w:p>
+    <w:p>
+      <w:pPr>
+        <w:ind w:firstLine="420" w:firstLineChars="0"/>
+        <w:rPr>
+          <w:rFonts w:hint="eastAsia"/>
+          <w:b w:val="0"/>
+          <w:bCs w:val="0"/>
+          <w:sz w:val="24"/>
+          <w:szCs w:val="24"/>
+          <w:lang w:val="en-US" w:eastAsia="zh-CN"/>
+        </w:rPr>
+      </w:pPr>
+      <w:r>
+        <w:rPr>
+          <w:rFonts w:hint="eastAsia"/>
+          <w:b w:val="0"/>
+          <w:bCs w:val="0"/>
+          <w:sz w:val="24"/>
+          <w:szCs w:val="24"/>
+          <w:lang w:val="en-US" w:eastAsia="zh-CN"/>
+        </w:rPr>
+        <w:t>自黑潮入侵以来，她在港口驻守千年，是此间与世界唯一的联系。她是“我们”铸造的人偶，随着“我们”记忆的消退，她所剩的力量也不多了。</w:t>
+      </w:r>
+    </w:p>
+    <w:p>
+      <w:pPr>
+        <w:ind w:firstLine="420" w:firstLineChars="0"/>
+        <w:rPr>
+          <w:rFonts w:hint="eastAsia"/>
+          <w:b w:val="0"/>
+          <w:bCs w:val="0"/>
+          <w:sz w:val="24"/>
+          <w:szCs w:val="24"/>
+          <w:lang w:val="en-US" w:eastAsia="zh-CN"/>
+        </w:rPr>
+      </w:pPr>
+    </w:p>
+    <w:p>
+      <w:pPr>
+        <w:rPr>
+          <w:rFonts w:hint="eastAsia"/>
+          <w:b w:val="0"/>
+          <w:bCs w:val="0"/>
+          <w:sz w:val="24"/>
+          <w:szCs w:val="24"/>
+          <w:lang w:val="en-US" w:eastAsia="zh-CN"/>
+        </w:rPr>
+      </w:pPr>
+      <w:r>
+        <w:rPr>
+          <w:rFonts w:hint="eastAsia"/>
+          <w:b w:val="0"/>
+          <w:bCs w:val="0"/>
+          <w:sz w:val="24"/>
+          <w:szCs w:val="24"/>
+          <w:lang w:val="en-US" w:eastAsia="zh-CN"/>
+        </w:rPr>
+        <w:t>-关于老艾墨（和铁匠对话后解锁）</w:t>
+      </w:r>
+    </w:p>
+    <w:p>
+      <w:pPr>
+        <w:ind w:firstLine="420" w:firstLineChars="0"/>
+        <w:rPr>
+          <w:rFonts w:hint="default"/>
+          <w:b w:val="0"/>
+          <w:bCs w:val="0"/>
+          <w:sz w:val="24"/>
+          <w:szCs w:val="24"/>
+          <w:lang w:val="en-US" w:eastAsia="zh-CN"/>
+        </w:rPr>
+      </w:pPr>
+      <w:r>
+        <w:rPr>
+          <w:rFonts w:hint="eastAsia"/>
+          <w:b w:val="0"/>
+          <w:bCs w:val="0"/>
+          <w:sz w:val="24"/>
+          <w:szCs w:val="24"/>
+          <w:lang w:val="en-US" w:eastAsia="zh-CN"/>
+        </w:rPr>
+        <w:t>//TODO</w:t>
+      </w:r>
+    </w:p>
+    <w:p>
+      <w:pPr>
+        <w:rPr>
+          <w:rFonts w:hint="eastAsia"/>
+          <w:b w:val="0"/>
+          <w:bCs w:val="0"/>
+          <w:sz w:val="24"/>
+          <w:szCs w:val="24"/>
+          <w:lang w:val="en-US" w:eastAsia="zh-CN"/>
+        </w:rPr>
+      </w:pPr>
+      <w:r>
+        <w:rPr>
+          <w:rFonts w:hint="eastAsia"/>
+          <w:b w:val="0"/>
+          <w:bCs w:val="0"/>
+          <w:sz w:val="24"/>
+          <w:szCs w:val="24"/>
+          <w:lang w:val="en-US" w:eastAsia="zh-CN"/>
+        </w:rPr>
+        <w:t>-你是何人？（仅初次见面显示）</w:t>
+      </w:r>
+    </w:p>
+    <w:p>
+      <w:pPr>
+        <w:keepNext w:val="0"/>
+        <w:keepLines w:val="0"/>
+        <w:widowControl/>
+        <w:suppressLineNumbers w:val="0"/>
+        <w:jc w:val="left"/>
+        <w:rPr>
+          <w:rFonts w:hint="eastAsia"/>
+          <w:b w:val="0"/>
+          <w:bCs w:val="0"/>
+          <w:sz w:val="24"/>
+          <w:szCs w:val="24"/>
+          <w:lang w:val="en-US" w:eastAsia="zh-CN"/>
+        </w:rPr>
+      </w:pPr>
+      <w:r>
+        <w:rPr>
+          <w:rFonts w:hint="eastAsia"/>
+          <w:b w:val="0"/>
+          <w:bCs w:val="0"/>
+          <w:sz w:val="24"/>
+          <w:szCs w:val="24"/>
+          <w:lang w:val="en-US" w:eastAsia="zh-CN"/>
+        </w:rPr>
+        <w:t>吾乃世界十大使徒之一，名为</w:t>
       </w:r>
       <w:r>
         <w:rPr>
@@ -1649,6 +1782,36 @@
           <w:shd w:val="clear" w:fill="FFFFFF"/>
           <w:lang w:val="en-US" w:eastAsia="zh-CN" w:bidi="ar"/>
         </w:rPr>
+        <w:t>羲轮</w:t>
+      </w:r>
+      <w:r>
+        <w:rPr>
+          <w:rFonts w:hint="eastAsia" w:ascii="宋体" w:hAnsi="宋体" w:eastAsia="宋体" w:cs="宋体"/>
+          <w:b w:val="0"/>
+          <w:bCs w:val="0"/>
+          <w:sz w:val="24"/>
+          <w:szCs w:val="24"/>
+          <w:lang w:val="en-US" w:eastAsia="zh-CN"/>
+        </w:rPr>
+        <w:t>（</w:t>
+      </w:r>
+      <w:r>
+        <w:rPr>
+          <w:rStyle w:val="8"/>
+          <w:rFonts w:hint="eastAsia" w:ascii="宋体" w:hAnsi="宋体" w:eastAsia="宋体" w:cs="宋体"/>
+          <w:b/>
+          <w:bCs/>
+          <w:i w:val="0"/>
+          <w:iCs w:val="0"/>
+          <w:caps w:val="0"/>
+          <w:color w:val="0F1115"/>
+          <w:spacing w:val="0"/>
+          <w:kern w:val="0"/>
+          <w:sz w:val="24"/>
+          <w:szCs w:val="24"/>
+          <w:shd w:val="clear" w:fill="FFFFFF"/>
+          <w:lang w:val="en-US" w:eastAsia="zh-CN" w:bidi="ar"/>
+        </w:rPr>
         <w:t>Chronos Sol</w:t>
       </w:r>
       <w:r>
@@ -1660,7 +1823,7 @@
           <w:szCs w:val="24"/>
           <w:lang w:val="en-US" w:eastAsia="zh-CN"/>
         </w:rPr>
-        <w:t>）</w:t>
+        <w:t>），</w:t>
       </w:r>
       <w:r>
         <w:rPr>
@@ -2185,7 +2348,7 @@
       <w:pPr>
         <w:ind w:firstLine="420" w:firstLineChars="0"/>
         <w:rPr>
-          <w:rFonts w:hint="default"/>
+          <w:rFonts w:hint="eastAsia"/>
           <w:b w:val="0"/>
           <w:bCs w:val="0"/>
           <w:sz w:val="24"/>
@@ -2205,6 +2368,32 @@
           <w:lang w:val="en-US" w:eastAsia="zh-CN"/>
         </w:rPr>
         <w:t>提示前往港口</w:t>
+      </w:r>
+    </w:p>
+    <w:p>
+      <w:pPr>
+        <w:ind w:firstLine="420" w:firstLineChars="0"/>
+        <w:rPr>
+          <w:rFonts w:hint="default"/>
+          <w:b w:val="0"/>
+          <w:bCs w:val="0"/>
+          <w:sz w:val="24"/>
+          <w:szCs w:val="24"/>
+          <w:highlight w:val="yellow"/>
+          <w:lang w:val="en-US" w:eastAsia="zh-CN"/>
+        </w:rPr>
+      </w:pPr>
+      <w:r>
+        <w:rPr>
+          <w:rFonts w:hint="eastAsia"/>
+          <w:b w:val="0"/>
+          <w:bCs w:val="0"/>
+          <w:sz w:val="24"/>
+          <w:szCs w:val="24"/>
+          <w:highlight w:val="yellow"/>
+          <w:lang w:val="en-US" w:eastAsia="zh-CN"/>
+        </w:rPr>
+        <w:t>提示前往武库</w:t>
       </w:r>
     </w:p>
     <w:p>
@@ -3464,25 +3653,7 @@
           <w:szCs w:val="24"/>
           <w:lang w:val="en-US" w:eastAsia="zh-CN"/>
         </w:rPr>
-        <w:t>大地石碑，坐落于（x</w:t>
-      </w:r>
-      <w:r>
-        <w:rPr>
-          <w:rFonts w:hint="default"/>
-          <w:sz w:val="24"/>
-          <w:szCs w:val="24"/>
-          <w:lang w:val="en-US" w:eastAsia="zh-CN"/>
-        </w:rPr>
-        <w:t>, y</w:t>
-      </w:r>
-      <w:r>
-        <w:rPr>
-          <w:rFonts w:hint="eastAsia"/>
-          <w:sz w:val="24"/>
-          <w:szCs w:val="24"/>
-          <w:lang w:val="en-US" w:eastAsia="zh-CN"/>
-        </w:rPr>
-        <w:t>）。高塔受诅咒而冤魂缠绕，此乃吾之尸骨，可助你驱散大地塔之冤魂。</w:t>
+        <w:t>既然你能寻到此处，想必你早已知道大地石碑的方位。吾劝你一句，高塔受诅咒而冤魂缠绕，此乃吾之尸骨，可助你驱散大地塔之冤魂。</w:t>
       </w:r>
     </w:p>
     <w:p>
@@ -3888,7 +4059,243 @@
           <w:szCs w:val="24"/>
           <w:lang w:val="en-US" w:eastAsia="zh-CN"/>
         </w:rPr>
-        <w:t>阁下果然是预言中的救世主！请阁下将神之眼归位到祭坛上吧！神之眼可在神像处祈福，神之眼的力量将享与阁下。共鸣石已完成充能，准备好了就出发吧！</w:t>
+        <w:t>阁下果然是预言中的救世主！请阁下将神之眼归位到祭坛上吧！阁下也可以借助祭坛进入祂们的世界探索。神之眼可在女神像处祈福，神之眼的力量将享与阁下。共鸣石充能仍需要点时间，还请阁下等待！</w:t>
+      </w:r>
+    </w:p>
+    <w:p>
+      <w:pPr>
+        <w:ind w:firstLine="420" w:firstLineChars="0"/>
+        <w:rPr>
+          <w:rFonts w:hint="eastAsia"/>
+          <w:b w:val="0"/>
+          <w:bCs w:val="0"/>
+          <w:sz w:val="24"/>
+          <w:szCs w:val="24"/>
+          <w:lang w:val="en-US" w:eastAsia="zh-CN"/>
+        </w:rPr>
+      </w:pPr>
+      <w:r>
+        <w:rPr>
+          <w:rFonts w:hint="eastAsia"/>
+          <w:b w:val="0"/>
+          <w:bCs w:val="0"/>
+          <w:sz w:val="24"/>
+          <w:szCs w:val="24"/>
+          <w:lang w:val="en-US" w:eastAsia="zh-CN"/>
+        </w:rPr>
+        <w:t>（获得新任务）</w:t>
+      </w:r>
+    </w:p>
+    <w:p>
+      <w:pPr>
+        <w:ind w:firstLine="420" w:firstLineChars="0"/>
+        <w:rPr>
+          <w:rFonts w:hint="default"/>
+          <w:b w:val="0"/>
+          <w:bCs w:val="0"/>
+          <w:color w:val="EE822F" w:themeColor="accent2"/>
+          <w:sz w:val="24"/>
+          <w:szCs w:val="24"/>
+          <w:lang w:val="en-US" w:eastAsia="zh-CN"/>
+          <w14:textFill>
+            <w14:solidFill>
+              <w14:schemeClr w14:val="accent2"/>
+            </w14:solidFill>
+          </w14:textFill>
+        </w:rPr>
+      </w:pPr>
+      <w:r>
+        <w:rPr>
+          <w:rFonts w:hint="eastAsia"/>
+          <w:b w:val="0"/>
+          <w:bCs w:val="0"/>
+          <w:color w:val="EE822F" w:themeColor="accent2"/>
+          <w:sz w:val="24"/>
+          <w:szCs w:val="24"/>
+          <w:lang w:val="en-US" w:eastAsia="zh-CN"/>
+          <w14:textFill>
+            <w14:solidFill>
+              <w14:schemeClr w14:val="accent2"/>
+            </w14:solidFill>
+          </w14:textFill>
+        </w:rPr>
+        <w:t>等待共鸣石充能</w:t>
+      </w:r>
+      <w:r>
+        <w:rPr>
+          <w:rFonts w:hint="default"/>
+          <w:b w:val="0"/>
+          <w:bCs w:val="0"/>
+          <w:color w:val="EE822F" w:themeColor="accent2"/>
+          <w:sz w:val="24"/>
+          <w:szCs w:val="24"/>
+          <w:lang w:val="en-US" w:eastAsia="zh-CN"/>
+          <w14:textFill>
+            <w14:solidFill>
+              <w14:schemeClr w14:val="accent2"/>
+            </w14:solidFill>
+          </w14:textFill>
+        </w:rPr>
+        <w:t>(</w:t>
+      </w:r>
+      <w:r>
+        <w:rPr>
+          <w:rFonts w:hint="eastAsia"/>
+          <w:b w:val="0"/>
+          <w:bCs w:val="0"/>
+          <w:color w:val="EE822F" w:themeColor="accent2"/>
+          <w:sz w:val="24"/>
+          <w:szCs w:val="24"/>
+          <w:lang w:val="en-US" w:eastAsia="zh-CN"/>
+          <w14:textFill>
+            <w14:solidFill>
+              <w14:schemeClr w14:val="accent2"/>
+            </w14:solidFill>
+          </w14:textFill>
+        </w:rPr>
+        <w:t>下面三个完成后解锁</w:t>
+      </w:r>
+      <w:r>
+        <w:rPr>
+          <w:rFonts w:hint="default"/>
+          <w:b w:val="0"/>
+          <w:bCs w:val="0"/>
+          <w:color w:val="EE822F" w:themeColor="accent2"/>
+          <w:sz w:val="24"/>
+          <w:szCs w:val="24"/>
+          <w:lang w:val="en-US" w:eastAsia="zh-CN"/>
+          <w14:textFill>
+            <w14:solidFill>
+              <w14:schemeClr w14:val="accent2"/>
+            </w14:solidFill>
+          </w14:textFill>
+        </w:rPr>
+        <w:t>)</w:t>
+      </w:r>
+      <w:r>
+        <w:rPr>
+          <w:rFonts w:hint="eastAsia"/>
+          <w:b w:val="0"/>
+          <w:bCs w:val="0"/>
+          <w:color w:val="EE822F" w:themeColor="accent2"/>
+          <w:sz w:val="24"/>
+          <w:szCs w:val="24"/>
+          <w:lang w:val="en-US" w:eastAsia="zh-CN"/>
+          <w14:textFill>
+            <w14:solidFill>
+              <w14:schemeClr w14:val="accent2"/>
+            </w14:solidFill>
+          </w14:textFill>
+        </w:rPr>
+        <w:t xml:space="preserve"> 描述：共鸣石的充能需要时间，在这之前先去做点别的事吧</w:t>
+      </w:r>
+    </w:p>
+    <w:p>
+      <w:pPr>
+        <w:ind w:firstLine="420" w:firstLineChars="0"/>
+        <w:rPr>
+          <w:rFonts w:hint="eastAsia"/>
+          <w:b w:val="0"/>
+          <w:bCs w:val="0"/>
+          <w:color w:val="EE822F" w:themeColor="accent2"/>
+          <w:sz w:val="24"/>
+          <w:szCs w:val="24"/>
+          <w:lang w:val="en-US" w:eastAsia="zh-CN"/>
+          <w14:textFill>
+            <w14:solidFill>
+              <w14:schemeClr w14:val="accent2"/>
+            </w14:solidFill>
+          </w14:textFill>
+        </w:rPr>
+      </w:pPr>
+      <w:r>
+        <w:rPr>
+          <w:rFonts w:hint="eastAsia"/>
+          <w:b w:val="0"/>
+          <w:bCs w:val="0"/>
+          <w:color w:val="EE822F" w:themeColor="accent2"/>
+          <w:sz w:val="24"/>
+          <w:szCs w:val="24"/>
+          <w:lang w:val="en-US" w:eastAsia="zh-CN"/>
+          <w14:textFill>
+            <w14:solidFill>
+              <w14:schemeClr w14:val="accent2"/>
+            </w14:solidFill>
+          </w14:textFill>
+        </w:rPr>
+        <w:t>将神之眼置于祭坛上</w:t>
+      </w:r>
+    </w:p>
+    <w:p>
+      <w:pPr>
+        <w:ind w:firstLine="420" w:firstLineChars="0"/>
+        <w:rPr>
+          <w:rFonts w:hint="default"/>
+          <w:b w:val="0"/>
+          <w:bCs w:val="0"/>
+          <w:color w:val="EE822F" w:themeColor="accent2"/>
+          <w:sz w:val="24"/>
+          <w:szCs w:val="24"/>
+          <w:lang w:val="en-US" w:eastAsia="zh-CN"/>
+          <w14:textFill>
+            <w14:solidFill>
+              <w14:schemeClr w14:val="accent2"/>
+            </w14:solidFill>
+          </w14:textFill>
+        </w:rPr>
+      </w:pPr>
+      <w:r>
+        <w:rPr>
+          <w:rFonts w:hint="eastAsia"/>
+          <w:b w:val="0"/>
+          <w:bCs w:val="0"/>
+          <w:color w:val="EE822F" w:themeColor="accent2"/>
+          <w:sz w:val="24"/>
+          <w:szCs w:val="24"/>
+          <w:lang w:val="en-US" w:eastAsia="zh-CN"/>
+          <w14:textFill>
+            <w14:solidFill>
+              <w14:schemeClr w14:val="accent2"/>
+            </w14:solidFill>
+          </w14:textFill>
+        </w:rPr>
+        <w:t>尝试进入祭坛中的世界</w:t>
+      </w:r>
+    </w:p>
+    <w:p>
+      <w:pPr>
+        <w:ind w:firstLine="420" w:firstLineChars="0"/>
+        <w:rPr>
+          <w:rFonts w:hint="default"/>
+          <w:b w:val="0"/>
+          <w:bCs w:val="0"/>
+          <w:color w:val="EE822F" w:themeColor="accent2"/>
+          <w:sz w:val="24"/>
+          <w:szCs w:val="24"/>
+          <w:lang w:val="en-US" w:eastAsia="zh-CN"/>
+          <w14:textFill>
+            <w14:solidFill>
+              <w14:schemeClr w14:val="accent2"/>
+            </w14:solidFill>
+          </w14:textFill>
+        </w:rPr>
+      </w:pPr>
+      <w:r>
+        <w:rPr>
+          <w:rFonts w:hint="eastAsia"/>
+          <w:b w:val="0"/>
+          <w:bCs w:val="0"/>
+          <w:color w:val="EE822F" w:themeColor="accent2"/>
+          <w:sz w:val="24"/>
+          <w:szCs w:val="24"/>
+          <w:lang w:val="en-US" w:eastAsia="zh-CN"/>
+          <w14:textFill>
+            <w14:solidFill>
+              <w14:schemeClr w14:val="accent2"/>
+            </w14:solidFill>
+          </w14:textFill>
+        </w:rPr>
+        <w:t>用神之眼在女神像处祈福</w:t>
       </w:r>
     </w:p>
     <w:p>
@@ -4072,7 +4479,7 @@
           <w:highlight w:val="yellow"/>
           <w:lang w:val="en-US" w:eastAsia="zh-CN"/>
         </w:rPr>
-        <w:t>呱呱村庄，中心摆放一堆紫水晶块和钻石黄金下界合金块，挖后生成遗忘者且不掉落</w:t>
+        <w:t>呱呱村庄，中心摆放一堆紫水晶块和钻石黄金下界合金块，挖后生成遗忘者且不掉落，击败遗忘者后掉落64个</w:t>
       </w:r>
     </w:p>
     <w:p>
@@ -4655,29 +5062,6 @@
       <w:pPr>
         <w:rPr>
           <w:rFonts w:hint="eastAsia"/>
-          <w:b/>
-          <w:bCs/>
-          <w:sz w:val="24"/>
-          <w:szCs w:val="24"/>
-          <w:lang w:val="en-US" w:eastAsia="zh-CN"/>
-        </w:rPr>
-      </w:pPr>
-      <w:r>
-        <w:rPr>
-          <w:rFonts w:hint="eastAsia"/>
-          <w:b/>
-          <w:bCs/>
-          <w:sz w:val="24"/>
-          <w:szCs w:val="24"/>
-          <w:lang w:val="en-US" w:eastAsia="zh-CN"/>
-        </w:rPr>
-        <w:t>//TODO 提炼道具，然后交给守望者</w:t>
-      </w:r>
-    </w:p>
-    <w:p>
-      <w:pPr>
-        <w:rPr>
-          <w:rFonts w:hint="eastAsia"/>
           <w:b w:val="0"/>
           <w:bCs w:val="0"/>
           <w:sz w:val="24"/>
@@ -4866,12 +5250,484 @@
       <w:pPr>
         <w:ind w:firstLine="420" w:firstLineChars="0"/>
         <w:rPr>
-          <w:rFonts w:hint="default"/>
-          <w:b w:val="0"/>
-          <w:bCs w:val="0"/>
-          <w:sz w:val="24"/>
-          <w:szCs w:val="24"/>
-          <w:lang w:val="en-US" w:eastAsia="zh-CN"/>
+          <w:rStyle w:val="8"/>
+          <w:rFonts w:hint="eastAsia" w:ascii="宋体" w:hAnsi="宋体" w:eastAsia="宋体" w:cs="宋体"/>
+          <w:b w:val="0"/>
+          <w:bCs w:val="0"/>
+          <w:i w:val="0"/>
+          <w:iCs w:val="0"/>
+          <w:caps w:val="0"/>
+          <w:color w:val="0F1115"/>
+          <w:spacing w:val="0"/>
+          <w:kern w:val="0"/>
+          <w:sz w:val="24"/>
+          <w:szCs w:val="24"/>
+          <w:shd w:val="clear" w:fill="FFFFFF"/>
+          <w:lang w:val="en-US" w:eastAsia="zh-CN" w:bidi="ar"/>
+        </w:rPr>
+      </w:pPr>
+      <w:r>
+        <w:rPr>
+          <w:rFonts w:hint="eastAsia"/>
+          <w:b w:val="0"/>
+          <w:bCs w:val="0"/>
+          <w:sz w:val="24"/>
+          <w:szCs w:val="24"/>
+          <w:lang w:val="en-US" w:eastAsia="zh-CN"/>
+        </w:rPr>
+        <w:t>上面记载了可妮莉亚船长的冒险故事，并且从记忆来看，</w:t>
+      </w:r>
+      <w:r>
+        <w:rPr>
+          <w:rFonts w:hint="eastAsia"/>
+          <w:b w:val="0"/>
+          <w:bCs w:val="0"/>
+          <w:sz w:val="24"/>
+          <w:szCs w:val="24"/>
+          <w:highlight w:val="yellow"/>
+          <w:lang w:val="en-US" w:eastAsia="zh-CN"/>
+        </w:rPr>
+        <w:t>灵魂使徒</w:t>
+      </w:r>
+      <w:r>
+        <w:rPr>
+          <w:rStyle w:val="8"/>
+          <w:rFonts w:hint="default" w:ascii="宋体" w:hAnsi="宋体" w:eastAsia="宋体" w:cs="宋体"/>
+          <w:b w:val="0"/>
+          <w:bCs w:val="0"/>
+          <w:i w:val="0"/>
+          <w:iCs w:val="0"/>
+          <w:caps w:val="0"/>
+          <w:color w:val="0F1115"/>
+          <w:spacing w:val="0"/>
+          <w:kern w:val="0"/>
+          <w:sz w:val="24"/>
+          <w:szCs w:val="24"/>
+          <w:shd w:val="clear" w:fill="FFFFFF"/>
+          <w:lang w:val="en-US" w:eastAsia="zh-CN" w:bidi="ar"/>
+        </w:rPr>
+        <w:t>.魂兮</w:t>
+      </w:r>
+      <w:r>
+        <w:rPr>
+          <w:rFonts w:hint="eastAsia"/>
+          <w:b w:val="0"/>
+          <w:bCs w:val="0"/>
+          <w:sz w:val="24"/>
+          <w:szCs w:val="24"/>
+          <w:highlight w:val="yellow"/>
+          <w:lang w:val="en-US" w:eastAsia="zh-CN"/>
+        </w:rPr>
+        <w:t>被黑潮侵蚀后，就附身在船长身上！</w:t>
+      </w:r>
+      <w:r>
+        <w:rPr>
+          <w:rFonts w:hint="eastAsia"/>
+          <w:b w:val="0"/>
+          <w:bCs w:val="0"/>
+          <w:sz w:val="24"/>
+          <w:szCs w:val="24"/>
+          <w:highlight w:val="none"/>
+          <w:lang w:val="en-US" w:eastAsia="zh-CN"/>
+        </w:rPr>
+        <w:t>快把这份解读的记忆交给</w:t>
+      </w:r>
+      <w:r>
+        <w:rPr>
+          <w:rStyle w:val="8"/>
+          <w:rFonts w:hint="eastAsia" w:ascii="宋体" w:hAnsi="宋体" w:eastAsia="宋体" w:cs="宋体"/>
+          <w:b/>
+          <w:bCs/>
+          <w:i w:val="0"/>
+          <w:iCs w:val="0"/>
+          <w:caps w:val="0"/>
+          <w:color w:val="0F1115"/>
+          <w:spacing w:val="0"/>
+          <w:kern w:val="0"/>
+          <w:sz w:val="24"/>
+          <w:szCs w:val="24"/>
+          <w:shd w:val="clear" w:fill="FFFFFF"/>
+          <w:lang w:val="en-US" w:eastAsia="zh-CN" w:bidi="ar"/>
+        </w:rPr>
+        <w:t>羲轮</w:t>
+      </w:r>
+      <w:r>
+        <w:rPr>
+          <w:rStyle w:val="8"/>
+          <w:rFonts w:hint="eastAsia" w:ascii="宋体" w:hAnsi="宋体" w:eastAsia="宋体" w:cs="宋体"/>
+          <w:b w:val="0"/>
+          <w:bCs w:val="0"/>
+          <w:i w:val="0"/>
+          <w:iCs w:val="0"/>
+          <w:caps w:val="0"/>
+          <w:color w:val="0F1115"/>
+          <w:spacing w:val="0"/>
+          <w:kern w:val="0"/>
+          <w:sz w:val="24"/>
+          <w:szCs w:val="24"/>
+          <w:shd w:val="clear" w:fill="FFFFFF"/>
+          <w:lang w:val="en-US" w:eastAsia="zh-CN" w:bidi="ar"/>
+        </w:rPr>
+        <w:t>看看！</w:t>
+      </w:r>
+    </w:p>
+    <w:p>
+      <w:pPr>
+        <w:ind w:firstLine="420" w:firstLineChars="0"/>
+        <w:rPr>
+          <w:rStyle w:val="8"/>
+          <w:rFonts w:hint="eastAsia" w:ascii="宋体" w:hAnsi="宋体" w:eastAsia="宋体" w:cs="宋体"/>
+          <w:b w:val="0"/>
+          <w:bCs w:val="0"/>
+          <w:i w:val="0"/>
+          <w:iCs w:val="0"/>
+          <w:caps w:val="0"/>
+          <w:color w:val="0F1115"/>
+          <w:spacing w:val="0"/>
+          <w:kern w:val="0"/>
+          <w:sz w:val="24"/>
+          <w:szCs w:val="24"/>
+          <w:shd w:val="clear" w:fill="FFFFFF"/>
+          <w:lang w:val="en-US" w:eastAsia="zh-CN" w:bidi="ar"/>
+        </w:rPr>
+      </w:pPr>
+      <w:r>
+        <w:rPr>
+          <w:rStyle w:val="8"/>
+          <w:rFonts w:hint="eastAsia" w:ascii="宋体" w:hAnsi="宋体" w:eastAsia="宋体" w:cs="宋体"/>
+          <w:b w:val="0"/>
+          <w:bCs w:val="0"/>
+          <w:i w:val="0"/>
+          <w:iCs w:val="0"/>
+          <w:caps w:val="0"/>
+          <w:color w:val="0F1115"/>
+          <w:spacing w:val="0"/>
+          <w:kern w:val="0"/>
+          <w:sz w:val="24"/>
+          <w:szCs w:val="24"/>
+          <w:shd w:val="clear" w:fill="FFFFFF"/>
+          <w:lang w:val="en-US" w:eastAsia="zh-CN" w:bidi="ar"/>
+        </w:rPr>
+        <w:t>-</w:t>
+      </w:r>
+      <w:r>
+        <w:rPr>
+          <w:rStyle w:val="8"/>
+          <w:rFonts w:hint="default" w:ascii="宋体" w:hAnsi="宋体" w:eastAsia="宋体" w:cs="宋体"/>
+          <w:b w:val="0"/>
+          <w:bCs w:val="0"/>
+          <w:i w:val="0"/>
+          <w:iCs w:val="0"/>
+          <w:caps w:val="0"/>
+          <w:color w:val="0F1115"/>
+          <w:spacing w:val="0"/>
+          <w:kern w:val="0"/>
+          <w:sz w:val="24"/>
+          <w:szCs w:val="24"/>
+          <w:shd w:val="clear" w:fill="FFFFFF"/>
+          <w:lang w:val="en-US" w:eastAsia="zh-CN" w:bidi="ar"/>
+        </w:rPr>
+        <w:t>魂兮</w:t>
+      </w:r>
+      <w:r>
+        <w:rPr>
+          <w:rStyle w:val="8"/>
+          <w:rFonts w:hint="eastAsia" w:ascii="宋体" w:hAnsi="宋体" w:eastAsia="宋体" w:cs="宋体"/>
+          <w:b w:val="0"/>
+          <w:bCs w:val="0"/>
+          <w:i w:val="0"/>
+          <w:iCs w:val="0"/>
+          <w:caps w:val="0"/>
+          <w:color w:val="0F1115"/>
+          <w:spacing w:val="0"/>
+          <w:kern w:val="0"/>
+          <w:sz w:val="24"/>
+          <w:szCs w:val="24"/>
+          <w:shd w:val="clear" w:fill="FFFFFF"/>
+          <w:lang w:val="en-US" w:eastAsia="zh-CN" w:bidi="ar"/>
+        </w:rPr>
+        <w:t>？可妮莉亚船长？</w:t>
+      </w:r>
+    </w:p>
+    <w:p>
+      <w:pPr>
+        <w:ind w:firstLine="420" w:firstLineChars="0"/>
+        <w:rPr>
+          <w:rStyle w:val="8"/>
+          <w:rFonts w:hint="default" w:ascii="宋体" w:hAnsi="宋体" w:eastAsia="宋体" w:cs="宋体"/>
+          <w:b w:val="0"/>
+          <w:bCs w:val="0"/>
+          <w:i w:val="0"/>
+          <w:iCs w:val="0"/>
+          <w:caps w:val="0"/>
+          <w:color w:val="0F1115"/>
+          <w:spacing w:val="0"/>
+          <w:kern w:val="0"/>
+          <w:sz w:val="24"/>
+          <w:szCs w:val="24"/>
+          <w:shd w:val="clear" w:fill="FFFFFF"/>
+          <w:lang w:val="en-US" w:eastAsia="zh-CN" w:bidi="ar"/>
+        </w:rPr>
+      </w:pPr>
+      <w:r>
+        <w:rPr>
+          <w:rStyle w:val="8"/>
+          <w:rFonts w:hint="eastAsia" w:ascii="宋体" w:hAnsi="宋体" w:eastAsia="宋体" w:cs="宋体"/>
+          <w:b w:val="0"/>
+          <w:bCs w:val="0"/>
+          <w:i w:val="0"/>
+          <w:iCs w:val="0"/>
+          <w:caps w:val="0"/>
+          <w:color w:val="0F1115"/>
+          <w:spacing w:val="0"/>
+          <w:kern w:val="0"/>
+          <w:sz w:val="24"/>
+          <w:szCs w:val="24"/>
+          <w:shd w:val="clear" w:fill="FFFFFF"/>
+          <w:lang w:val="en-US" w:eastAsia="zh-CN" w:bidi="ar"/>
+        </w:rPr>
+        <w:t>灵魂之使徒，魂兮，掌管亡者之世界。可妮莉亚船队则是世界闻名的远洋船队，受到黑潮的诅咒，和灵魂使徒的神之眼一起永远困在了那片寒冰迷宫！</w:t>
+      </w:r>
+    </w:p>
+    <w:p>
+      <w:pPr>
+        <w:ind w:firstLine="420" w:firstLineChars="0"/>
+        <w:rPr>
+          <w:rFonts w:hint="default"/>
+          <w:b w:val="0"/>
+          <w:bCs w:val="0"/>
+          <w:sz w:val="24"/>
+          <w:szCs w:val="24"/>
+          <w:lang w:val="en-US" w:eastAsia="zh-CN"/>
+        </w:rPr>
+      </w:pPr>
+      <w:r>
+        <w:rPr>
+          <w:rFonts w:hint="eastAsia"/>
+          <w:b w:val="0"/>
+          <w:bCs w:val="0"/>
+          <w:sz w:val="24"/>
+          <w:szCs w:val="24"/>
+          <w:lang w:val="en-US" w:eastAsia="zh-CN"/>
+        </w:rPr>
+        <w:t>-接过</w:t>
+      </w:r>
+    </w:p>
+    <w:p>
+      <w:pPr>
+        <w:rPr>
+          <w:rStyle w:val="8"/>
+          <w:rFonts w:hint="eastAsia" w:ascii="宋体" w:hAnsi="宋体" w:eastAsia="宋体" w:cs="宋体"/>
+          <w:b/>
+          <w:bCs/>
+          <w:i w:val="0"/>
+          <w:iCs w:val="0"/>
+          <w:caps w:val="0"/>
+          <w:color w:val="0F1115"/>
+          <w:spacing w:val="0"/>
+          <w:kern w:val="0"/>
+          <w:sz w:val="24"/>
+          <w:szCs w:val="24"/>
+          <w:shd w:val="clear" w:fill="FFFFFF"/>
+          <w:lang w:val="en-US" w:eastAsia="zh-CN" w:bidi="ar"/>
+        </w:rPr>
+      </w:pPr>
+      <w:r>
+        <w:rPr>
+          <w:rStyle w:val="8"/>
+          <w:rFonts w:hint="eastAsia" w:ascii="宋体" w:hAnsi="宋体" w:eastAsia="宋体" w:cs="宋体"/>
+          <w:b/>
+          <w:bCs/>
+          <w:i w:val="0"/>
+          <w:iCs w:val="0"/>
+          <w:caps w:val="0"/>
+          <w:color w:val="0F1115"/>
+          <w:spacing w:val="0"/>
+          <w:kern w:val="0"/>
+          <w:sz w:val="24"/>
+          <w:szCs w:val="24"/>
+          <w:shd w:val="clear" w:fill="FFFFFF"/>
+          <w:lang w:val="en-US" w:eastAsia="zh-CN" w:bidi="ar"/>
+        </w:rPr>
+        <w:t>羲轮：</w:t>
+      </w:r>
+    </w:p>
+    <w:p>
+      <w:pPr>
+        <w:ind w:firstLine="420" w:firstLineChars="0"/>
+        <w:rPr>
+          <w:rStyle w:val="8"/>
+          <w:rFonts w:hint="eastAsia" w:ascii="宋体" w:hAnsi="宋体" w:eastAsia="宋体" w:cs="宋体"/>
+          <w:b w:val="0"/>
+          <w:bCs w:val="0"/>
+          <w:i w:val="0"/>
+          <w:iCs w:val="0"/>
+          <w:caps w:val="0"/>
+          <w:color w:val="0F1115"/>
+          <w:spacing w:val="0"/>
+          <w:kern w:val="0"/>
+          <w:sz w:val="24"/>
+          <w:szCs w:val="24"/>
+          <w:shd w:val="clear" w:fill="FFFFFF"/>
+          <w:lang w:val="en-US" w:eastAsia="zh-CN" w:bidi="ar"/>
+        </w:rPr>
+      </w:pPr>
+      <w:r>
+        <w:rPr>
+          <w:rStyle w:val="8"/>
+          <w:rFonts w:hint="eastAsia" w:ascii="宋体" w:hAnsi="宋体" w:eastAsia="宋体" w:cs="宋体"/>
+          <w:b w:val="0"/>
+          <w:bCs w:val="0"/>
+          <w:i w:val="0"/>
+          <w:iCs w:val="0"/>
+          <w:caps w:val="0"/>
+          <w:color w:val="0F1115"/>
+          <w:spacing w:val="0"/>
+          <w:kern w:val="0"/>
+          <w:sz w:val="24"/>
+          <w:szCs w:val="24"/>
+          <w:shd w:val="clear" w:fill="FFFFFF"/>
+          <w:lang w:val="en-US" w:eastAsia="zh-CN" w:bidi="ar"/>
+        </w:rPr>
+        <w:t>阁下，共鸣石至今还未完成充能呢。</w:t>
+      </w:r>
+    </w:p>
+    <w:p>
+      <w:pPr>
+        <w:ind w:firstLine="420" w:firstLineChars="0"/>
+        <w:rPr>
+          <w:rStyle w:val="8"/>
+          <w:rFonts w:hint="eastAsia" w:ascii="宋体" w:hAnsi="宋体" w:eastAsia="宋体" w:cs="宋体"/>
+          <w:b w:val="0"/>
+          <w:bCs w:val="0"/>
+          <w:i w:val="0"/>
+          <w:iCs w:val="0"/>
+          <w:caps w:val="0"/>
+          <w:color w:val="0F1115"/>
+          <w:spacing w:val="0"/>
+          <w:kern w:val="0"/>
+          <w:sz w:val="24"/>
+          <w:szCs w:val="24"/>
+          <w:shd w:val="clear" w:fill="FFFFFF"/>
+          <w:lang w:val="en-US" w:eastAsia="zh-CN" w:bidi="ar"/>
+        </w:rPr>
+      </w:pPr>
+      <w:r>
+        <w:rPr>
+          <w:rStyle w:val="8"/>
+          <w:rFonts w:hint="eastAsia" w:ascii="宋体" w:hAnsi="宋体" w:eastAsia="宋体" w:cs="宋体"/>
+          <w:b w:val="0"/>
+          <w:bCs w:val="0"/>
+          <w:i w:val="0"/>
+          <w:iCs w:val="0"/>
+          <w:caps w:val="0"/>
+          <w:color w:val="0F1115"/>
+          <w:spacing w:val="0"/>
+          <w:kern w:val="0"/>
+          <w:sz w:val="24"/>
+          <w:szCs w:val="24"/>
+          <w:shd w:val="clear" w:fill="FFFFFF"/>
+          <w:lang w:val="en-US" w:eastAsia="zh-CN" w:bidi="ar"/>
+        </w:rPr>
+        <w:t>-羲轮，你看这个！</w:t>
+      </w:r>
+    </w:p>
+    <w:p>
+      <w:pPr>
+        <w:ind w:firstLine="420" w:firstLineChars="0"/>
+        <w:rPr>
+          <w:rStyle w:val="8"/>
+          <w:rFonts w:hint="eastAsia" w:ascii="宋体" w:hAnsi="宋体" w:eastAsia="宋体" w:cs="宋体"/>
+          <w:b w:val="0"/>
+          <w:bCs w:val="0"/>
+          <w:i w:val="0"/>
+          <w:iCs w:val="0"/>
+          <w:caps w:val="0"/>
+          <w:color w:val="0F1115"/>
+          <w:spacing w:val="0"/>
+          <w:kern w:val="0"/>
+          <w:sz w:val="24"/>
+          <w:szCs w:val="24"/>
+          <w:shd w:val="clear" w:fill="FFFFFF"/>
+          <w:lang w:val="en-US" w:eastAsia="zh-CN" w:bidi="ar"/>
+        </w:rPr>
+      </w:pPr>
+      <w:r>
+        <w:rPr>
+          <w:rStyle w:val="8"/>
+          <w:rFonts w:hint="eastAsia" w:ascii="宋体" w:hAnsi="宋体" w:eastAsia="宋体" w:cs="宋体"/>
+          <w:b w:val="0"/>
+          <w:bCs w:val="0"/>
+          <w:i w:val="0"/>
+          <w:iCs w:val="0"/>
+          <w:caps w:val="0"/>
+          <w:color w:val="0F1115"/>
+          <w:spacing w:val="0"/>
+          <w:kern w:val="0"/>
+          <w:sz w:val="24"/>
+          <w:szCs w:val="24"/>
+          <w:shd w:val="clear" w:fill="FFFFFF"/>
+          <w:lang w:val="en-US" w:eastAsia="zh-CN" w:bidi="ar"/>
+        </w:rPr>
+        <w:t>这是</w:t>
+      </w:r>
+      <w:r>
+        <w:rPr>
+          <w:rStyle w:val="8"/>
+          <w:rFonts w:hint="default" w:ascii="宋体" w:hAnsi="宋体" w:eastAsia="宋体" w:cs="宋体"/>
+          <w:b w:val="0"/>
+          <w:bCs w:val="0"/>
+          <w:i w:val="0"/>
+          <w:iCs w:val="0"/>
+          <w:caps w:val="0"/>
+          <w:color w:val="0F1115"/>
+          <w:spacing w:val="0"/>
+          <w:kern w:val="0"/>
+          <w:sz w:val="24"/>
+          <w:szCs w:val="24"/>
+          <w:shd w:val="clear" w:fill="FFFFFF"/>
+          <w:lang w:val="en-US" w:eastAsia="zh-CN" w:bidi="ar"/>
+        </w:rPr>
+        <w:t>...魂兮</w:t>
+      </w:r>
+      <w:r>
+        <w:rPr>
+          <w:rStyle w:val="8"/>
+          <w:rFonts w:hint="eastAsia" w:ascii="宋体" w:hAnsi="宋体" w:eastAsia="宋体" w:cs="宋体"/>
+          <w:b w:val="0"/>
+          <w:bCs w:val="0"/>
+          <w:i w:val="0"/>
+          <w:iCs w:val="0"/>
+          <w:caps w:val="0"/>
+          <w:color w:val="0F1115"/>
+          <w:spacing w:val="0"/>
+          <w:kern w:val="0"/>
+          <w:sz w:val="24"/>
+          <w:szCs w:val="24"/>
+          <w:shd w:val="clear" w:fill="FFFFFF"/>
+          <w:lang w:val="en-US" w:eastAsia="zh-CN" w:bidi="ar"/>
+        </w:rPr>
+        <w:t>？！吾这就将回响注入共鸣石之中，阁下务必取回祂的火种！</w:t>
+      </w:r>
+    </w:p>
+    <w:p>
+      <w:pPr>
+        <w:ind w:firstLine="420" w:firstLineChars="0"/>
+        <w:rPr>
+          <w:rStyle w:val="8"/>
+          <w:rFonts w:hint="default" w:ascii="宋体" w:hAnsi="宋体" w:eastAsia="宋体" w:cs="宋体"/>
+          <w:b w:val="0"/>
+          <w:bCs w:val="0"/>
+          <w:i w:val="0"/>
+          <w:iCs w:val="0"/>
+          <w:caps w:val="0"/>
+          <w:color w:val="0F1115"/>
+          <w:spacing w:val="0"/>
+          <w:kern w:val="0"/>
+          <w:sz w:val="24"/>
+          <w:szCs w:val="24"/>
+          <w:shd w:val="clear" w:fill="FFFFFF"/>
+          <w:lang w:val="en-US" w:eastAsia="zh-CN" w:bidi="ar"/>
         </w:rPr>
       </w:pPr>
       <w:bookmarkStart w:id="0" w:name="_GoBack"/>
@@ -4879,54 +5735,30 @@
     </w:p>
     <w:p>
       <w:pPr>
+        <w:rPr>
+          <w:rFonts w:hint="eastAsia"/>
+          <w:b/>
+          <w:bCs/>
+          <w:sz w:val="24"/>
+          <w:szCs w:val="24"/>
+          <w:lang w:val="en-US" w:eastAsia="zh-CN"/>
+        </w:rPr>
+      </w:pPr>
+      <w:r>
+        <w:rPr>
+          <w:rFonts w:hint="eastAsia"/>
+          <w:b/>
+          <w:bCs/>
+          <w:sz w:val="24"/>
+          <w:szCs w:val="24"/>
+          <w:lang w:val="en-US" w:eastAsia="zh-CN"/>
+        </w:rPr>
+        <w:t>船长：</w:t>
+      </w:r>
+    </w:p>
+    <w:p>
+      <w:pPr>
         <w:ind w:firstLine="420" w:firstLineChars="0"/>
-        <w:rPr>
-          <w:rFonts w:hint="default"/>
-          <w:b w:val="0"/>
-          <w:bCs w:val="0"/>
-          <w:sz w:val="24"/>
-          <w:szCs w:val="24"/>
-          <w:lang w:val="en-US" w:eastAsia="zh-CN"/>
-        </w:rPr>
-      </w:pPr>
-    </w:p>
-    <w:p>
-      <w:pPr>
-        <w:rPr>
-          <w:rFonts w:hint="eastAsia"/>
-          <w:b/>
-          <w:bCs/>
-          <w:sz w:val="24"/>
-          <w:szCs w:val="24"/>
-          <w:lang w:val="en-US" w:eastAsia="zh-CN"/>
-        </w:rPr>
-      </w:pPr>
-    </w:p>
-    <w:p>
-      <w:pPr>
-        <w:rPr>
-          <w:rFonts w:hint="eastAsia"/>
-          <w:b/>
-          <w:bCs/>
-          <w:sz w:val="24"/>
-          <w:szCs w:val="24"/>
-          <w:lang w:val="en-US" w:eastAsia="zh-CN"/>
-        </w:rPr>
-      </w:pPr>
-      <w:r>
-        <w:rPr>
-          <w:rFonts w:hint="eastAsia"/>
-          <w:b/>
-          <w:bCs/>
-          <w:sz w:val="24"/>
-          <w:szCs w:val="24"/>
-          <w:lang w:val="en-US" w:eastAsia="zh-CN"/>
-        </w:rPr>
-        <w:t>船长：</w:t>
-      </w:r>
-    </w:p>
-    <w:p>
-      <w:pPr>
         <w:rPr>
           <w:rFonts w:hint="eastAsia"/>
           <w:b w:val="0"/>
@@ -6432,7 +7264,7 @@
           <w:bottom w:val="double" w:color="auto" w:sz="4" w:space="0"/>
         </w:pBdr>
         <w:rPr>
-          <w:rFonts w:hint="eastAsia" w:ascii="宋体" w:hAnsi="宋体" w:eastAsia="宋体" w:cs="宋体"/>
+          <w:rFonts w:hint="default" w:ascii="宋体" w:hAnsi="宋体" w:eastAsia="宋体" w:cs="宋体"/>
           <w:sz w:val="21"/>
           <w:szCs w:val="21"/>
           <w:lang w:val="en-US" w:eastAsia="zh-CN"/>
@@ -6445,7 +7277,7 @@
           <w:szCs w:val="21"/>
           <w:lang w:val="en-US" w:eastAsia="zh-CN"/>
         </w:rPr>
-        <w:t>回到精神病院大门口，手上的病历，精神分裂症治好了，“我”是最听话的人格，在我主控期间服用大剂量抗精神药物，其他几个人格其实是受到药物作用而被禁锢并恶化，在魔女的引导下，其他的几个人格被“我”亲手杀死了。</w:t>
+        <w:t>回到精神病院大门口，手上的病历，精神分裂症治好了，“我”是最听话的人格，在我主控期间服用大剂量抗精神药物，其他几个人格其实是受到药物作用而被禁锢并恶化，在魔女的引导下，其他的几个人格被“我”亲手杀死了。它们的力量消散，汇集到我身上，这也是我一路变强的原因。</w:t>
       </w:r>
     </w:p>
     <w:p>

--- a/剧情.docx
+++ b/剧情.docx
@@ -9189,7 +9189,9 @@
           <w:tab w:val="left" w:pos="2674"/>
         </w:tabs>
         <w:rPr>
-          <w:sz w:val="24"/>
+          <w:rFonts w:hint="default"/>
+          <w:sz w:val="24"/>
+          <w:lang w:val="en-US"/>
         </w:rPr>
       </w:pPr>
       <w:r>
@@ -9310,7 +9312,16 @@
           <w:rFonts w:hint="eastAsia"/>
           <w:sz w:val="24"/>
         </w:rPr>
-        <w:t>逐火之旅至今，仅剩天域使徒，和虚无使徒的神之眼尚未归还</w:t>
+        <w:t>归还神之眼之旅至</w:t>
+      </w:r>
+      <w:bookmarkStart w:id="0" w:name="_GoBack"/>
+      <w:bookmarkEnd w:id="0"/>
+      <w:r>
+        <w:rPr>
+          <w:rFonts w:hint="eastAsia"/>
+          <w:sz w:val="24"/>
+        </w:rPr>
+        <w:t>今，仅剩天域使徒，和虚无使徒的神之眼尚未归还</w:t>
       </w:r>
       <w:r>
         <w:rPr>
@@ -11884,8 +11895,6 @@
         </w:rPr>
         <w:t>......</w:t>
       </w:r>
-      <w:bookmarkStart w:id="0" w:name="_GoBack"/>
-      <w:bookmarkEnd w:id="0"/>
     </w:p>
     <w:p>
       <w:pPr>
